--- a/research/TRD-EHR/paper1-trd-prediction/manuscript.docx
+++ b/research/TRD-EHR/paper1-trd-prediction/manuscript.docx
@@ -520,7 +520,7 @@
         <w:pStyle w:val="BodyText"/>
       </w:pPr>
       <w:r>
-        <w:t xml:space="preserve">The pipelines differed in information content. Narratives retained vital signs, individual medication names, index dates, sexual orientation, and finer sociodemographic categories; FEATURE included total recorded history length, which the narratives omitted. Missing vital signs were excluded from FEATURE, and no statistical imputation was used in the primary analysis. Missing categorical information was represented explicitly, although some narrative fields retained raw missing-value tokens. Encoding rules, the predictor inventory, example narratives, and the field crosswalk are provided in Multimedia Appendix 1, sections M4–M6, S6, and S11.</w:t>
+        <w:t xml:space="preserve">The pipelines differed in information content. Narratives retained vital signs, individual medication names, index dates, sexual orientation, and finer sociodemographic categories; FEATURE included total recorded history length, which the narratives omitted. Missing vital signs were excluded from FEATURE, and no statistical imputation was used in the primary analysis. Missing categorical information was represented explicitly, although some narrative fields retained raw missing-value tokens. Encoding rules, the predictor inventory, example narratives, and the field crosswalk are provided in Multimedia Appendix 1, sections M4–M6, S5, and S10.</w:t>
       </w:r>
     </w:p>
     <w:bookmarkEnd w:id="29"/>
@@ -554,7 +554,7 @@
         <w:pStyle w:val="BodyText"/>
       </w:pPr>
       <w:r>
-        <w:t xml:space="preserve">Nonparametric bootstrap resampling of test patients provided 95% CIs. Paired resampling estimated differences between representations and between original and perturbed predictions. Classifier-matched contrasts held the learner fixed. The comparison of the best model for each representation was post hoc because the leading models were identified from test performance. No equivalence margin was prespecified; a CI containing zero does not establish equivalence. Sensitivity and specificity at test-selected Youden J thresholds are reported only as descriptive analyses in Multimedia Appendix 1, section S13.</w:t>
+        <w:t xml:space="preserve">Nonparametric bootstrap resampling of test patients provided 95% CIs. Paired resampling estimated differences between representations and between original and perturbed predictions. Classifier-matched contrasts held the learner fixed. The comparison of the best model for each representation was post hoc because the leading models were identified from test performance. No equivalence margin was prespecified; a CI containing zero does not establish equivalence. Sensitivity and specificity at test-selected Youden J thresholds are reported only as descriptive analyses in Multimedia Appendix 1, section S12.</w:t>
       </w:r>
     </w:p>
     <w:bookmarkEnd w:id="30"/>
@@ -1512,7 +1512,7 @@
         <w:t xml:space="preserve"> </w:t>
       </w:r>
       <w:r>
-        <w:t xml:space="preserve">is a sharpening exponent. Plain cosine similarity is Equation 1 with raw embeddings and equal weights. The primary analysis used k = 50 and α = 5. A sweep evaluated every k from 1 to all 34,063 training patients, under α = 1, 2, and 5. Random and farthest retrieval served as negative controls. Details appear in Multimedia Appendix 1, sections M10–M12 and S7.</w:t>
+        <w:t xml:space="preserve">is a sharpening exponent. Plain cosine similarity is Equation 1 with raw embeddings and equal weights. The primary analysis used k = 50 and α = 5. A sweep evaluated every k from 1 to all 34,063 training patients, under α = 1, 2, and 5. Random and farthest retrieval served as negative controls. Details appear in Multimedia Appendix 1, sections M10–M12 and S6.</w:t>
       </w:r>
     </w:p>
     <w:p>
@@ -1566,7 +1566,7 @@
         <w:pStyle w:val="FirstParagraph"/>
       </w:pPr>
       <w:r>
-        <w:t xml:space="preserve">Of 501,718 patients in the extract, 42,579 met eligibility criteria and 7,455 (17.5%) met the TRD proxy definition. Median age was 55 years (IQR 38–70); 72.5% were female, 80.0% were recorded as White/Caucasian, and 98.9% preferred English. Outcome-positive patients more often had coded suicidality, severe depression, anxiety, insomnia, and substance use disorders (Table 1). Expanded characteristics and subgroup outcome frequencies are in Multimedia Appendix 1, section S12.</w:t>
+        <w:t xml:space="preserve">Of 501,718 patients in the extract, 42,579 met eligibility criteria and 7,455 (17.5%) met the TRD proxy definition. Median age was 55 years (IQR 38–70); 72.5% were female, 80.0% were recorded as White/Caucasian, and 98.9% preferred English. Outcome-positive patients more often had coded suicidality, severe depression, anxiety, insomnia, and substance use disorders (Table 1). Expanded characteristics and subgroup outcome frequencies are in Multimedia Appendix 1, section S11.</w:t>
       </w:r>
     </w:p>
     <w:p>
@@ -1594,7 +1594,7 @@
           <w:iCs/>
           <w:i/>
         </w:rPr>
-        <w:t xml:space="preserve">Selected cohort characteristics by TRD proxy status. Values are median (IQR) or n (%). SMD is the standardized mean difference between positive and negative groups. MDD: major depressive disorder; PTSD: posttraumatic stress disorder. Expanded characteristics appear in Multimedia Appendix 1, Table S15.</w:t>
+        <w:t xml:space="preserve">Selected cohort characteristics by TRD proxy status. Values are median (IQR) or n (%). SMD is the standardized mean difference between positive and negative groups. MDD: major depressive disorder; PTSD: posttraumatic stress disorder. Expanded characteristics appear in Multimedia Appendix 1, Table S14.</w:t>
       </w:r>
     </w:p>
     <w:tbl>
@@ -2603,7 +2603,7 @@
         <w:pStyle w:val="BodyText"/>
       </w:pPr>
       <w:r>
-        <w:t xml:space="preserve">Training and test characteristics were closely balanced (maximum absolute standardized mean difference 0.036). Weak negative correlations linked the outcome to history length, encounter count, and time from depression diagnosis to the index prescription. These descriptive checks do not exclude effects of observation or care access (Multimedia Appendix 1, sections S8–S9).</w:t>
+        <w:t xml:space="preserve">Training and test characteristics were closely balanced (maximum absolute standardized mean difference 0.036). Weak negative correlations linked the outcome to history length, encounter count, and time from depression diagnosis to the index prescription. These descriptive checks do not exclude effects of observation or care access (Multimedia Appendix 1, sections S7–S8).</w:t>
       </w:r>
     </w:p>
     <w:bookmarkEnd w:id="34"/>
@@ -3261,7 +3261,7 @@
         <w:pStyle w:val="BodyText"/>
       </w:pPr>
       <w:r>
-        <w:t xml:space="preserve">AUPRC was 0.302 for embedded logistic regression and 0.298 for feature-vector XGBoost, compared with the cohort’s positive-rate reference of 0.175. Brier scores were 0.137 and 0.138, respectively. Calibration varied by model and method of assessment; the individual-level logistic calibration slope for embedded logistic regression was 0.97. Full calibration summaries, precision–recall curves, and descriptive operating points appear in Multimedia Appendix 1, sections S3–S4, S10, and S13.</w:t>
+        <w:t xml:space="preserve">AUPRC was 0.302 for embedded logistic regression and 0.298 for feature-vector XGBoost, compared with the cohort’s positive-rate reference of 0.175. Brier scores were 0.137 and 0.138, respectively. Calibration varied by model and method of assessment; the individual-level logistic calibration slope for embedded logistic regression was 0.97. Full calibration summaries, precision–recall curves, and descriptive operating points appear in Multimedia Appendix 1, sections S2–S3, S9, and S12.</w:t>
       </w:r>
     </w:p>
     <w:bookmarkEnd w:id="36"/>
@@ -3722,7 +3722,7 @@
         <w:pStyle w:val="BodyText"/>
       </w:pPr>
       <w:r>
-        <w:t xml:space="preserve">Logistic regression was the strongest embedded classifier for all 4 encoders, with ROC AUCs ranging from 0.645 to 0.657. Psychiatric history and medication burden remained the largest contributors across encoders: permutation reduced logistic-regression ROC AUC by 0.027–0.030 and 0.022–0.034, respectively (Figure 3). Feature-vector coefficient rankings also emphasized psychiatric burden, including suicidality, severe depression coding, insomnia, and anxiety. Detailed importance, dimensionality, and encoder analyses are in Multimedia Appendix 1, sections S2, S5, and S13.</w:t>
+        <w:t xml:space="preserve">Logistic regression was the strongest embedded classifier for all 4 encoders, with ROC AUCs ranging from 0.645 to 0.657. Psychiatric history and medication burden remained the largest contributors across encoders: permutation reduced logistic-regression ROC AUC by 0.027–0.030 and 0.022–0.034, respectively (Figure 3). Feature-vector coefficient rankings also emphasized psychiatric burden, including suicidality, severe depression coding, insomnia, and anxiety. Detailed importance, dimensionality, and encoder analyses are in Multimedia Appendix 1, sections S1, S4, and S12.</w:t>
       </w:r>
     </w:p>
     <w:p>
@@ -3797,7 +3797,7 @@
           <w:iCs/>
           <w:i/>
         </w:rPr>
-        <w:t xml:space="preserve">Encoder robustness for embedded logistic regression. A: ROC AUC with bootstrap 95% CIs. B: change in ROC AUC after permutation of psychiatric history or medication burden, with paired bootstrap 95% CIs. Encoders are bge-small-en-v1.5, bge-en-icl, Qwen3-Embedding-4B, and Qwen3-Embedding-8B. Complete encoder estimates appear in Multimedia Appendix 1, Table S16.</w:t>
+        <w:t xml:space="preserve">Encoder robustness for embedded logistic regression. A: ROC AUC with bootstrap 95% CIs. B: change in ROC AUC after permutation of psychiatric history or medication burden, with paired bootstrap 95% CIs. Encoders are bge-small-en-v1.5, bge-en-icl, Qwen3-Embedding-4B, and Qwen3-Embedding-8B. Complete encoder estimates appear in Multimedia Appendix 1, Table S15.</w:t>
       </w:r>
     </w:p>
     <w:bookmarkEnd w:id="38"/>
@@ -3815,7 +3815,7 @@
         <w:pStyle w:val="FirstParagraph"/>
       </w:pPr>
       <w:r>
-        <w:t xml:space="preserve">At k = 50, plain cosine retrieval achieved an ROC AUC of 0.594 (95% CI 0.578–0.610). Random retrieval yielded 0.499 and farthest retrieval 0.432. Neighborhood size mattered more than the similarity metric (Figure 4). Discrimination rose with k and was flat from roughly 300 neighbors onward. At its best k, importance-weighted retrieval reached 0.625 (95% CI 0.610–0.641) and plain cosine 0.618 (95% CI 0.602–0.634). The paired difference between the 2 metrics was 0.007 (95% CI −0.001 to 0.014). The best retrieval result over every k and exponent was still lower than feature-vector XGBoost by 0.024 (95% CI 0.012–0.036) and lower than embedded logistic regression by 0.032 (95% CI 0.022–0.043). Because the best k was chosen on test patients, these maxima are optimistic. Using all 34,063 training patients as neighbors, with no k chosen, gave 0.624 (Multimedia Appendix 1, section S7).</w:t>
+        <w:t xml:space="preserve">At k = 50, plain cosine retrieval achieved an ROC AUC of 0.594 (95% CI 0.578–0.610). Random retrieval yielded 0.499 and farthest retrieval 0.432. Neighborhood size mattered more than the similarity metric (Figure 4). Discrimination rose with k and was flat from roughly 300 neighbors onward. At its best k, importance-weighted retrieval reached 0.625 (95% CI 0.610–0.641) and plain cosine 0.618 (95% CI 0.602–0.634). The paired difference between the 2 metrics was 0.007 (95% CI −0.001 to 0.014). The best retrieval result over every k and exponent was still lower than feature-vector XGBoost by 0.024 (95% CI 0.012–0.036) and lower than embedded logistic regression by 0.032 (95% CI 0.022–0.043). Because the best k was chosen on test patients, these maxima are optimistic. Using all 34,063 training patients as neighbors, with no k chosen, gave 0.624 (Multimedia Appendix 1, section S6).</w:t>
       </w:r>
     </w:p>
     <w:p>
@@ -3898,7 +3898,7 @@
         <w:pStyle w:val="BodyText"/>
       </w:pPr>
       <w:r>
-        <w:t xml:space="preserve">Of 240 subgroup contrasts, 24 survived multiplicity adjustment; 19 involved depression recurrence. Discrimination was higher with recurrent coding in all 10 models contrasted and lower with single-episode coding in 9. Performance was lower among never-married patients for 2 embedded classifiers and importance-weighted retrieval, and among patients aged 18–29 for feature-vector XGBoost. Plain cosine retrieval discriminated better in patients with severe coding. Sex contrasts did not show clear differences. White-minus-non-White ROC AUC differences were consistently positive (0.005–0.052), but none survived adjustment. For feature-vector logistic regression, individual-level calibration slopes were 0.98 in White patients and 0.79 in patients with other recorded racial categories. These findings do not establish equitable performance (Multimedia Appendix 1, section S10).</w:t>
+        <w:t xml:space="preserve">Of 240 subgroup contrasts, 24 survived multiplicity adjustment; 19 involved depression recurrence. Discrimination was higher with recurrent coding in all 10 models contrasted and lower with single-episode coding in 9. Performance was lower among never-married patients for 2 embedded classifiers and importance-weighted retrieval, and among patients aged 18–29 for feature-vector XGBoost. Plain cosine retrieval discriminated better in patients with severe coding. Sex contrasts did not show clear differences. White-minus-non-White ROC AUC differences were consistently positive (0.005–0.052), but none survived adjustment. For feature-vector logistic regression, individual-level calibration slopes were 0.98 in White patients and 0.79 in patients with other recorded racial categories. These findings do not establish equitable performance (Multimedia Appendix 1, section S9).</w:t>
       </w:r>
     </w:p>
     <w:bookmarkEnd w:id="40"/>
@@ -4257,7 +4257,7 @@
         <w:pStyle w:val="BodyText"/>
       </w:pPr>
       <w:r>
-        <w:t xml:space="preserve">3. Al-Harbi KS. Treatment-resistant depression: therapeutic trends, challenges, and future directions. Patient Prefer Adherence. 2012;6:369-388. doi:10.2147/PPA.S29716.</w:t>
+        <w:t xml:space="preserve">3. Al-Harbi KS. Treatment-resistant depression: therapeutic trends, challenges, and future directions. Patient Prefer Adherence. 2012;6:369-388. doi:10.2147/PPA.S29715.</w:t>
       </w:r>
     </w:p>
     <w:p>
@@ -4289,7 +4289,7 @@
         <w:pStyle w:val="BodyText"/>
       </w:pPr>
       <w:r>
-        <w:t xml:space="preserve">7. Chekroud AM, Zotti RJ, Shehzad Z, Gueorguieva R, Johnson MK, Trivedi MH, et al. Cross-trial prediction of treatment outcome in depression: a machine learning approach. Lancet Psychiatry. 2016;3(3):243-250. doi:10.1016/S2215-0366(15)00471-X.</w:t>
+        <w:t xml:space="preserve">7. Chekroud AM, Zotti RJ, Shehzad Z, Gueorguieva R, Johnson MK, Trivedi MH, et al. Cross-trial prediction of treatment outcome in depression: a machine learning approach. Lancet Psychiatry. 2016;3(3):243-250. doi:10.1016/S2214-0366(15)00471-X.</w:t>
       </w:r>
     </w:p>
     <w:p>

--- a/research/TRD-EHR/paper1-trd-prediction/manuscript.docx
+++ b/research/TRD-EHR/paper1-trd-prediction/manuscript.docx
@@ -468,7 +468,7 @@
         <w:pStyle w:val="BodyText"/>
       </w:pPr>
       <w:r>
-        <w:t xml:space="preserve">The outcome did not verify inadequate response to 2 adequate trials. Standardized symptom response was unavailable, and dose and duration adequacy were not established for the counted treatments. Switching could reflect nonresponse, intolerance, preference, access, or prescribing practice. The label was not validated by chart review or symptom measures (Multimedia Appendix 1, section M3). We use</w:t>
+        <w:t xml:space="preserve">The outcome did not verify inadequate response to 2 adequate trials. Standardized symptom response was unavailable, and dose and duration adequacy were not established for the counted treatments. Switching could reflect nonresponse, intolerance, preference, access, or prescribing practice. Access to depression treatment differs across racial and ethnic groups in the United States, so the label can record unequal access as if it were clinical signal (Multimedia Appendix 1, section M3). The label was not validated by chart review or symptom measures (Multimedia Appendix 1, section M3). We use</w:t>
       </w:r>
       <w:r>
         <w:t xml:space="preserve"> </w:t>
@@ -538,7 +538,7 @@
         <w:pStyle w:val="FirstParagraph"/>
       </w:pPr>
       <w:r>
-        <w:t xml:space="preserve">All models used one stratified 80:20 split: 34,063 training patients, including 5,964 outcome-positive patients, and 8,516 test patients, including 1,491 outcome-positive patients. We fitted logistic regression, random forest, gradient boosting, and XGBoost to each representation. Five-fold cross-validated grid search optimized ROC AUC within the training set. Scaling and category encoding were fitted within each training fold; the selected pipeline was then refitted on all training patients and applied to the test set. Tuning grids were identical across representations for each classifier (Multimedia Appendix 1, sections M7–M9).</w:t>
+        <w:t xml:space="preserve">All models used one stratified 80:20 split: 34,063 training patients, including 5,964 outcome-positive patients, and 8,516 test patients, including 1,491 outcome-positive patients. We fitted logistic regression, random forest, gradient boosting, and XGBoost to each representation. Five-fold cross-validated grid search optimized ROC AUC within the training set. No resampling, class weighting, or other class-imbalance method was used. Scaling and category encoding were fitted within each training fold; the selected pipeline was then refitted on all training patients and applied to the test set. Tuning grids were identical across representations for each classifier (Multimedia Appendix 1, sections M7–M9).</w:t>
       </w:r>
     </w:p>
     <w:p>
@@ -3994,7 +3994,7 @@
         <w:pStyle w:val="BodyText"/>
       </w:pPr>
       <w:r>
-        <w:t xml:space="preserve">There are several noteworthy limitations. Temporal separation of predictors and outcome reduces direct leakage from future treatment history. However, it does not necessarily remove selection or observation bias. Eligibility required subsequent follow-up, the source extract excluded patients recorded as deceased at extraction, and care outside the system could be missed. The single-system, depression-enriched sample and random internal validation also limit transportability and the interpretation of absolute risk.</w:t>
+        <w:t xml:space="preserve">There are several noteworthy limitations. Both representations were built from the same predictors, selected by hand before either pipeline existed, and the narratives are a fixed template over that selection. The comparison is therefore between two encodings of curated fields. It does not show what an encoder would do with an unselected record. Temporal separation of predictors and outcome reduces direct leakage from future treatment history. However, it does not necessarily remove selection or observation bias. Eligibility required subsequent follow-up, the source extract excluded patients recorded as deceased at extraction, and care outside the system could be missed. The single-system, depression-enriched sample and random internal validation also limit transportability and the interpretation of absolute risk.</w:t>
       </w:r>
     </w:p>
     <w:p>

--- a/research/TRD-EHR/paper1-trd-prediction/manuscript.docx
+++ b/research/TRD-EHR/paper1-trd-prediction/manuscript.docx
@@ -230,7 +230,7 @@
         <w:t xml:space="preserve"> </w:t>
       </w:r>
       <w:r>
-        <w:t xml:space="preserve">The outcome occurred in 7,455 patients (17.5%). In 8,516 test patients, embedded logistic regression achieved a receiver operating characteristic area under the curve (ROC AUC) of 0.657 (95% CI 0.643–0.672), compared with 0.649 (95% CI 0.634–0.664) for feature-vector XGBoost. The post hoc difference between these leading models was 0.008 (95% CI −0.003 to 0.019). Embeddings improved logistic regression by 0.028 ROC AUC but reduced discrimination for the 3 tree ensembles by 0.013–0.022. Embedded logistic regression achieved ROC AUCs of 0.645–0.657 across encoders. Permuting psychiatric history produced the largest discrimination loss for the primary encoder (0.024–0.028 across classifiers); medication burden and prior treatment exposure also contributed. Permuting race/ethnicity or recorded social determinants changed ROC AUC by no more than 0.003. Nearest-neighbor retrieval over the embedding stayed below both leading classifiers at every neighborhood size tested; its best ROC AUC was 0.625 (95% CI 0.610–0.641).</w:t>
+        <w:t xml:space="preserve">The outcome occurred in 7,455 patients (17.5%). In 8,516 test patients, embedded logistic regression achieved a receiver operating characteristic area under the curve (ROC AUC) of 0.657 (95% CI 0.643–0.672), compared with 0.649 (95% CI 0.634–0.664) for feature-vector XGBoost. The post hoc difference between these leading models was 0.008 (95% CI −0.003 to 0.019). Embeddings improved logistic regression by 0.028 ROC AUC but reduced discrimination for the 3 tree ensembles by 0.013–0.022. Embedded logistic regression achieved ROC AUCs of 0.645–0.657 across encoders. Permuting psychiatric history produced the largest discrimination loss for the primary encoder (0.024–0.028 across classifiers); medication burden and prior treatment exposure also contributed. Permuting race/ethnicity or recorded social determinants changed ROC AUC by no more than 0.003. Nearest-neighbor retrieval over the embedding stayed below both leading classifiers at every neighborhood size tested. Its best ROC AUC was 0.625 (95% CI 0.610–0.641), at a neighborhood size chosen on the test patients, against 0.500 (0.484–0.515) for randomly chosen neighbors.</w:t>
       </w:r>
     </w:p>
     <w:p>
@@ -248,7 +248,7 @@
         <w:t xml:space="preserve"> </w:t>
       </w:r>
       <w:r>
-        <w:t xml:space="preserve">Narrative embeddings did not demonstrate superior discrimination over the strongest structured feature model for this treatment-switching proxy. Performance depended on the classifier, and neither pipeline established clinical utility. These findings support structured features as a practical benchmark and prioritize validation of the outcome, transportability, and clinical value before deployment.</w:t>
+        <w:t xml:space="preserve">Narrative embeddings did not demonstrate superior discrimination over the strongest structured feature model for this treatment-switching proxy. Performance depended on the classifier, and neither pipeline established clinical utility. These findings support structured features as a practical benchmark. Before either pipeline is used in care, 3 things need testing: whether the switching label reflects true treatment resistance, whether the models work in other health systems, and whether their predictions improve clinical decisions.</w:t>
       </w:r>
     </w:p>
     <w:p>
@@ -282,7 +282,7 @@
         <w:pStyle w:val="BodyText"/>
       </w:pPr>
       <w:r>
-        <w:t xml:space="preserve">Electronic health records (EHRs) offer longitudinal information on diagnoses, prescribing, and health care use. They rarely establish why a medication was changed or whether an adequate trial failed. Consequently, EHR studies often define TRD through treatment sequences. These definitions identify observable care trajectories, and changes in the rules alter both outcome frequency and cohort composition [9-11]. A model predicting repeated switching therefore requires a more limited interpretation than one predicting symptom-confirmed treatment resistance.</w:t>
+        <w:t xml:space="preserve">Electronic health records (EHRs) record diagnoses, prescribing, and health care use over time. They rarely establish why a medication was changed or whether an adequate trial failed. Consequently, EHR studies often define TRD through treatment sequences. These definitions identify observable care trajectories, and changes in the rules alter both outcome frequency and cohort composition [9-11]. A model predicting repeated switching therefore requires a more limited interpretation than one predicting symptom-confirmed treatment resistance.</w:t>
       </w:r>
     </w:p>
     <w:p>
@@ -306,7 +306,7 @@
         <w:pStyle w:val="BodyText"/>
       </w:pPr>
       <w:r>
-        <w:t xml:space="preserve">We asked whether pretrained embeddings of rule-based patient narratives improve prediction of a treatment-switching proxy for TRD beyond structured feature vectors at the index antidepressant prescription. We compared the pipelines in the same patients, using a common temporal design and test set. Secondary analyses examined whether performance depended on the classifier or encoder, which clinical domains contributed, and whether embedding similarity supported prediction. The comparison concerns complete representation pipelines because their field inventories were not identical.</w:t>
+        <w:t xml:space="preserve">We asked whether pretrained embeddings of rule-based patient narratives improve prediction of a treatment-switching proxy for TRD beyond structured feature vectors at the index antidepressant prescription. We compared the pipelines in the same patients, using a common temporal design and test set. Secondary analyses examined whether performance depended on the classifier or encoder, which clinical domains contributed, and whether embedding similarity supported prediction.</w:t>
       </w:r>
     </w:p>
     <w:bookmarkEnd w:id="24"/>
@@ -333,7 +333,7 @@
         <w:pStyle w:val="FirstParagraph"/>
       </w:pPr>
       <w:r>
-        <w:t xml:space="preserve">We conducted a retrospective cohort study using a frozen, deidentified Epic EHR extract from Saint Francis Health System in Tulsa, Oklahoma. The extract contained 501,718 patients and included diagnoses, encounters, medications, procedures, and laboratory data. Patients with a problem-list depression flag were retained, together with a random sample without that flag. The resulting sample was enriched for depression and does not represent health-system prevalence. Encounter-level diagnoses determined study eligibility; 12,530 eligible patients (29.4%) entered through the randomly sampled group.</w:t>
+        <w:t xml:space="preserve">We conducted a retrospective cohort study using a frozen, deidentified Epic EHR extract from Saint Francis Health System in Tulsa, Oklahoma. The extract contained 501,718 patients and included diagnoses, encounters, medications, procedures, and laboratory data. The extract combined 2 groups: every patient with a depression flag on the problem list (100,420, 20.0%) and a random sample of patients without that flag (401,298, 80.0%). Eligibility was then decided from diagnoses recorded at encounters, not from the flag. Some patients in the random sample therefore qualified: 12,530 of the 42,579 eligible patients (29.4%, 95% CI 29.0–29.9) had no depression flag. Because every flagged patient was kept, the sample over-represents depression, and its outcome frequency is not the health system’s.</w:t>
       </w:r>
     </w:p>
     <w:p>
@@ -367,7 +367,7 @@
         <w:pStyle w:val="BodyText"/>
       </w:pPr>
       <w:r>
-        <w:t xml:space="preserve">The index was the earliest recorded antidepressant prescription on or after the first documented depression diagnosis. It was not necessarily the first lifetime exposure: prior antidepressant use was retained as a predictor. Index selection did not require subsequent dose adequacy, duration, response, or treatment change. Clinical content was restricted to the 730-day window ending on the index date; total recorded pre-index history length was an additional duration variable. Post-index information established follow-up eligibility and the outcome (Figure 1).</w:t>
+        <w:t xml:space="preserve">The index was the earliest recorded antidepressant prescription on or after the first documented depression diagnosis. It was not necessarily the first lifetime exposure: prior antidepressant use was retained as a predictor. The index was chosen without looking at anything after it, such as later dose, duration, response, or switching. Clinical content was restricted to the 730-day window ending on the index date; total recorded pre-index history length was an additional duration variable. Post-index information established follow-up eligibility and the outcome (Figure 1).</w:t>
       </w:r>
     </w:p>
     <w:p>
@@ -442,7 +442,7 @@
           <w:iCs/>
           <w:i/>
         </w:rPr>
-        <w:t xml:space="preserve">Prediction time and observation windows. The index is the earliest antidepressant prescription on or after the first recorded depression diagnosis. Clinical content comes from the preceding 730 days through the index date. Total recorded pre-index history length is a separate duration predictor and can exceed this window. The subsequent 365 days establish follow-up eligibility and the treatment-switching outcome. The 57.9% annotation describes candidate index orders, not the final cohort. EHR: electronic health record; MDD: major depressive disorder; TRD: treatment-resistant depression proxy.</w:t>
+        <w:t xml:space="preserve">Prediction time and observation windows. The index is the earliest antidepressant prescription on or after the first recorded depression diagnosis. Clinical content comes from the preceding 730 days through the index date. Total recorded pre-index history length is a separate duration predictor and can exceed this window. The subsequent 365 days establish follow-up eligibility and the treatment-switching outcome. For 25,645 of the 42,579 patients (60.2%, 95% CI 59.8–60.7), the index prescription was written on the same day as the first depression diagnosis. EHR: electronic health record; MDD: major depressive disorder; TRD: treatment-resistant depression proxy.</w:t>
       </w:r>
     </w:p>
     <w:bookmarkEnd w:id="27"/>
@@ -468,7 +468,7 @@
         <w:pStyle w:val="BodyText"/>
       </w:pPr>
       <w:r>
-        <w:t xml:space="preserve">The outcome did not verify inadequate response to 2 adequate trials. Standardized symptom response was unavailable, and dose and duration adequacy were not established for the counted treatments. Switching could reflect nonresponse, intolerance, preference, access, or prescribing practice. Access to depression treatment differs across racial and ethnic groups in the United States, so the label can record unequal access as if it were clinical signal (Multimedia Appendix 1, section M3). The label was not validated by chart review or symptom measures (Multimedia Appendix 1, section M3). We use</w:t>
+        <w:t xml:space="preserve">The outcome did not verify inadequate response to 2 adequate trials. No symptom rating scale, such as the PHQ-9, was available to show whether a patient improved. We also could not tell whether each counted treatment was given at an adequate dose for long enough. Switching could reflect nonresponse, intolerance, preference, access, or prescribing practice. Switching also depends on access to care, and in the United States access to depression treatment differs by race and ethnicity. A patient with poor access has fewer chances to switch, so is less likely to be labeled positive, whatever their illness. The label was not checked against charts or symptom scores (Multimedia Appendix 1, section M3). We therefore call the outcome a</w:t>
       </w:r>
       <w:r>
         <w:t xml:space="preserve"> </w:t>
@@ -486,7 +486,7 @@
         <w:t xml:space="preserve"> </w:t>
       </w:r>
       <w:r>
-        <w:t xml:space="preserve">throughout to distinguish this outcome from clinically confirmed resistance.</w:t>
+        <w:t xml:space="preserve">rather than TRD.</w:t>
       </w:r>
     </w:p>
     <w:bookmarkEnd w:id="28"/>
@@ -504,7 +504,7 @@
         <w:pStyle w:val="FirstParagraph"/>
       </w:pPr>
       <w:r>
-        <w:t xml:space="preserve">Predictor domains were selected before model fitting or examination of outcome associations. They included depression coding, psychiatric and medical comorbidity, prior treatment, medication burden, utilization, prescribing constraints, and sociodemographic characteristics [4-7]. The structured representation (FEATURE) comprised 92 encoded columns. Continuous variables were standardized, categorical variables were one-hot encoded, and binary variables were coded as 0 or 1. Prior antidepressant trial counts required at least 42 days of continuous exposure; this duration rule did not establish adequate dose.</w:t>
+        <w:t xml:space="preserve">Predictor domains were selected before model fitting or examination of outcome associations. They included depression coding, psychiatric and medical comorbidity, prior treatment, medication burden, utilization, prescribing constraints, and sociodemographic characteristics [4-7]. The structured representation (FEATURE) comprised 92 encoded columns. Continuous variables were standardized, categorical variables were one-hot encoded, and binary variables were coded as 0 or 1. A prior antidepressant trial was counted when the patient was on the drug for at least 42 continuous days. The rule counts time on the drug only, not dose.</w:t>
       </w:r>
     </w:p>
     <w:p>
@@ -538,23 +538,23 @@
         <w:pStyle w:val="FirstParagraph"/>
       </w:pPr>
       <w:r>
-        <w:t xml:space="preserve">All models used one stratified 80:20 split: 34,063 training patients, including 5,964 outcome-positive patients, and 8,516 test patients, including 1,491 outcome-positive patients. We fitted logistic regression, random forest, gradient boosting, and XGBoost to each representation. Five-fold cross-validated grid search optimized ROC AUC within the training set. No resampling, class weighting, or other class-imbalance method was used. Scaling and category encoding were fitted within each training fold; the selected pipeline was then refitted on all training patients and applied to the test set. Tuning grids were identical across representations for each classifier (Multimedia Appendix 1, sections M7–M9).</w:t>
-      </w:r>
-    </w:p>
-    <w:p>
-      <w:pPr>
-        <w:pStyle w:val="BodyText"/>
-      </w:pPr>
-      <w:r>
-        <w:t xml:space="preserve">We assessed ROC AUC, area under the precision–recall curve (AUPRC), Brier score, and calibration. The supplementary calibration-curve summaries use slopes and intercepts fitted to binned probabilities; the subgroup analyses separately report logistic calibration slopes based on individual predicted probabilities. These quantities are distinguished because they are not interchangeable. All calibration estimates concern this enriched cohort.</w:t>
-      </w:r>
-    </w:p>
-    <w:p>
-      <w:pPr>
-        <w:pStyle w:val="BodyText"/>
-      </w:pPr>
-      <w:r>
-        <w:t xml:space="preserve">Nonparametric bootstrap resampling of test patients provided 95% CIs. Paired resampling estimated differences between representations and between original and perturbed predictions. Classifier-matched contrasts held the learner fixed. The comparison of the best model for each representation was post hoc because the leading models were identified from test performance. No equivalence margin was prespecified; a CI containing zero does not establish equivalence. Sensitivity and specificity at test-selected Youden J thresholds are reported only as descriptive analyses in Multimedia Appendix 1, section S12.</w:t>
+        <w:t xml:space="preserve">All models used one stratified 80:20 split: 34,063 training patients, including 5,964 outcome-positive patients, and 8,516 test patients, including 1,491 outcome-positive patients. We fitted logistic regression, random forest, gradient boosting, and XGBoost to each representation. Five-fold cross-validated grid search optimized ROC AUC within the training set. No resampling, class weighting, or other class-imbalance method was used. Scaling and category encoding were fitted within each training fold; the selected pipeline was then refitted on all training patients and applied to the test set. Each classifier searched the same hyperparameter grid for both representations, and the best setting was chosen separately for each, so the selected hyperparameters could differ (Multimedia Appendix 1, sections M7–M9).</w:t>
+      </w:r>
+    </w:p>
+    <w:p>
+      <w:pPr>
+        <w:pStyle w:val="BodyText"/>
+      </w:pPr>
+      <w:r>
+        <w:t xml:space="preserve">We assessed ROC AUC, area under the precision–recall curve (AUPRC), Brier score, and calibration. All calibration estimates concern this enriched cohort.</w:t>
+      </w:r>
+    </w:p>
+    <w:p>
+      <w:pPr>
+        <w:pStyle w:val="BodyText"/>
+      </w:pPr>
+      <w:r>
+        <w:t xml:space="preserve">95% CIs came from resampling the test patients with replacement (the bootstrap). A difference between 2 models used the same resampled patients for both, which is called a paired bootstrap. We compared the representations in 2 ways. First, each classifier on embeddings was compared with the same classifier on feature vectors. Second, the best embedded model was compared with the best feature-vector model. Those 2 models were picked after seeing their test results, so the second comparison was not planned in advance. We set no margin for calling 2 models equivalent, so an interval that includes zero means no difference was found, not that the models are the same. Sensitivity and specificity at the threshold that maximized their sum in the test patients are given in Multimedia Appendix 1, section S12, as descriptions only.</w:t>
       </w:r>
     </w:p>
     <w:bookmarkEnd w:id="30"/>
@@ -1512,7 +1512,7 @@
         <w:t xml:space="preserve"> </w:t>
       </w:r>
       <w:r>
-        <w:t xml:space="preserve">is a sharpening exponent. Plain cosine similarity is Equation 1 with raw embeddings and equal weights. The primary analysis used k = 50 and α = 5. A sweep evaluated every k from 1 to all 34,063 training patients, under α = 1, 2, and 5. Random and farthest retrieval served as negative controls. Details appear in Multimedia Appendix 1, sections M10–M12 and S6.</w:t>
+        <w:t xml:space="preserve">is a sharpening exponent. Plain cosine similarity is Equation 1 with raw embeddings and equal weights. We scored every k from 1 to all 34,063 training patients, under α = 1, 2, and 5. Each similarity metric was reported at its best k, the k with the highest ROC AUC in the test patients. Because k was chosen on the test patients, these values are optimistic. As a floor, random retrieval averaged the outcomes of k training patients drawn at random, with equal weights. It was scored at the same k in 1,000 seeded draws, and its interval is the 2.5th to 97.5th percentile across draws. Farthest retrieval, which averaged the 50 least similar patients, was a second negative control. Details appear in Multimedia Appendix 1, sections M10–M12 and S6.</w:t>
       </w:r>
     </w:p>
     <w:p>
@@ -3815,7 +3815,7 @@
         <w:pStyle w:val="FirstParagraph"/>
       </w:pPr>
       <w:r>
-        <w:t xml:space="preserve">At k = 50, plain cosine retrieval achieved an ROC AUC of 0.594 (95% CI 0.578–0.610). Random retrieval yielded 0.499 and farthest retrieval 0.432. Neighborhood size mattered more than the similarity metric (Figure 4). Discrimination rose with k and was flat from roughly 300 neighbors onward. At its best k, importance-weighted retrieval reached 0.625 (95% CI 0.610–0.641) and plain cosine 0.618 (95% CI 0.602–0.634). The paired difference between the 2 metrics was 0.007 (95% CI −0.001 to 0.014). The best retrieval result over every k and exponent was still lower than feature-vector XGBoost by 0.024 (95% CI 0.012–0.036) and lower than embedded logistic regression by 0.032 (95% CI 0.022–0.043). Because the best k was chosen on test patients, these maxima are optimistic. Using all 34,063 training patients as neighbors, with no k chosen, gave 0.624 (Multimedia Appendix 1, section S6).</w:t>
+        <w:t xml:space="preserve">Random retrieval stayed at chance at every k: at its best k, 32,720, it reached 0.500 (2.5th–97.5th percentile across draws 0.484–0.515). Farthest retrieval yielded 0.432 (95% CI 0.416–0.449). Neighborhood size mattered more than the similarity metric (Figure 4). Discrimination rose with k and was flat from roughly 300 neighbors onward. At its best k, importance-weighted retrieval reached 0.625 (95% CI 0.610–0.641) at k = 295, and plain cosine 0.618 (95% CI 0.602–0.634) at k = 757. They exceeded random retrieval by 0.125 (95% CI 0.103–0.147) and 0.118 (95% CI 0.096–0.140), respectively. The paired difference between the 2 metrics was 0.007 (95% CI −0.001 to 0.014). The best retrieval result over every k and exponent, 0.625 (95% CI 0.610–0.640), was still lower than feature-vector XGBoost by 0.024 (95% CI 0.012–0.036) and lower than embedded logistic regression by 0.032 (95% CI 0.022–0.043). Because the best k was chosen on test patients, these maxima are optimistic. Using all 34,063 training patients as neighbors, with no k chosen, gave 0.624 (95% CI 0.607–0.639) for importance-weighted retrieval (Multimedia Appendix 1, section S6).</w:t>
       </w:r>
     </w:p>
     <w:p>
@@ -3825,7 +3825,7 @@
       <w:r>
         <w:drawing>
           <wp:inline>
-            <wp:extent cx="5486400" cy="3291840"/>
+            <wp:extent cx="5486400" cy="2893276"/>
             <wp:effectExtent b="0" l="0" r="0" t="0"/>
             <wp:docPr descr="" title="" id="1" name="Picture"/>
             <a:graphic>
@@ -3846,7 +3846,7 @@
                   <pic:spPr bwMode="auto">
                     <a:xfrm>
                       <a:off x="0" y="0"/>
-                      <a:ext cx="5486400" cy="3291840"/>
+                      <a:ext cx="5486400" cy="2893276"/>
                     </a:xfrm>
                     <a:prstGeom prst="rect">
                       <a:avLst/>
@@ -3890,15 +3890,15 @@
           <w:iCs/>
           <w:i/>
         </w:rPr>
-        <w:t xml:space="preserve">Retrieval discrimination by neighborhood size. ROC AUC in 8,516 test patients for importance-weighted and plain cosine retrieval at every k from 1 to 34,063, with bootstrap 95% bands. Points mark each metric’s best k. The vertical line marks k = 50, the primary analysis. Horizontal lines mark the 2 leading trained classifiers. Curves use α = 1; the maxima under α = 1, 2, and 5 agreed within 0.002.</w:t>
-      </w:r>
-    </w:p>
-    <w:p>
-      <w:pPr>
-        <w:pStyle w:val="BodyText"/>
-      </w:pPr>
-      <w:r>
-        <w:t xml:space="preserve">Of 240 subgroup contrasts, 24 survived multiplicity adjustment; 19 involved depression recurrence. Discrimination was higher with recurrent coding in all 10 models contrasted and lower with single-episode coding in 9. Performance was lower among never-married patients for 2 embedded classifiers and importance-weighted retrieval, and among patients aged 18–29 for feature-vector XGBoost. Plain cosine retrieval discriminated better in patients with severe coding. Sex contrasts did not show clear differences. White-minus-non-White ROC AUC differences were consistently positive (0.005–0.052), but none survived adjustment. For feature-vector logistic regression, individual-level calibration slopes were 0.98 in White patients and 0.79 in patients with other recorded racial categories. These findings do not establish equitable performance (Multimedia Appendix 1, section S9).</w:t>
+        <w:t xml:space="preserve">Retrieval discrimination by neighborhood size. ROC AUC in 8,516 test patients at every k from 1 to 34,063 for importance-weighted and plain cosine retrieval, with bootstrap 95% bands, and for random retrieval with uniform weights, as the mean across 1,000 draws within the 2.5th–97.5th percentile of the draws. Points mark each arm’s best k, chosen on the test patients, so the values there are optimistic; the random arm’s best k is noise. Horizontal lines mark the 2 leading trained classifiers. Curves use α = 1; the maxima under α = 1, 2, and 5 agreed within 0.002.</w:t>
+      </w:r>
+    </w:p>
+    <w:p>
+      <w:pPr>
+        <w:pStyle w:val="BodyText"/>
+      </w:pPr>
+      <w:r>
+        <w:t xml:space="preserve">Subgroup analyses scored each retrieval arm at its best k. Of 240 subgroup contrasts, 23 survived multiplicity adjustment; 19 involved depression recurrence. Discrimination was higher with recurrent coding in all 10 models contrasted and lower with single-episode coding in 9. Performance was lower among never-married patients for 2 embedded classifiers and importance-weighted retrieval, and among patients aged 18–29 for feature-vector XGBoost. Sex contrasts did not show clear differences. White-minus-non-White ROC AUC differences were consistently positive (0.005–0.046), but none survived adjustment. For feature-vector logistic regression, individual-level calibration slopes were 0.98 in White patients and 0.79 in patients with other recorded racial categories. These findings do not establish equitable performance (Multimedia Appendix 1, section S9).</w:t>
       </w:r>
     </w:p>
     <w:bookmarkEnd w:id="40"/>
@@ -3942,7 +3942,7 @@
         <w:pStyle w:val="BodyText"/>
       </w:pPr>
       <w:r>
-        <w:t xml:space="preserve">The predictive signal was concentrated in familiar aspects of clinical history. Psychiatric comorbidity, medication burden, and prior treatment contributed most to embedded discrimination, while feature-vector models highlighted related markers of illness complexity. Nearest-neighbor analyses showed that embedding proximity was associated with the outcome. Retrieval still fell short of the trained classifiers at every neighborhood size, and the number of neighbors mattered more than how similarity was weighted. Taken together, these findings suggest that embeddings reorganized useful information already recorded in the EHR; they do not demonstrate a new measure of treatment resistance.</w:t>
+        <w:t xml:space="preserve">The predictive signal was concentrated in familiar aspects of clinical history. Psychiatric comorbidity, medication burden, and prior treatment contributed most to embedded discrimination, while feature-vector models highlighted related markers of illness complexity. Nearest-neighbor analyses showed that embedding proximity was associated with the outcome: randomly chosen neighbors gave chance discrimination at every neighborhood size. Retrieval still fell short of the trained classifiers at every neighborhood size, and the number of neighbors mattered more than how similarity was weighted. Taken together, these findings suggest that embeddings reorganized useful information already recorded in the EHR; they do not demonstrate a new measure of treatment resistance.</w:t>
       </w:r>
     </w:p>
     <w:bookmarkEnd w:id="42"/>
@@ -3994,7 +3994,7 @@
         <w:pStyle w:val="BodyText"/>
       </w:pPr>
       <w:r>
-        <w:t xml:space="preserve">There are several noteworthy limitations. Both representations were built from the same predictors, selected by hand before either pipeline existed, and the narratives are a fixed template over that selection. The comparison is therefore between two encodings of curated fields. It does not show what an encoder would do with an unselected record. Temporal separation of predictors and outcome reduces direct leakage from future treatment history. However, it does not necessarily remove selection or observation bias. Eligibility required subsequent follow-up, the source extract excluded patients recorded as deceased at extraction, and care outside the system could be missed. The single-system, depression-enriched sample and random internal validation also limit transportability and the interpretation of absolute risk.</w:t>
+        <w:t xml:space="preserve">There are several noteworthy limitations. Both representations were built from the same predictors, selected by hand before either pipeline existed, and the narratives are a fixed template over that selection. The comparison is therefore between two encodings of curated fields. It does not show what an encoder would do with an unselected record. Temporal separation of predictors and outcome reduces direct leakage from future treatment history. However, it does not necessarily remove selection or observation bias. Eligibility required subsequent follow-up, the source extract excluded patients recorded as deceased at extraction, and care outside the system could be missed. The single-system, depression-enriched sample and random internal validation also limit transportability and the interpretation of absolute risk. The number of neighbors for retrieval was chosen on the test patients, so the best retrieval values are optimistic; this makes the gap to the trained classifiers, if anything, larger.</w:t>
       </w:r>
     </w:p>
     <w:p>
@@ -4129,7 +4129,7 @@
         <w:pStyle w:val="FirstParagraph"/>
       </w:pPr>
       <w:r>
-        <w:t xml:space="preserve">MF designed and implemented the analysis pipeline, performed all modeling and statistical analysis, produced the figures and tables, and wrote the manuscript. MP directed the project and supervised its scientific design and interpretation. KLF prepared the upstream clinical data, including the treatment-resistant depression labels and the antidepressant index dates that define the cohort and the outcome. RK, SS, and DP provided methodological feedback and guidance on the analysis and its interpretation throughout. All authors reviewed and approved the final manuscript.</w:t>
+        <w:t xml:space="preserve">MF designed and implemented the analysis pipeline, performed all modeling and statistical analysis, produced all figures and tables, including those in Multimedia Appendix 1, and wrote the Methods and Results. MP directed the project, supervised its scientific design and interpretation, and wrote the rest of the manuscript. KLF prepared the upstream clinical data, including the treatment-resistant depression labels and the antidepressant index dates that define the cohort and the outcome. RK, SS, and DP provided methodological feedback and guidance on the analysis and its interpretation throughout. All authors reviewed and approved the final manuscript.</w:t>
       </w:r>
     </w:p>
     <w:bookmarkEnd w:id="52"/>

--- a/research/TRD-EHR/paper1-trd-prediction/manuscript.docx
+++ b/research/TRD-EHR/paper1-trd-prediction/manuscript.docx
@@ -230,7 +230,7 @@
         <w:t xml:space="preserve"> </w:t>
       </w:r>
       <w:r>
-        <w:t xml:space="preserve">The outcome occurred in 7,455 patients (17.5%). In 8,516 test patients, embedded logistic regression achieved a receiver operating characteristic area under the curve (ROC AUC) of 0.657 (95% CI 0.643–0.672), compared with 0.649 (95% CI 0.634–0.664) for feature-vector XGBoost. The post hoc difference between these leading models was 0.008 (95% CI −0.003 to 0.019). Embeddings improved logistic regression by 0.028 ROC AUC but reduced discrimination for the 3 tree ensembles by 0.013–0.022. Embedded logistic regression achieved ROC AUCs of 0.645–0.657 across encoders. Permuting psychiatric history produced the largest discrimination loss for the primary encoder (0.024–0.028 across classifiers); medication burden and prior treatment exposure also contributed. Permuting race/ethnicity or recorded social determinants changed ROC AUC by no more than 0.003. Nearest-neighbor retrieval over the embedding stayed below both leading classifiers at every neighborhood size tested. Its best ROC AUC was 0.625 (95% CI 0.610–0.641), at a neighborhood size chosen on the test patients, against 0.500 (0.484–0.515) for randomly chosen neighbors.</w:t>
+        <w:t xml:space="preserve">The outcome occurred in 7,455 patients (17.5%, 95% CI 17.2–17.9). In 8,516 test patients, embedded logistic regression achieved a receiver operating characteristic area under the curve (ROC AUC) of 0.657 (95% CI 0.643–0.672), compared with 0.649 (95% CI 0.634–0.664) for feature-vector XGBoost. The post hoc difference between these leading models was 0.008 (95% CI −0.003 to 0.019). Embeddings improved logistic regression by 0.028 (95% CI 0.017–0.039) but reduced discrimination for the 3 tree ensembles, by 0.013 (95% CI 0.001–0.026) to 0.022 (95% CI 0.011–0.033). Across encoders, embedded logistic regression reached 0.645 (95% CI 0.629–0.660) to 0.657. Permuting psychiatric history produced the largest loss for the primary encoder, 0.024 (95% CI 0.010–0.036) to 0.028 (95% CI 0.017–0.039) across classifiers; medication burden and prior treatment exposure also contributed. Permuting race/ethnicity or recorded social determinants changed ROC AUC by no more than 0.003, and every such interval included zero. Nearest-neighbor retrieval stayed below both leading classifiers at every neighborhood size. Importance-weighted retrieval reached 0.625 (95% CI 0.610–0.641) at 295 neighbors, a size chosen on the test patients. Randomly chosen neighbors reached 0.500 (2.5th–97.5th percentile across draws 0.484–0.515).</w:t>
       </w:r>
     </w:p>
     <w:p>
@@ -377,7 +377,7 @@
       <w:r>
         <w:drawing>
           <wp:inline>
-            <wp:extent cx="5486400" cy="2518347"/>
+            <wp:extent cx="5486400" cy="2560320"/>
             <wp:effectExtent b="0" l="0" r="0" t="0"/>
             <wp:docPr descr="" title="" id="1" name="Picture"/>
             <a:graphic>
@@ -398,7 +398,7 @@
                   <pic:spPr bwMode="auto">
                     <a:xfrm>
                       <a:off x="0" y="0"/>
-                      <a:ext cx="5486400" cy="2518347"/>
+                      <a:ext cx="5486400" cy="2560320"/>
                     </a:xfrm>
                     <a:prstGeom prst="rect">
                       <a:avLst/>
@@ -1566,7 +1566,7 @@
         <w:pStyle w:val="FirstParagraph"/>
       </w:pPr>
       <w:r>
-        <w:t xml:space="preserve">Of 501,718 patients in the extract, 42,579 met eligibility criteria and 7,455 (17.5%) met the TRD proxy definition. Median age was 55 years (IQR 38–70); 72.5% were female, 80.0% were recorded as White/Caucasian, and 98.9% preferred English. Outcome-positive patients more often had coded suicidality, severe depression, anxiety, insomnia, and substance use disorders (Table 1). Expanded characteristics and subgroup outcome frequencies are in Multimedia Appendix 1, section S11.</w:t>
+        <w:t xml:space="preserve">Of 501,718 patients in the extract, 42,579 met eligibility criteria and 7,455 (17.5%, 95% CI 17.2–17.9) met the TRD proxy definition. Median age was 55 years (IQR 38–70); 72.5% were female, 80.0% were recorded as White/Caucasian, and 98.9% preferred English. Outcome-positive patients more often had coded suicidality, severe depression, anxiety, insomnia, and substance use disorders (Table 1). Expanded characteristics and subgroup outcome frequencies are in Multimedia Appendix 1, section S11.</w:t>
       </w:r>
     </w:p>
     <w:p>
@@ -2649,16 +2649,22 @@
           <w:iCs/>
           <w:i/>
         </w:rPr>
-        <w:t xml:space="preserve">Discrimination and Brier score in 8,516 test patients for all primary model combinations. AUPRC: area under the precision–recall curve; ROC AUC: area under the receiver operating characteristic curve. The positive-rate reference for AUPRC is 0.175. EMBEDDED uses Qwen3-Embedding-8B; FEATURE uses 92 structured columns.</w:t>
+        <w:t xml:space="preserve">Discrimination and Brier score in 8,516 test patients for all primary model combinations, with bootstrap 95% CIs. AUPRC: area under the precision–recall curve; ROC AUC: area under the receiver operating characteristic curve. The positive-rate reference for AUPRC is 0.175 (95% CI 0.167–0.183), the test patients’ outcome rate. EMBEDDED uses Qwen3-Embedding-8B; FEATURE uses 92 structured columns.</w:t>
       </w:r>
     </w:p>
     <w:tbl>
       <w:tblPr>
         <w:tblStyle w:val="Table"/>
-        <w:tblW w:type="pct" w:w="0.0"/>
+        <w:tblW w:type="pct" w:w="5000.0"/>
         <w:tblLook w:firstRow="1" w:lastRow="0" w:firstColumn="0" w:lastColumn="0" w:noHBand="0" w:noVBand="0" w:val="0020"/>
       </w:tblPr>
-      <w:tblGrid/>
+      <w:tblGrid>
+        <w:gridCol w:w="833"/>
+        <w:gridCol w:w="1584"/>
+        <w:gridCol w:w="1834"/>
+        <w:gridCol w:w="1834"/>
+        <w:gridCol w:w="1834"/>
+      </w:tblGrid>
       <w:tr>
         <w:tc>
           <w:p>
@@ -2667,6 +2673,10 @@
               <w:jc w:val="left"/>
             </w:pPr>
             <w:r>
+              <w:rPr>
+                <w:bCs/>
+                <w:b/>
+              </w:rPr>
               <w:t xml:space="preserve">Representation</w:t>
             </w:r>
           </w:p>
@@ -2678,6 +2688,10 @@
               <w:jc w:val="left"/>
             </w:pPr>
             <w:r>
+              <w:rPr>
+                <w:bCs/>
+                <w:b/>
+              </w:rPr>
               <w:t xml:space="preserve">Classifier</w:t>
             </w:r>
           </w:p>
@@ -2689,6 +2703,10 @@
               <w:jc w:val="left"/>
             </w:pPr>
             <w:r>
+              <w:rPr>
+                <w:bCs/>
+                <w:b/>
+              </w:rPr>
               <w:t xml:space="preserve">ROC AUC (95% CI)</w:t>
             </w:r>
           </w:p>
@@ -2700,18 +2718,26 @@
               <w:jc w:val="left"/>
             </w:pPr>
             <w:r>
-              <w:t xml:space="preserve">AUPRC</w:t>
-            </w:r>
-          </w:p>
-        </w:tc>
-        <w:tc>
-          <w:p>
-            <w:pPr>
-              <w:pStyle w:val="Compact"/>
-              <w:jc w:val="left"/>
-            </w:pPr>
-            <w:r>
-              <w:t xml:space="preserve">Brier score</w:t>
+              <w:rPr>
+                <w:bCs/>
+                <w:b/>
+              </w:rPr>
+              <w:t xml:space="preserve">AUPRC (95% CI)</w:t>
+            </w:r>
+          </w:p>
+        </w:tc>
+        <w:tc>
+          <w:p>
+            <w:pPr>
+              <w:pStyle w:val="Compact"/>
+              <w:jc w:val="left"/>
+            </w:pPr>
+            <w:r>
+              <w:rPr>
+                <w:bCs/>
+                <w:b/>
+              </w:rPr>
+              <w:t xml:space="preserve">Brier score (95% CI)</w:t>
             </w:r>
           </w:p>
         </w:tc>
@@ -2757,18 +2783,18 @@
               <w:jc w:val="left"/>
             </w:pPr>
             <w:r>
-              <w:t xml:space="preserve">0.302</w:t>
-            </w:r>
-          </w:p>
-        </w:tc>
-        <w:tc>
-          <w:p>
-            <w:pPr>
-              <w:pStyle w:val="Compact"/>
-              <w:jc w:val="left"/>
-            </w:pPr>
-            <w:r>
-              <w:t xml:space="preserve">0.137</w:t>
+              <w:t xml:space="preserve">0.302 (0.281–0.325)</w:t>
+            </w:r>
+          </w:p>
+        </w:tc>
+        <w:tc>
+          <w:p>
+            <w:pPr>
+              <w:pStyle w:val="Compact"/>
+              <w:jc w:val="left"/>
+            </w:pPr>
+            <w:r>
+              <w:t xml:space="preserve">0.137 (0.132–0.142)</w:t>
             </w:r>
           </w:p>
         </w:tc>
@@ -2814,18 +2840,18 @@
               <w:jc w:val="left"/>
             </w:pPr>
             <w:r>
-              <w:t xml:space="preserve">0.270</w:t>
-            </w:r>
-          </w:p>
-        </w:tc>
-        <w:tc>
-          <w:p>
-            <w:pPr>
-              <w:pStyle w:val="Compact"/>
-              <w:jc w:val="left"/>
-            </w:pPr>
-            <w:r>
-              <w:t xml:space="preserve">0.140</w:t>
+              <w:t xml:space="preserve">0.270 (0.250–0.291)</w:t>
+            </w:r>
+          </w:p>
+        </w:tc>
+        <w:tc>
+          <w:p>
+            <w:pPr>
+              <w:pStyle w:val="Compact"/>
+              <w:jc w:val="left"/>
+            </w:pPr>
+            <w:r>
+              <w:t xml:space="preserve">0.140 (0.134–0.145)</w:t>
             </w:r>
           </w:p>
         </w:tc>
@@ -2871,18 +2897,18 @@
               <w:jc w:val="left"/>
             </w:pPr>
             <w:r>
-              <w:t xml:space="preserve">0.276</w:t>
-            </w:r>
-          </w:p>
-        </w:tc>
-        <w:tc>
-          <w:p>
-            <w:pPr>
-              <w:pStyle w:val="Compact"/>
-              <w:jc w:val="left"/>
-            </w:pPr>
-            <w:r>
-              <w:t xml:space="preserve">0.139</w:t>
+              <w:t xml:space="preserve">0.276 (0.256–0.298)</w:t>
+            </w:r>
+          </w:p>
+        </w:tc>
+        <w:tc>
+          <w:p>
+            <w:pPr>
+              <w:pStyle w:val="Compact"/>
+              <w:jc w:val="left"/>
+            </w:pPr>
+            <w:r>
+              <w:t xml:space="preserve">0.139 (0.134–0.144)</w:t>
             </w:r>
           </w:p>
         </w:tc>
@@ -2928,18 +2954,18 @@
               <w:jc w:val="left"/>
             </w:pPr>
             <w:r>
-              <w:t xml:space="preserve">0.278</w:t>
-            </w:r>
-          </w:p>
-        </w:tc>
-        <w:tc>
-          <w:p>
-            <w:pPr>
-              <w:pStyle w:val="Compact"/>
-              <w:jc w:val="left"/>
-            </w:pPr>
-            <w:r>
-              <w:t xml:space="preserve">0.139</w:t>
+              <w:t xml:space="preserve">0.278 (0.257–0.300)</w:t>
+            </w:r>
+          </w:p>
+        </w:tc>
+        <w:tc>
+          <w:p>
+            <w:pPr>
+              <w:pStyle w:val="Compact"/>
+              <w:jc w:val="left"/>
+            </w:pPr>
+            <w:r>
+              <w:t xml:space="preserve">0.139 (0.134–0.144)</w:t>
             </w:r>
           </w:p>
         </w:tc>
@@ -2985,18 +3011,18 @@
               <w:jc w:val="left"/>
             </w:pPr>
             <w:r>
-              <w:t xml:space="preserve">0.278</w:t>
-            </w:r>
-          </w:p>
-        </w:tc>
-        <w:tc>
-          <w:p>
-            <w:pPr>
-              <w:pStyle w:val="Compact"/>
-              <w:jc w:val="left"/>
-            </w:pPr>
-            <w:r>
-              <w:t xml:space="preserve">0.139</w:t>
+              <w:t xml:space="preserve">0.278 (0.256–0.300)</w:t>
+            </w:r>
+          </w:p>
+        </w:tc>
+        <w:tc>
+          <w:p>
+            <w:pPr>
+              <w:pStyle w:val="Compact"/>
+              <w:jc w:val="left"/>
+            </w:pPr>
+            <w:r>
+              <w:t xml:space="preserve">0.139 (0.134–0.144)</w:t>
             </w:r>
           </w:p>
         </w:tc>
@@ -3042,18 +3068,18 @@
               <w:jc w:val="left"/>
             </w:pPr>
             <w:r>
-              <w:t xml:space="preserve">0.293</w:t>
-            </w:r>
-          </w:p>
-        </w:tc>
-        <w:tc>
-          <w:p>
-            <w:pPr>
-              <w:pStyle w:val="Compact"/>
-              <w:jc w:val="left"/>
-            </w:pPr>
-            <w:r>
-              <w:t xml:space="preserve">0.139</w:t>
+              <w:t xml:space="preserve">0.293 (0.271–0.315)</w:t>
+            </w:r>
+          </w:p>
+        </w:tc>
+        <w:tc>
+          <w:p>
+            <w:pPr>
+              <w:pStyle w:val="Compact"/>
+              <w:jc w:val="left"/>
+            </w:pPr>
+            <w:r>
+              <w:t xml:space="preserve">0.139 (0.134–0.144)</w:t>
             </w:r>
           </w:p>
         </w:tc>
@@ -3099,18 +3125,18 @@
               <w:jc w:val="left"/>
             </w:pPr>
             <w:r>
-              <w:t xml:space="preserve">0.288</w:t>
-            </w:r>
-          </w:p>
-        </w:tc>
-        <w:tc>
-          <w:p>
-            <w:pPr>
-              <w:pStyle w:val="Compact"/>
-              <w:jc w:val="left"/>
-            </w:pPr>
-            <w:r>
-              <w:t xml:space="preserve">0.138</w:t>
+              <w:t xml:space="preserve">0.288 (0.267–0.309)</w:t>
+            </w:r>
+          </w:p>
+        </w:tc>
+        <w:tc>
+          <w:p>
+            <w:pPr>
+              <w:pStyle w:val="Compact"/>
+              <w:jc w:val="left"/>
+            </w:pPr>
+            <w:r>
+              <w:t xml:space="preserve">0.138 (0.133–0.143)</w:t>
             </w:r>
           </w:p>
         </w:tc>
@@ -3156,18 +3182,18 @@
               <w:jc w:val="left"/>
             </w:pPr>
             <w:r>
-              <w:t xml:space="preserve">0.298</w:t>
-            </w:r>
-          </w:p>
-        </w:tc>
-        <w:tc>
-          <w:p>
-            <w:pPr>
-              <w:pStyle w:val="Compact"/>
-              <w:jc w:val="left"/>
-            </w:pPr>
-            <w:r>
-              <w:t xml:space="preserve">0.138</w:t>
+              <w:t xml:space="preserve">0.298 (0.276–0.322)</w:t>
+            </w:r>
+          </w:p>
+        </w:tc>
+        <w:tc>
+          <w:p>
+            <w:pPr>
+              <w:pStyle w:val="Compact"/>
+              <w:jc w:val="left"/>
+            </w:pPr>
+            <w:r>
+              <w:t xml:space="preserve">0.138 (0.132–0.143)</w:t>
             </w:r>
           </w:p>
         </w:tc>
@@ -3261,7 +3287,7 @@
         <w:pStyle w:val="BodyText"/>
       </w:pPr>
       <w:r>
-        <w:t xml:space="preserve">AUPRC was 0.302 for embedded logistic regression and 0.298 for feature-vector XGBoost, compared with the cohort’s positive-rate reference of 0.175. Brier scores were 0.137 and 0.138, respectively. Calibration varied by model and method of assessment; the individual-level logistic calibration slope for embedded logistic regression was 0.97. Full calibration summaries, precision–recall curves, and descriptive operating points appear in Multimedia Appendix 1, sections S2–S3, S9, and S12.</w:t>
+        <w:t xml:space="preserve">AUPRC was 0.302 (95% CI 0.281–0.325) for embedded logistic regression and 0.298 (95% CI 0.276–0.322) for feature-vector XGBoost, compared with the cohort’s positive-rate reference of 0.175. Brier scores were 0.137 (95% CI 0.132–0.142) and 0.138 (95% CI 0.132–0.143), respectively. Calibration varied by model and method of assessment; the individual-level logistic calibration slope for embedded logistic regression was 0.97 (95% CI 0.88–1.06). Full calibration summaries, precision–recall curves, and descriptive operating points appear in Multimedia Appendix 1, sections S2–S3, S9, and S12.</w:t>
       </w:r>
     </w:p>
     <w:bookmarkEnd w:id="36"/>
@@ -3279,7 +3305,7 @@
         <w:pStyle w:val="FirstParagraph"/>
       </w:pPr>
       <w:r>
-        <w:t xml:space="preserve">For the primary encoder, permuting psychiatric history reduced ROC AUC by 0.024–0.028 across classifiers, with all paired CIs excluding zero. For embedded logistic regression, medication burden and prior treatment exposure reduced ROC AUC by 0.027 and 0.019, respectively. Permuting race/ethnicity or recorded social determinants changed ROC AUC by no more than 0.003 (Table 3). These results describe direct input reliance under the tested perturbations.</w:t>
+        <w:t xml:space="preserve">For the primary encoder, permuting psychiatric history reduced ROC AUC by 0.024 (95% CI 0.010–0.036) to 0.028 (95% CI 0.017–0.039) across classifiers, with all paired CIs excluding zero. For embedded logistic regression, medication burden and prior treatment exposure reduced ROC AUC by 0.027 (95% CI 0.018–0.037) and 0.019 (95% CI 0.011–0.027), respectively. Permuting race/ethnicity or recorded social determinants changed ROC AUC by no more than 0.003, and every such interval included zero (Table 3). These results describe direct input reliance under the tested perturbations.</w:t>
       </w:r>
     </w:p>
     <w:p>
@@ -3307,16 +3333,22 @@
           <w:iCs/>
           <w:i/>
         </w:rPr>
-        <w:t xml:space="preserve">Change in ROC AUC after permuting each narrative concept and applying the frozen primary models. Negative values indicate reduced discrimination. LR: logistic regression; RF: random forest; GB: gradient boosting; XGB: XGBoost; SDOH: social determinants of health. Values are point differences; psychiatric-history paired CIs excluded zero for all 4 classifiers.</w:t>
+        <w:t xml:space="preserve">Change in ROC AUC after permuting each narrative concept and applying the frozen primary models, with paired bootstrap 95% CIs. Negative values indicate reduced discrimination. LR: logistic regression; RF: random forest; GB: gradient boosting; XGB: XGBoost; SDOH: social determinants of health.</w:t>
       </w:r>
     </w:p>
     <w:tbl>
       <w:tblPr>
         <w:tblStyle w:val="Table"/>
-        <w:tblW w:type="pct" w:w="0.0"/>
+        <w:tblW w:type="pct" w:w="5000.0"/>
         <w:tblLook w:firstRow="1" w:lastRow="0" w:firstColumn="0" w:lastColumn="0" w:noHBand="0" w:noVBand="0" w:val="0020"/>
       </w:tblPr>
-      <w:tblGrid/>
+      <w:tblGrid>
+        <w:gridCol w:w="1584"/>
+        <w:gridCol w:w="1584"/>
+        <w:gridCol w:w="1584"/>
+        <w:gridCol w:w="1584"/>
+        <w:gridCol w:w="1584"/>
+      </w:tblGrid>
       <w:tr>
         <w:tc>
           <w:p>
@@ -3325,6 +3357,10 @@
               <w:jc w:val="left"/>
             </w:pPr>
             <w:r>
+              <w:rPr>
+                <w:bCs/>
+                <w:b/>
+              </w:rPr>
               <w:t xml:space="preserve">Permuted concept</w:t>
             </w:r>
           </w:p>
@@ -3336,6 +3372,10 @@
               <w:jc w:val="left"/>
             </w:pPr>
             <w:r>
+              <w:rPr>
+                <w:bCs/>
+                <w:b/>
+              </w:rPr>
               <w:t xml:space="preserve">LR</w:t>
             </w:r>
           </w:p>
@@ -3347,6 +3387,10 @@
               <w:jc w:val="left"/>
             </w:pPr>
             <w:r>
+              <w:rPr>
+                <w:bCs/>
+                <w:b/>
+              </w:rPr>
               <w:t xml:space="preserve">RF</w:t>
             </w:r>
           </w:p>
@@ -3358,6 +3402,10 @@
               <w:jc w:val="left"/>
             </w:pPr>
             <w:r>
+              <w:rPr>
+                <w:bCs/>
+                <w:b/>
+              </w:rPr>
               <w:t xml:space="preserve">GB</w:t>
             </w:r>
           </w:p>
@@ -3369,6 +3417,10 @@
               <w:jc w:val="left"/>
             </w:pPr>
             <w:r>
+              <w:rPr>
+                <w:bCs/>
+                <w:b/>
+              </w:rPr>
               <w:t xml:space="preserve">XGB</w:t>
             </w:r>
           </w:p>
@@ -3393,40 +3445,40 @@
               <w:jc w:val="left"/>
             </w:pPr>
             <w:r>
-              <w:t xml:space="preserve">−0.028</w:t>
-            </w:r>
-          </w:p>
-        </w:tc>
-        <w:tc>
-          <w:p>
-            <w:pPr>
-              <w:pStyle w:val="Compact"/>
-              <w:jc w:val="left"/>
-            </w:pPr>
-            <w:r>
-              <w:t xml:space="preserve">−0.027</w:t>
-            </w:r>
-          </w:p>
-        </w:tc>
-        <w:tc>
-          <w:p>
-            <w:pPr>
-              <w:pStyle w:val="Compact"/>
-              <w:jc w:val="left"/>
-            </w:pPr>
-            <w:r>
-              <w:t xml:space="preserve">−0.024</w:t>
-            </w:r>
-          </w:p>
-        </w:tc>
-        <w:tc>
-          <w:p>
-            <w:pPr>
-              <w:pStyle w:val="Compact"/>
-              <w:jc w:val="left"/>
-            </w:pPr>
-            <w:r>
-              <w:t xml:space="preserve">−0.027</w:t>
+              <w:t xml:space="preserve">−0.028 (−0.039 to −0.017)</w:t>
+            </w:r>
+          </w:p>
+        </w:tc>
+        <w:tc>
+          <w:p>
+            <w:pPr>
+              <w:pStyle w:val="Compact"/>
+              <w:jc w:val="left"/>
+            </w:pPr>
+            <w:r>
+              <w:t xml:space="preserve">−0.027 (−0.039 to −0.013)</w:t>
+            </w:r>
+          </w:p>
+        </w:tc>
+        <w:tc>
+          <w:p>
+            <w:pPr>
+              <w:pStyle w:val="Compact"/>
+              <w:jc w:val="left"/>
+            </w:pPr>
+            <w:r>
+              <w:t xml:space="preserve">−0.024 (−0.036 to −0.010)</w:t>
+            </w:r>
+          </w:p>
+        </w:tc>
+        <w:tc>
+          <w:p>
+            <w:pPr>
+              <w:pStyle w:val="Compact"/>
+              <w:jc w:val="left"/>
+            </w:pPr>
+            <w:r>
+              <w:t xml:space="preserve">−0.027 (−0.039 to −0.014)</w:t>
             </w:r>
           </w:p>
         </w:tc>
@@ -3450,40 +3502,40 @@
               <w:jc w:val="left"/>
             </w:pPr>
             <w:r>
-              <w:t xml:space="preserve">−0.027</w:t>
-            </w:r>
-          </w:p>
-        </w:tc>
-        <w:tc>
-          <w:p>
-            <w:pPr>
-              <w:pStyle w:val="Compact"/>
-              <w:jc w:val="left"/>
-            </w:pPr>
-            <w:r>
-              <w:t xml:space="preserve">−0.003</w:t>
-            </w:r>
-          </w:p>
-        </w:tc>
-        <w:tc>
-          <w:p>
-            <w:pPr>
-              <w:pStyle w:val="Compact"/>
-              <w:jc w:val="left"/>
-            </w:pPr>
-            <w:r>
-              <w:t xml:space="preserve">−0.014</w:t>
-            </w:r>
-          </w:p>
-        </w:tc>
-        <w:tc>
-          <w:p>
-            <w:pPr>
-              <w:pStyle w:val="Compact"/>
-              <w:jc w:val="left"/>
-            </w:pPr>
-            <w:r>
-              <w:t xml:space="preserve">−0.017</w:t>
+              <w:t xml:space="preserve">−0.027 (−0.037 to −0.018)</w:t>
+            </w:r>
+          </w:p>
+        </w:tc>
+        <w:tc>
+          <w:p>
+            <w:pPr>
+              <w:pStyle w:val="Compact"/>
+              <w:jc w:val="left"/>
+            </w:pPr>
+            <w:r>
+              <w:t xml:space="preserve">−0.003 (−0.011 to +0.004)</w:t>
+            </w:r>
+          </w:p>
+        </w:tc>
+        <w:tc>
+          <w:p>
+            <w:pPr>
+              <w:pStyle w:val="Compact"/>
+              <w:jc w:val="left"/>
+            </w:pPr>
+            <w:r>
+              <w:t xml:space="preserve">−0.014 (−0.023 to −0.006)</w:t>
+            </w:r>
+          </w:p>
+        </w:tc>
+        <w:tc>
+          <w:p>
+            <w:pPr>
+              <w:pStyle w:val="Compact"/>
+              <w:jc w:val="left"/>
+            </w:pPr>
+            <w:r>
+              <w:t xml:space="preserve">−0.017 (−0.026 to −0.008)</w:t>
             </w:r>
           </w:p>
         </w:tc>
@@ -3507,40 +3559,40 @@
               <w:jc w:val="left"/>
             </w:pPr>
             <w:r>
-              <w:t xml:space="preserve">−0.019</w:t>
-            </w:r>
-          </w:p>
-        </w:tc>
-        <w:tc>
-          <w:p>
-            <w:pPr>
-              <w:pStyle w:val="Compact"/>
-              <w:jc w:val="left"/>
-            </w:pPr>
-            <w:r>
-              <w:t xml:space="preserve">+0.000</w:t>
-            </w:r>
-          </w:p>
-        </w:tc>
-        <w:tc>
-          <w:p>
-            <w:pPr>
-              <w:pStyle w:val="Compact"/>
-              <w:jc w:val="left"/>
-            </w:pPr>
-            <w:r>
-              <w:t xml:space="preserve">−0.006</w:t>
-            </w:r>
-          </w:p>
-        </w:tc>
-        <w:tc>
-          <w:p>
-            <w:pPr>
-              <w:pStyle w:val="Compact"/>
-              <w:jc w:val="left"/>
-            </w:pPr>
-            <w:r>
-              <w:t xml:space="preserve">−0.011</w:t>
+              <w:t xml:space="preserve">−0.019 (−0.027 to −0.011)</w:t>
+            </w:r>
+          </w:p>
+        </w:tc>
+        <w:tc>
+          <w:p>
+            <w:pPr>
+              <w:pStyle w:val="Compact"/>
+              <w:jc w:val="left"/>
+            </w:pPr>
+            <w:r>
+              <w:t xml:space="preserve">+0.000 (−0.008 to +0.009)</w:t>
+            </w:r>
+          </w:p>
+        </w:tc>
+        <w:tc>
+          <w:p>
+            <w:pPr>
+              <w:pStyle w:val="Compact"/>
+              <w:jc w:val="left"/>
+            </w:pPr>
+            <w:r>
+              <w:t xml:space="preserve">−0.006 (−0.014 to +0.003)</w:t>
+            </w:r>
+          </w:p>
+        </w:tc>
+        <w:tc>
+          <w:p>
+            <w:pPr>
+              <w:pStyle w:val="Compact"/>
+              <w:jc w:val="left"/>
+            </w:pPr>
+            <w:r>
+              <w:t xml:space="preserve">−0.011 (−0.020 to −0.003)</w:t>
             </w:r>
           </w:p>
         </w:tc>
@@ -3564,40 +3616,40 @@
               <w:jc w:val="left"/>
             </w:pPr>
             <w:r>
-              <w:t xml:space="preserve">−0.002</w:t>
-            </w:r>
-          </w:p>
-        </w:tc>
-        <w:tc>
-          <w:p>
-            <w:pPr>
-              <w:pStyle w:val="Compact"/>
-              <w:jc w:val="left"/>
-            </w:pPr>
-            <w:r>
-              <w:t xml:space="preserve">+0.001</w:t>
-            </w:r>
-          </w:p>
-        </w:tc>
-        <w:tc>
-          <w:p>
-            <w:pPr>
-              <w:pStyle w:val="Compact"/>
-              <w:jc w:val="left"/>
-            </w:pPr>
-            <w:r>
-              <w:t xml:space="preserve">−0.001</w:t>
-            </w:r>
-          </w:p>
-        </w:tc>
-        <w:tc>
-          <w:p>
-            <w:pPr>
-              <w:pStyle w:val="Compact"/>
-              <w:jc w:val="left"/>
-            </w:pPr>
-            <w:r>
-              <w:t xml:space="preserve">−0.005</w:t>
+              <w:t xml:space="preserve">−0.002 (−0.004 to +0.001)</w:t>
+            </w:r>
+          </w:p>
+        </w:tc>
+        <w:tc>
+          <w:p>
+            <w:pPr>
+              <w:pStyle w:val="Compact"/>
+              <w:jc w:val="left"/>
+            </w:pPr>
+            <w:r>
+              <w:t xml:space="preserve">+0.001 (−0.002 to +0.004)</w:t>
+            </w:r>
+          </w:p>
+        </w:tc>
+        <w:tc>
+          <w:p>
+            <w:pPr>
+              <w:pStyle w:val="Compact"/>
+              <w:jc w:val="left"/>
+            </w:pPr>
+            <w:r>
+              <w:t xml:space="preserve">−0.001 (−0.005 to +0.003)</w:t>
+            </w:r>
+          </w:p>
+        </w:tc>
+        <w:tc>
+          <w:p>
+            <w:pPr>
+              <w:pStyle w:val="Compact"/>
+              <w:jc w:val="left"/>
+            </w:pPr>
+            <w:r>
+              <w:t xml:space="preserve">−0.005 (−0.008 to −0.001)</w:t>
             </w:r>
           </w:p>
         </w:tc>
@@ -3621,40 +3673,40 @@
               <w:jc w:val="left"/>
             </w:pPr>
             <w:r>
-              <w:t xml:space="preserve">−0.000</w:t>
-            </w:r>
-          </w:p>
-        </w:tc>
-        <w:tc>
-          <w:p>
-            <w:pPr>
-              <w:pStyle w:val="Compact"/>
-              <w:jc w:val="left"/>
-            </w:pPr>
-            <w:r>
-              <w:t xml:space="preserve">+0.000</w:t>
-            </w:r>
-          </w:p>
-        </w:tc>
-        <w:tc>
-          <w:p>
-            <w:pPr>
-              <w:pStyle w:val="Compact"/>
-              <w:jc w:val="left"/>
-            </w:pPr>
-            <w:r>
-              <w:t xml:space="preserve">+0.000</w:t>
-            </w:r>
-          </w:p>
-        </w:tc>
-        <w:tc>
-          <w:p>
-            <w:pPr>
-              <w:pStyle w:val="Compact"/>
-              <w:jc w:val="left"/>
-            </w:pPr>
-            <w:r>
-              <w:t xml:space="preserve">+0.001</w:t>
+              <w:t xml:space="preserve">−0.000 (−0.001 to +0.000)</w:t>
+            </w:r>
+          </w:p>
+        </w:tc>
+        <w:tc>
+          <w:p>
+            <w:pPr>
+              <w:pStyle w:val="Compact"/>
+              <w:jc w:val="left"/>
+            </w:pPr>
+            <w:r>
+              <w:t xml:space="preserve">+0.000 (−0.001 to +0.001)</w:t>
+            </w:r>
+          </w:p>
+        </w:tc>
+        <w:tc>
+          <w:p>
+            <w:pPr>
+              <w:pStyle w:val="Compact"/>
+              <w:jc w:val="left"/>
+            </w:pPr>
+            <w:r>
+              <w:t xml:space="preserve">+0.000 (−0.001 to +0.001)</w:t>
+            </w:r>
+          </w:p>
+        </w:tc>
+        <w:tc>
+          <w:p>
+            <w:pPr>
+              <w:pStyle w:val="Compact"/>
+              <w:jc w:val="left"/>
+            </w:pPr>
+            <w:r>
+              <w:t xml:space="preserve">+0.001 (−0.001 to +0.002)</w:t>
             </w:r>
           </w:p>
         </w:tc>
@@ -3678,40 +3730,40 @@
               <w:jc w:val="left"/>
             </w:pPr>
             <w:r>
-              <w:t xml:space="preserve">−0.000</w:t>
-            </w:r>
-          </w:p>
-        </w:tc>
-        <w:tc>
-          <w:p>
-            <w:pPr>
-              <w:pStyle w:val="Compact"/>
-              <w:jc w:val="left"/>
-            </w:pPr>
-            <w:r>
-              <w:t xml:space="preserve">+0.000</w:t>
-            </w:r>
-          </w:p>
-        </w:tc>
-        <w:tc>
-          <w:p>
-            <w:pPr>
-              <w:pStyle w:val="Compact"/>
-              <w:jc w:val="left"/>
-            </w:pPr>
-            <w:r>
-              <w:t xml:space="preserve">−0.003</w:t>
-            </w:r>
-          </w:p>
-        </w:tc>
-        <w:tc>
-          <w:p>
-            <w:pPr>
-              <w:pStyle w:val="Compact"/>
-              <w:jc w:val="left"/>
-            </w:pPr>
-            <w:r>
-              <w:t xml:space="preserve">−0.000</w:t>
+              <w:t xml:space="preserve">−0.000 (−0.002 to +0.002)</w:t>
+            </w:r>
+          </w:p>
+        </w:tc>
+        <w:tc>
+          <w:p>
+            <w:pPr>
+              <w:pStyle w:val="Compact"/>
+              <w:jc w:val="left"/>
+            </w:pPr>
+            <w:r>
+              <w:t xml:space="preserve">+0.000 (−0.003 to +0.003)</w:t>
+            </w:r>
+          </w:p>
+        </w:tc>
+        <w:tc>
+          <w:p>
+            <w:pPr>
+              <w:pStyle w:val="Compact"/>
+              <w:jc w:val="left"/>
+            </w:pPr>
+            <w:r>
+              <w:t xml:space="preserve">−0.003 (−0.006 to +0.001)</w:t>
+            </w:r>
+          </w:p>
+        </w:tc>
+        <w:tc>
+          <w:p>
+            <w:pPr>
+              <w:pStyle w:val="Compact"/>
+              <w:jc w:val="left"/>
+            </w:pPr>
+            <w:r>
+              <w:t xml:space="preserve">−0.000 (−0.003 to +0.003)</w:t>
             </w:r>
           </w:p>
         </w:tc>
@@ -3722,7 +3774,7 @@
         <w:pStyle w:val="BodyText"/>
       </w:pPr>
       <w:r>
-        <w:t xml:space="preserve">Logistic regression was the strongest embedded classifier for all 4 encoders, with ROC AUCs ranging from 0.645 to 0.657. Psychiatric history and medication burden remained the largest contributors across encoders: permutation reduced logistic-regression ROC AUC by 0.027–0.030 and 0.022–0.034, respectively (Figure 3). Feature-vector coefficient rankings also emphasized psychiatric burden, including suicidality, severe depression coding, insomnia, and anxiety. Detailed importance, dimensionality, and encoder analyses are in Multimedia Appendix 1, sections S1, S4, and S12.</w:t>
+        <w:t xml:space="preserve">Logistic regression was the strongest embedded classifier for all 4 encoders, with ROC AUCs from 0.645 (95% CI 0.629–0.660) to 0.657 (95% CI 0.643–0.672). Psychiatric history and medication burden remained the largest contributors across encoders. Permuting psychiatric history reduced logistic-regression ROC AUC by 0.027 (95% CI 0.017–0.036) to 0.030 (95% CI 0.019–0.041), and permuting medication burden by 0.022 (95% CI 0.013–0.032) to 0.034 (95% CI 0.023–0.044) (Figure 3). Feature-vector coefficient rankings also emphasized psychiatric burden, including suicidality, severe depression coding, insomnia, and anxiety. Detailed importance, dimensionality, and encoder analyses are in Multimedia Appendix 1, sections S1, S4, and S12.</w:t>
       </w:r>
     </w:p>
     <w:p>
@@ -3815,7 +3867,7 @@
         <w:pStyle w:val="FirstParagraph"/>
       </w:pPr>
       <w:r>
-        <w:t xml:space="preserve">Random retrieval stayed at chance at every k: at its best k, 32,720, it reached 0.500 (2.5th–97.5th percentile across draws 0.484–0.515). Farthest retrieval yielded 0.432 (95% CI 0.416–0.449). Neighborhood size mattered more than the similarity metric (Figure 4). Discrimination rose with k and was flat from roughly 300 neighbors onward. At its best k, importance-weighted retrieval reached 0.625 (95% CI 0.610–0.641) at k = 295, and plain cosine 0.618 (95% CI 0.602–0.634) at k = 757. They exceeded random retrieval by 0.125 (95% CI 0.103–0.147) and 0.118 (95% CI 0.096–0.140), respectively. The paired difference between the 2 metrics was 0.007 (95% CI −0.001 to 0.014). The best retrieval result over every k and exponent, 0.625 (95% CI 0.610–0.640), was still lower than feature-vector XGBoost by 0.024 (95% CI 0.012–0.036) and lower than embedded logistic regression by 0.032 (95% CI 0.022–0.043). Because the best k was chosen on test patients, these maxima are optimistic. Using all 34,063 training patients as neighbors, with no k chosen, gave 0.624 (95% CI 0.607–0.639) for importance-weighted retrieval (Multimedia Appendix 1, section S6).</w:t>
+        <w:t xml:space="preserve">Random retrieval stayed at chance at every k: at its best k, 32,720, it reached 0.500 (2.5th–97.5th percentile across draws 0.484–0.515). Farthest retrieval yielded 0.432 (95% CI 0.416–0.449). Neighborhood size mattered more than the similarity metric (Figure 4). Discrimination rose with k up to a few hundred neighbors. From k = 261 onward, importance-weighted retrieval stayed inside the interval at its best k. Plain cosine retrieval peaked at k = 757 and then drifted down, to 0.605 (95% CI 0.589–0.620) at k = 16,988. At its best k, importance-weighted retrieval reached 0.625 (95% CI 0.610–0.641) at k = 295, and plain cosine 0.618 (95% CI 0.602–0.634) at k = 757. They exceeded random retrieval by 0.125 (95% CI 0.103–0.147) and 0.118 (95% CI 0.096–0.140), respectively. The paired difference between the 2 metrics was 0.007 (95% CI −0.001 to 0.014). The best retrieval result over every k and exponent was importance-weighted retrieval with α = 2 at k = 1,090, 0.625 (95% CI 0.610–0.640). It was still lower than feature-vector XGBoost by 0.024 (95% CI 0.012–0.036) and lower than embedded logistic regression by 0.032 (95% CI 0.022–0.043). Because the best k was chosen on test patients, these maxima are optimistic. Using all 34,063 training patients as neighbors, with no k chosen, gave 0.624 (95% CI 0.607–0.639) for importance-weighted retrieval and 0.608 (95% CI 0.592–0.624) for plain cosine (Multimedia Appendix 1, section S6).</w:t>
       </w:r>
     </w:p>
     <w:p>
@@ -3898,7 +3950,7 @@
         <w:pStyle w:val="BodyText"/>
       </w:pPr>
       <w:r>
-        <w:t xml:space="preserve">Subgroup analyses scored each retrieval arm at its best k. Of 240 subgroup contrasts, 23 survived multiplicity adjustment; 19 involved depression recurrence. Discrimination was higher with recurrent coding in all 10 models contrasted and lower with single-episode coding in 9. Performance was lower among never-married patients for 2 embedded classifiers and importance-weighted retrieval, and among patients aged 18–29 for feature-vector XGBoost. Sex contrasts did not show clear differences. White-minus-non-White ROC AUC differences were consistently positive (0.005–0.046), but none survived adjustment. For feature-vector logistic regression, individual-level calibration slopes were 0.98 in White patients and 0.79 in patients with other recorded racial categories. These findings do not establish equitable performance (Multimedia Appendix 1, section S9).</w:t>
+        <w:t xml:space="preserve">Subgroup analyses scored each retrieval arm at its best k. Of 240 subgroup contrasts, 23 survived multiplicity adjustment; 19 involved depression recurrence. Discrimination was higher with recurrent coding in all 10 models contrasted and lower with single-episode coding in 9. Performance was lower among never-married patients for 2 embedded classifiers and importance-weighted retrieval, and among patients aged 18–29 for feature-vector XGBoost. Sex contrasts did not show clear differences. White-minus-non-White ROC AUC differences were consistently positive (0.005–0.046), but none survived adjustment. For feature-vector logistic regression, individual-level calibration slopes were 0.98 (95% CI 0.85–1.11) in White patients and 0.79 (95% CI 0.56–1.02) in patients with other recorded racial categories. These findings do not establish equitable performance (Multimedia Appendix 1, section S9).</w:t>
       </w:r>
     </w:p>
     <w:bookmarkEnd w:id="40"/>
@@ -3926,7 +3978,7 @@
         <w:pStyle w:val="FirstParagraph"/>
       </w:pPr>
       <w:r>
-        <w:t xml:space="preserve">We asked whether pretrained narrative embeddings improve prediction of a treatment-switching proxy for TRD beyond structured feature vectors. In this cohort, they did not demonstrate superior discrimination over the strongest feature-vector model. The leading models achieved ROC AUCs of 0.657 and 0.649, with a paired difference of 0.008 (95% CI −0.003 to 0.019). This finding supports structured features as a practical benchmark; it does not establish equivalence or isolate the effect of encoding identical information.</w:t>
+        <w:t xml:space="preserve">We asked whether pretrained narrative embeddings improve prediction of a treatment-switching proxy for TRD beyond structured feature vectors. In this cohort, they did not demonstrate superior discrimination over the strongest feature-vector model. The leading models achieved ROC AUCs of 0.657 (95% CI 0.643–0.672) and 0.649 (95% CI 0.634–0.664), with a paired difference of 0.008 (95% CI −0.003 to 0.019). This finding supports structured features as a practical benchmark; it does not establish equivalence or isolate the effect of encoding identical information.</w:t>
       </w:r>
     </w:p>
     <w:p>

--- a/research/TRD-EHR/paper1-trd-prediction/manuscript.docx
+++ b/research/TRD-EHR/paper1-trd-prediction/manuscript.docx
@@ -230,7 +230,7 @@
         <w:t xml:space="preserve"> </w:t>
       </w:r>
       <w:r>
-        <w:t xml:space="preserve">The outcome occurred in 7,455 patients (17.5%, 95% CI 17.2–17.9). In 8,516 test patients, embedded logistic regression achieved a receiver operating characteristic area under the curve (ROC AUC) of 0.657 (95% CI 0.643–0.672), compared with 0.649 (95% CI 0.634–0.664) for feature-vector XGBoost. The post hoc difference between these leading models was 0.008 (95% CI −0.003 to 0.019). Embeddings improved logistic regression by 0.028 (95% CI 0.017–0.039) but reduced discrimination for the 3 tree ensembles, by 0.013 (95% CI 0.001–0.026) to 0.022 (95% CI 0.011–0.033). Across encoders, embedded logistic regression reached 0.645 (95% CI 0.629–0.660) to 0.657. Permuting psychiatric history produced the largest loss for the primary encoder, 0.024 (95% CI 0.010–0.036) to 0.028 (95% CI 0.017–0.039) across classifiers; medication burden and prior treatment exposure also contributed. Permuting race/ethnicity or recorded social determinants changed ROC AUC by no more than 0.003, and every such interval included zero. Nearest-neighbor retrieval stayed below both leading classifiers at every neighborhood size. Importance-weighted retrieval reached 0.625 (95% CI 0.610–0.641) at 295 neighbors, a size chosen on the test patients. Randomly chosen neighbors reached 0.500 (2.5th–97.5th percentile across draws 0.484–0.515).</w:t>
+        <w:t xml:space="preserve">The outcome occurred in 7,455 patients (17.5%, 95% CI 17.2–17.9). In 8,516 test patients, embedded logistic regression achieved a receiver operating characteristic area under the curve (ROC AUC) of 0.657 (95% CI 0.643–0.672), compared with 0.649 (95% CI 0.634–0.664) for feature-vector XGBoost. The post hoc difference between these leading models was 0.008 (95% CI −0.003 to 0.019). Embeddings improved logistic regression by 0.028 (95% CI 0.017–0.039) but reduced discrimination for the 3 tree ensembles, by 0.013 (95% CI 0.001–0.026) to 0.022 (95% CI 0.011–0.033). Across encoders, embedded logistic regression reached 0.645 (95% CI 0.629–0.660) to 0.657. Permuting psychiatric history produced the largest loss for the primary encoder, 0.024 (95% CI 0.010–0.036) to 0.028 (95% CI 0.017–0.039) across classifiers; medication burden and prior treatment exposure also contributed. Permuting race/ethnicity or recorded social determinants changed ROC AUC by no more than 0.003, and every such interval included zero. Nearest-neighbor retrieval stayed below both leading classifiers at every neighborhood size. Logistic-regression-weighted retrieval reached 0.625 (95% CI 0.610–0.641) at 295 neighbors, a size chosen on the test patients. Randomly chosen neighbors reached 0.500 (2.5th–97.5th percentile across draws 0.484–0.515).</w:t>
       </w:r>
     </w:p>
     <w:p>
@@ -580,7 +580,7 @@
         <w:pStyle w:val="BodyText"/>
       </w:pPr>
       <w:r>
-        <w:t xml:space="preserve">We also predicted each test patient’s outcome from its nearest training-set neighbors. Test patients served only as queries. The risk score was the similarity-weighted mean outcome of the k most similar training patients (Equation 2). Similarity was measured in 2 ways. Plain cosine similarity used the raw embeddings. Importance-weighted cosine similarity first standardized each embedding dimension with the embedded logistic regression’s own scaler. It then weighted each dimension by its share of that model’s absolute coefficients (Equation 1). The coefficients were fitted on training patients only, so no test outcome entered a risk score.</w:t>
+        <w:t xml:space="preserve">We also predicted each test patient’s outcome from its nearest training-set neighbors. Test patients served only as queries. The risk score was the similarity-weighted mean outcome of the k most similar training patients (Equation 2). Similarity was measured in 2 ways. Plain cosine similarity used the raw embeddings. Logistic-regression-weighted cosine similarity first standardized each embedding dimension with the embedded logistic regression’s own scaler. It then weighted each dimension by its share of that model’s absolute coefficients (Equation 1). The coefficients were fitted on training patients only, so no test outcome entered a risk score.</w:t>
       </w:r>
     </w:p>
     <w:p>
@@ -1543,7 +1543,7 @@
     </w:p>
     <w:bookmarkEnd w:id="32"/>
     <w:bookmarkEnd w:id="33"/>
-    <w:bookmarkStart w:id="41" w:name="results"/>
+    <w:bookmarkStart w:id="43" w:name="results"/>
     <w:p>
       <w:pPr>
         <w:pStyle w:val="Heading1"/>
@@ -3867,7 +3867,7 @@
         <w:pStyle w:val="FirstParagraph"/>
       </w:pPr>
       <w:r>
-        <w:t xml:space="preserve">Random retrieval stayed at chance at every k: at its best k, 32,720, it reached 0.500 (2.5th–97.5th percentile across draws 0.484–0.515). Farthest retrieval yielded 0.432 (95% CI 0.416–0.449). Neighborhood size mattered more than the similarity metric (Figure 4). Discrimination rose with k up to a few hundred neighbors. From k = 261 onward, importance-weighted retrieval stayed inside the interval at its best k. Plain cosine retrieval peaked at k = 757 and then drifted down, to 0.605 (95% CI 0.589–0.620) at k = 16,988. At its best k, importance-weighted retrieval reached 0.625 (95% CI 0.610–0.641) at k = 295, and plain cosine 0.618 (95% CI 0.602–0.634) at k = 757. They exceeded random retrieval by 0.125 (95% CI 0.103–0.147) and 0.118 (95% CI 0.096–0.140), respectively. The paired difference between the 2 metrics was 0.007 (95% CI −0.001 to 0.014). The best retrieval result over every k and exponent was importance-weighted retrieval with α = 2 at k = 1,090, 0.625 (95% CI 0.610–0.640). It was still lower than feature-vector XGBoost by 0.024 (95% CI 0.012–0.036) and lower than embedded logistic regression by 0.032 (95% CI 0.022–0.043). Because the best k was chosen on test patients, these maxima are optimistic. Using all 34,063 training patients as neighbors, with no k chosen, gave 0.624 (95% CI 0.607–0.639) for importance-weighted retrieval and 0.608 (95% CI 0.592–0.624) for plain cosine (Multimedia Appendix 1, section S6).</w:t>
+        <w:t xml:space="preserve">Random retrieval stayed at chance at every k: at its best k, 32,720, it reached 0.500 (2.5th–97.5th percentile across draws 0.484–0.515). Farthest retrieval yielded 0.432 (95% CI 0.416–0.449). Neighborhood size mattered more than the similarity metric (Figure 4). Discrimination rose with k up to a few hundred neighbors. From k = 261 onward, logistic-regression-weighted retrieval stayed inside the interval at its best k. Plain cosine retrieval peaked at k = 757 and then drifted down, to 0.605 (95% CI 0.589–0.620) at k = 16,988. At its best k, logistic-regression-weighted retrieval reached 0.625 (95% CI 0.610–0.641) at k = 295, and plain cosine 0.618 (95% CI 0.602–0.634) at k = 757. They exceeded random retrieval by 0.125 (95% CI 0.103–0.147) and 0.118 (95% CI 0.096–0.140), respectively. The paired difference between the 2 metrics was 0.007 (95% CI −0.001 to 0.014). The best retrieval result over every k and exponent was logistic-regression-weighted retrieval with α = 2 at k = 1,090, 0.625 (95% CI 0.610–0.640). It was still lower than feature-vector XGBoost by 0.024 (95% CI 0.012–0.036) and lower than embedded logistic regression by 0.032 (95% CI 0.022–0.043). Because the best k was chosen on test patients, these maxima are optimistic. Using all 34,063 training patients as neighbors, with no k chosen, gave 0.624 (95% CI 0.607–0.639) for logistic-regression-weighted retrieval and 0.608 (95% CI 0.592–0.624) for plain cosine (Multimedia Appendix 1, section S6).</w:t>
       </w:r>
     </w:p>
     <w:p>
@@ -3942,20 +3942,129 @@
           <w:iCs/>
           <w:i/>
         </w:rPr>
-        <w:t xml:space="preserve">Retrieval discrimination by neighborhood size. ROC AUC in 8,516 test patients at every k from 1 to 34,063 for importance-weighted and plain cosine retrieval, with bootstrap 95% bands, and for random retrieval with uniform weights, as the mean across 1,000 draws within the 2.5th–97.5th percentile of the draws. Points mark each arm’s best k, chosen on the test patients, so the values there are optimistic; the random arm’s best k is noise. Horizontal lines mark the 2 leading trained classifiers. Curves use α = 1; the maxima under α = 1, 2, and 5 agreed within 0.002.</w:t>
-      </w:r>
-    </w:p>
-    <w:p>
-      <w:pPr>
-        <w:pStyle w:val="BodyText"/>
-      </w:pPr>
-      <w:r>
-        <w:t xml:space="preserve">Subgroup analyses scored each retrieval arm at its best k. Of 240 subgroup contrasts, 23 survived multiplicity adjustment; 19 involved depression recurrence. Discrimination was higher with recurrent coding in all 10 models contrasted and lower with single-episode coding in 9. Performance was lower among never-married patients for 2 embedded classifiers and importance-weighted retrieval, and among patients aged 18–29 for feature-vector XGBoost. Sex contrasts did not show clear differences. White-minus-non-White ROC AUC differences were consistently positive (0.005–0.046), but none survived adjustment. For feature-vector logistic regression, individual-level calibration slopes were 0.98 (95% CI 0.85–1.11) in White patients and 0.79 (95% CI 0.56–1.02) in patients with other recorded racial categories. These findings do not establish equitable performance (Multimedia Appendix 1, section S9).</w:t>
+        <w:t xml:space="preserve">Retrieval discrimination by neighborhood size. ROC AUC in 8,516 test patients at every k from 1 to 34,063 for logistic-regression-weighted and plain cosine retrieval, with bootstrap 95% bands, and for random retrieval with uniform weights, as the mean across 1,000 draws within the 2.5th–97.5th percentile of the draws. Points mark each arm’s best k, chosen on the test patients, so the values there are optimistic; the random arm’s best k is noise. Horizontal lines mark the 2 leading trained classifiers. Curves use α = 1; the maxima under α = 1, 2, and 5 agreed within 0.002.</w:t>
+      </w:r>
+    </w:p>
+    <w:p>
+      <w:pPr>
+        <w:pStyle w:val="BodyText"/>
+      </w:pPr>
+      <w:r>
+        <w:t xml:space="preserve">Subgroup analyses scored each retrieval arm at its best k. Of 240 subgroup contrasts, 23 survived multiplicity adjustment; 19 involved depression recurrence. Discrimination was higher with recurrent coding in all 10 models contrasted and lower with single-episode coding in 9. Performance was lower among never-married patients for 2 embedded classifiers and logistic-regression-weighted retrieval, and among patients aged 18–29 for feature-vector XGBoost. Sex contrasts did not show clear differences. White-minus-non-White ROC AUC differences were consistently positive (0.005–0.046), but none survived adjustment. For feature-vector logistic regression, individual-level calibration slopes were 0.98 (95% CI 0.85–1.11) in White patients and 0.79 (95% CI 0.56–1.02) in patients with other recorded racial categories. These findings do not establish equitable performance (Multimedia Appendix 1, section S9).</w:t>
       </w:r>
     </w:p>
     <w:bookmarkEnd w:id="40"/>
-    <w:bookmarkEnd w:id="41"/>
-    <w:bookmarkStart w:id="47" w:name="discussion"/>
+    <w:bookmarkStart w:id="42" w:name="X396e520dd6495a396736514718baa51d7644dd0"/>
+    <w:p>
+      <w:pPr>
+        <w:pStyle w:val="Heading2"/>
+      </w:pPr>
+      <w:r>
+        <w:t xml:space="preserve">Nearest-Neighbor Retrieval Across Encoders</w:t>
+      </w:r>
+    </w:p>
+    <w:p>
+      <w:pPr>
+        <w:pStyle w:val="FirstParagraph"/>
+      </w:pPr>
+      <w:r>
+        <w:t xml:space="preserve">We repeated the neighborhood-size sweep for the other 3 encoders under the same rules. Each encoder’s logistic-regression-weighted similarity used the coefficients of that encoder’s own embedded logistic regression. Each metric was read at its own best k under α = 1, chosen on the test patients, so these maxima are optimistic. Retrieval stayed below embedded logistic regression for every encoder (Figure 5).</w:t>
+      </w:r>
+    </w:p>
+    <w:p>
+      <w:pPr>
+        <w:pStyle w:val="BodyText"/>
+      </w:pPr>
+      <w:r>
+        <w:t xml:space="preserve">Logistic-regression-weighted retrieval at its best k reached 0.606 (95% CI 0.590–0.620) at k = 579 for bge-small-en-v1.5, 0.631 (95% CI 0.616–0.646) at k = 1,519 for bge-en-icl, 0.623 (95% CI 0.607–0.639) at k = 684 for Qwen3-Embedding-4B, and 0.625 (95% CI 0.610–0.641) at k = 295 for Qwen3-Embedding-8B. Embedded logistic regression reached 0.645 (95% CI 0.629–0.660), 0.655 (95% CI 0.641–0.670), 0.655 (95% CI 0.641–0.670), and 0.657 (95% CI 0.643–0.672) for the same encoders. For each encoder, the upper bound of the retrieval interval lay below the logistic-regression estimate. Paired contrasts were computed for the primary encoder only.</w:t>
+      </w:r>
+    </w:p>
+    <w:p>
+      <w:pPr>
+        <w:pStyle w:val="BodyText"/>
+      </w:pPr>
+      <w:r>
+        <w:t xml:space="preserve">Plain cosine retrieval peaked at k = 1,243, 413, 493, and 757 for the same 4 encoders. It reached 0.602 (95% CI 0.586–0.618), 0.620 (95% CI 0.605–0.637), 0.621 (95% CI 0.605–0.637), and 0.618 (95% CI 0.602–0.634), lower than the weighted metric for every encoder. Only the primary encoder’s difference was tested, 0.007 (95% CI −0.001 to 0.014). Every best k for either metric lay between 295 and 1,519. Using all 34,063 training patients as neighbors, weighted retrieval gave 0.617 (95% CI 0.600–0.633) to 0.629 (95% CI 0.614–0.645) for the 3 larger encoders. For bge-small-en-v1.5 it fell to 0.580 (95% CI 0.565–0.595), the only encoder whose weighted curve declined at large k.</w:t>
+      </w:r>
+    </w:p>
+    <w:p>
+      <w:pPr>
+        <w:pStyle w:val="BodyText"/>
+      </w:pPr>
+      <w:r>
+        <w:drawing>
+          <wp:inline>
+            <wp:extent cx="5486400" cy="2294312"/>
+            <wp:effectExtent b="0" l="0" r="0" t="0"/>
+            <wp:docPr descr="" title="" id="1" name="Picture"/>
+            <a:graphic>
+              <a:graphicData uri="http://schemas.openxmlformats.org/drawingml/2006/picture">
+                <pic:pic>
+                  <pic:nvPicPr>
+                    <pic:cNvPr descr="../results/cross_embedder_retrieval/cross_embedder_sweep.png" id="0" name="Picture"/>
+                    <pic:cNvPicPr>
+                      <a:picLocks noChangeArrowheads="1" noChangeAspect="1"/>
+                    </pic:cNvPicPr>
+                  </pic:nvPicPr>
+                  <pic:blipFill>
+                    <a:blip r:embed="rId41"/>
+                    <a:stretch>
+                      <a:fillRect/>
+                    </a:stretch>
+                  </pic:blipFill>
+                  <pic:spPr bwMode="auto">
+                    <a:xfrm>
+                      <a:off x="0" y="0"/>
+                      <a:ext cx="5486400" cy="2294312"/>
+                    </a:xfrm>
+                    <a:prstGeom prst="rect">
+                      <a:avLst/>
+                    </a:prstGeom>
+                    <a:noFill/>
+                    <a:ln w="9525">
+                      <a:noFill/>
+                      <a:headEnd/>
+                      <a:tailEnd/>
+                    </a:ln>
+                  </pic:spPr>
+                </pic:pic>
+              </a:graphicData>
+            </a:graphic>
+          </wp:inline>
+        </w:drawing>
+      </w:r>
+    </w:p>
+    <w:p>
+      <w:pPr>
+        <w:pStyle w:val="BodyText"/>
+      </w:pPr>
+      <w:r>
+        <w:rPr>
+          <w:bCs/>
+          <w:b/>
+          <w:iCs/>
+          <w:i/>
+        </w:rPr>
+        <w:t xml:space="preserve">Figure 5.</w:t>
+      </w:r>
+      <w:r>
+        <w:rPr>
+          <w:iCs/>
+          <w:i/>
+        </w:rPr>
+        <w:t xml:space="preserve"> </w:t>
+      </w:r>
+      <w:r>
+        <w:rPr>
+          <w:iCs/>
+          <w:i/>
+        </w:rPr>
+        <w:t xml:space="preserve">Retrieval discrimination by neighborhood size for the 4 encoders. ROC AUC in 8,516 test patients at every k from 1 to 34,063, under α = 1, for logistic-regression-weighted (left panel) and plain cosine retrieval (right panel). Each encoder’s weights come from its own embedded logistic regression. Points mark each encoder’s best k, chosen on the test patients, so the values there are optimistic. The dotted line marks chance. Bootstrap bands are omitted for legibility; Figure 4 draws them for the primary encoder.</w:t>
+      </w:r>
+    </w:p>
+    <w:bookmarkEnd w:id="42"/>
+    <w:bookmarkEnd w:id="43"/>
+    <w:bookmarkStart w:id="49" w:name="discussion"/>
     <w:p>
       <w:pPr>
         <w:pStyle w:val="Heading1"/>
@@ -3964,7 +4073,7 @@
         <w:t xml:space="preserve">Discussion</w:t>
       </w:r>
     </w:p>
-    <w:bookmarkStart w:id="42" w:name="principal-findings"/>
+    <w:bookmarkStart w:id="44" w:name="principal-findings"/>
     <w:p>
       <w:pPr>
         <w:pStyle w:val="Heading2"/>
@@ -3997,8 +4106,8 @@
         <w:t xml:space="preserve">The predictive signal was concentrated in familiar aspects of clinical history. Psychiatric comorbidity, medication burden, and prior treatment contributed most to embedded discrimination, while feature-vector models highlighted related markers of illness complexity. Nearest-neighbor analyses showed that embedding proximity was associated with the outcome: randomly chosen neighbors gave chance discrimination at every neighborhood size. Retrieval still fell short of the trained classifiers at every neighborhood size, and the number of neighbors mattered more than how similarity was weighted. Taken together, these findings suggest that embeddings reorganized useful information already recorded in the EHR; they do not demonstrate a new measure of treatment resistance.</w:t>
       </w:r>
     </w:p>
-    <w:bookmarkEnd w:id="42"/>
-    <w:bookmarkStart w:id="43" w:name="comparison-with-prior-work"/>
+    <w:bookmarkEnd w:id="44"/>
+    <w:bookmarkStart w:id="45" w:name="comparison-with-prior-work"/>
     <w:p>
       <w:pPr>
         <w:pStyle w:val="Heading2"/>
@@ -4023,8 +4132,8 @@
         <w:t xml:space="preserve">The present contribution is the direct comparison of practical representation pipelines under a shared cohort, prediction time, and test split. It does not set a performance ceiling for EHR prediction. Adding independently informative measurements may improve prediction, as may better outcome ascertainment. Re-encoding existing records should therefore be judged by incremental performance, reproducibility, and implementation burden rather than model size alone.</w:t>
       </w:r>
     </w:p>
-    <w:bookmarkEnd w:id="43"/>
-    <w:bookmarkStart w:id="44" w:name="clinical-interpretation-and-limitations"/>
+    <w:bookmarkEnd w:id="45"/>
+    <w:bookmarkStart w:id="46" w:name="clinical-interpretation-and-limitations"/>
     <w:p>
       <w:pPr>
         <w:pStyle w:val="Heading2"/>
@@ -4057,8 +4166,8 @@
         <w:t xml:space="preserve">The minimal change after race/ethnicity or social-determinant permutation is useful but does not establish fairness. These fields may be incompletely recorded, related information may remain in other predictors, and the outcome depends on access to treatment [28,29]. The subgroup analyses were limited by small event counts and broad racial aggregation, with unresolved differences in discrimination and calibration. Similarly, concept permutation measures sensitivity to altered inputs rather than a causal contribution; correlated fields and implausible combinations after permutation limit attribution.</w:t>
       </w:r>
     </w:p>
-    <w:bookmarkEnd w:id="44"/>
-    <w:bookmarkStart w:id="45" w:name="implications-and-next-steps"/>
+    <w:bookmarkEnd w:id="46"/>
+    <w:bookmarkStart w:id="47" w:name="implications-and-next-steps"/>
     <w:p>
       <w:pPr>
         <w:pStyle w:val="Heading2"/>
@@ -4075,8 +4184,8 @@
         <w:t xml:space="preserve">The current findings are useful, but the results do not support clinical deployment. The next steps are to validate the switching phenotype against treatment histories and symptom change, then evaluate frozen pipelines in temporal and external cohorts. Evaluation should compare embeddings with compact psychiatric-history, medication, and utilization baselines and report precision–recall performance, individual-level calibration, subgroup errors, and decision-analytic net benefit at prespecified thresholds. However, for an embedding pipeline to justify its added complexity, it should improve prediction, transportability, or clinical workflow beyond a simpler model. It is also possible that a more clinically informative prediction target may be as impactful for future investigations as a more elaborate representation of the case embedding.</w:t>
       </w:r>
     </w:p>
-    <w:bookmarkEnd w:id="45"/>
-    <w:bookmarkStart w:id="46" w:name="conclusions"/>
+    <w:bookmarkEnd w:id="47"/>
+    <w:bookmarkStart w:id="48" w:name="conclusions"/>
     <w:p>
       <w:pPr>
         <w:pStyle w:val="Heading2"/>
@@ -4093,9 +4202,9 @@
         <w:t xml:space="preserve">At the index antidepressant prescription, structured feature vectors and narrative embeddings provided modest discrimination for a subsequent treatment-switching proxy for TRD, without demonstrated superiority of the strongest embedded model. Performance depended on the classifier. Progress toward clinical use requires better validation of the outcome and evidence that prediction improves decisions across patients and health systems.</w:t>
       </w:r>
     </w:p>
-    <w:bookmarkEnd w:id="46"/>
-    <w:bookmarkEnd w:id="47"/>
-    <w:bookmarkStart w:id="48" w:name="acknowledgments"/>
+    <w:bookmarkEnd w:id="48"/>
+    <w:bookmarkEnd w:id="49"/>
+    <w:bookmarkStart w:id="50" w:name="acknowledgments"/>
     <w:p>
       <w:pPr>
         <w:pStyle w:val="Heading1"/>
@@ -4112,8 +4221,8 @@
         <w:t xml:space="preserve">ChatGPT (OpenAI) assisted with language editing and organization of the manuscript and supplement. The authors are responsible for the final content.</w:t>
       </w:r>
     </w:p>
-    <w:bookmarkEnd w:id="48"/>
-    <w:bookmarkStart w:id="49" w:name="funding"/>
+    <w:bookmarkEnd w:id="50"/>
+    <w:bookmarkStart w:id="51" w:name="funding"/>
     <w:p>
       <w:pPr>
         <w:pStyle w:val="Heading1"/>
@@ -4130,8 +4239,8 @@
         <w:t xml:space="preserve">This work was funded by the William K. Warren Foundation. No other funding agency in the public, commercial, or not-for-profit sectors supported this research. M. Ferguson was supported by a graduate assistantship from the Laureate Institute for Brain Research while enrolled as a graduate student at The University of Tulsa. The funder had no role in the design of the study, the analysis or interpretation of the data, the writing of the manuscript, or the decision to submit it for publication.</w:t>
       </w:r>
     </w:p>
-    <w:bookmarkEnd w:id="49"/>
-    <w:bookmarkStart w:id="50" w:name="conflicts-of-interest"/>
+    <w:bookmarkEnd w:id="51"/>
+    <w:bookmarkStart w:id="52" w:name="conflicts-of-interest"/>
     <w:p>
       <w:pPr>
         <w:pStyle w:val="Heading1"/>
@@ -4148,8 +4257,8 @@
         <w:t xml:space="preserve">None declared.</w:t>
       </w:r>
     </w:p>
-    <w:bookmarkEnd w:id="50"/>
-    <w:bookmarkStart w:id="51" w:name="data-availability"/>
+    <w:bookmarkEnd w:id="52"/>
+    <w:bookmarkStart w:id="53" w:name="data-availability"/>
     <w:p>
       <w:pPr>
         <w:pStyle w:val="Heading1"/>
@@ -4166,8 +4275,8 @@
         <w:t xml:space="preserve">The EHR data cannot be shared publicly. Analysis code is available at https://github.com/Pirate-Hunter-Zoro/TRD-EHR. Fitted model objects are not distributed because they are derived from nonshareable patient data.</w:t>
       </w:r>
     </w:p>
-    <w:bookmarkEnd w:id="51"/>
-    <w:bookmarkStart w:id="52" w:name="authors-contributions"/>
+    <w:bookmarkEnd w:id="53"/>
+    <w:bookmarkStart w:id="54" w:name="authors-contributions"/>
     <w:p>
       <w:pPr>
         <w:pStyle w:val="Heading1"/>
@@ -4184,8 +4293,8 @@
         <w:t xml:space="preserve">MF designed and implemented the analysis pipeline, performed all modeling and statistical analysis, produced all figures and tables, including those in Multimedia Appendix 1, and wrote the Methods and Results. MP directed the project, supervised its scientific design and interpretation, and wrote the rest of the manuscript. KLF prepared the upstream clinical data, including the treatment-resistant depression labels and the antidepressant index dates that define the cohort and the outcome. RK, SS, and DP provided methodological feedback and guidance on the analysis and its interpretation throughout. All authors reviewed and approved the final manuscript.</w:t>
       </w:r>
     </w:p>
-    <w:bookmarkEnd w:id="52"/>
-    <w:bookmarkStart w:id="53" w:name="protocol-and-registration"/>
+    <w:bookmarkEnd w:id="54"/>
+    <w:bookmarkStart w:id="55" w:name="protocol-and-registration"/>
     <w:p>
       <w:pPr>
         <w:pStyle w:val="Heading1"/>
@@ -4202,8 +4311,8 @@
         <w:t xml:space="preserve">No study protocol was prepared, and the study was not registered. The completed TRIPOD+AI checklist is provided as a separate submission document [19].</w:t>
       </w:r>
     </w:p>
-    <w:bookmarkEnd w:id="53"/>
-    <w:bookmarkStart w:id="54" w:name="abbreviations"/>
+    <w:bookmarkEnd w:id="55"/>
+    <w:bookmarkStart w:id="56" w:name="abbreviations"/>
     <w:p>
       <w:pPr>
         <w:pStyle w:val="Heading1"/>
@@ -4260,8 +4369,8 @@
         <w:t xml:space="preserve">TRIPOD+AI: Transparent Reporting of a Multivariable Prediction Model for Individual Prognosis or Diagnosis plus Artificial Intelligence</w:t>
       </w:r>
     </w:p>
-    <w:bookmarkEnd w:id="54"/>
-    <w:bookmarkStart w:id="55" w:name="multimedia-appendix-1"/>
+    <w:bookmarkEnd w:id="56"/>
+    <w:bookmarkStart w:id="57" w:name="multimedia-appendix-1"/>
     <w:p>
       <w:pPr>
         <w:pStyle w:val="Heading1"/>
@@ -4278,8 +4387,8 @@
         <w:t xml:space="preserve">Supplementary methods, predictor inventory, supporting analyses, and extended results for the comparison of structured feature vectors and narrative embeddings.</w:t>
       </w:r>
     </w:p>
-    <w:bookmarkEnd w:id="55"/>
-    <w:bookmarkStart w:id="56" w:name="references"/>
+    <w:bookmarkEnd w:id="57"/>
+    <w:bookmarkStart w:id="58" w:name="references"/>
     <w:p>
       <w:pPr>
         <w:pStyle w:val="Heading1"/>
@@ -4520,7 +4629,7 @@
         <w:t xml:space="preserve">29. Alegría M, Chatterji P, Wells K, Cao Z, Chen CN, Takeuchi D, et al. Disparity in depression treatment among racial and ethnic minority populations in the United States. Psychiatr Serv. 2008;59(11):1264-1272. doi:10.1176/ps.2008.59.11.1264.</w:t>
       </w:r>
     </w:p>
-    <w:bookmarkEnd w:id="56"/>
+    <w:bookmarkEnd w:id="58"/>
     <w:sectPr>
       <w:pgSz w:h="15840" w:w="12240"/>
       <w:pgMar w:bottom="1440" w:footer="708" w:gutter="0" w:header="708" w:left="1800" w:right="1800" w:top="1440"/>

--- a/research/TRD-EHR/paper1-trd-prediction/manuscript.docx
+++ b/research/TRD-EHR/paper1-trd-prediction/manuscript.docx
@@ -2,7 +2,7 @@
 <file path=word/document.xml><?xml version="1.0" encoding="utf-8"?>
 <w:document xmlns:w="http://schemas.openxmlformats.org/wordprocessingml/2006/main" xmlns:m="http://schemas.openxmlformats.org/officeDocument/2006/math" xmlns:r="http://schemas.openxmlformats.org/officeDocument/2006/relationships" xmlns:o="urn:schemas-microsoft-com:office:office" xmlns:v="urn:schemas-microsoft-com:vml" xmlns:w10="urn:schemas-microsoft-com:office:word" xmlns:a="http://schemas.openxmlformats.org/drawingml/2006/main" xmlns:pic="http://schemas.openxmlformats.org/drawingml/2006/picture" xmlns:wp="http://schemas.openxmlformats.org/drawingml/2006/wordprocessingDrawing">
   <w:body>
-    <w:bookmarkStart w:id="22" w:name="title-page"/>
+    <w:bookmarkStart w:id="11" w:name="_40b5b020fd3b163194746b13251c26ddcb1f3bb"/>
     <w:p>
       <w:pPr>
         <w:pStyle w:val="Heading1"/>
@@ -17,8 +17,8 @@
       </w:pPr>
       <w:r>
         <w:rPr>
+          <w:b/>
           <w:bCs/>
-          <w:b/>
         </w:rPr>
         <w:t xml:space="preserve">Title.</w:t>
       </w:r>
@@ -51,7 +51,7 @@
         <w:t xml:space="preserve">² The University of Tulsa, Tulsa, Oklahoma, United States</w:t>
       </w:r>
     </w:p>
-    <w:bookmarkStart w:id="20" w:name="corresponding-author"/>
+    <w:bookmarkStart w:id="9" w:name="_4373836a783208412a1aff48a59a240a1ad8afd"/>
     <w:p>
       <w:pPr>
         <w:pStyle w:val="Heading2"/>
@@ -92,8 +92,8 @@
         <w:t xml:space="preserve">ORCID: 0009-0005-1365-5609</w:t>
       </w:r>
     </w:p>
-    <w:bookmarkEnd w:id="20"/>
-    <w:bookmarkStart w:id="21" w:name="author-orcids"/>
+    <w:bookmarkEnd w:id="9"/>
+    <w:bookmarkStart w:id="10" w:name="_7eec2310df51d7a7ec282d98e9d728fd111ee0d"/>
     <w:p>
       <w:pPr>
         <w:pStyle w:val="Heading2"/>
@@ -150,9 +150,9 @@
         <w:t xml:space="preserve">Sandip Sen 0000-0001-6107-4095</w:t>
       </w:r>
     </w:p>
-    <w:bookmarkEnd w:id="21"/>
-    <w:bookmarkEnd w:id="22"/>
-    <w:bookmarkStart w:id="23" w:name="abstract"/>
+    <w:bookmarkEnd w:id="10"/>
+    <w:bookmarkEnd w:id="11"/>
+    <w:bookmarkStart w:id="12" w:name="_abstract"/>
     <w:p>
       <w:pPr>
         <w:pStyle w:val="Heading1"/>
@@ -167,8 +167,8 @@
       </w:pPr>
       <w:r>
         <w:rPr>
+          <w:b/>
           <w:bCs/>
-          <w:b/>
         </w:rPr>
         <w:t xml:space="preserve">Background:</w:t>
       </w:r>
@@ -185,8 +185,8 @@
       </w:pPr>
       <w:r>
         <w:rPr>
+          <w:b/>
           <w:bCs/>
-          <w:b/>
         </w:rPr>
         <w:t xml:space="preserve">Objective:</w:t>
       </w:r>
@@ -203,8 +203,8 @@
       </w:pPr>
       <w:r>
         <w:rPr>
+          <w:b/>
           <w:bCs/>
-          <w:b/>
         </w:rPr>
         <w:t xml:space="preserve">Methods:</w:t>
       </w:r>
@@ -221,8 +221,8 @@
       </w:pPr>
       <w:r>
         <w:rPr>
+          <w:b/>
           <w:bCs/>
-          <w:b/>
         </w:rPr>
         <w:t xml:space="preserve">Results:</w:t>
       </w:r>
@@ -230,7 +230,7 @@
         <w:t xml:space="preserve"> </w:t>
       </w:r>
       <w:r>
-        <w:t xml:space="preserve">The outcome occurred in 7,455 patients (17.5%, 95% CI 17.2–17.9). In 8,516 test patients, embedded logistic regression achieved a receiver operating characteristic area under the curve (ROC AUC) of 0.657 (95% CI 0.643–0.672), compared with 0.649 (95% CI 0.634–0.664) for feature-vector XGBoost. The post hoc difference between these leading models was 0.008 (95% CI −0.003 to 0.019). Embeddings improved logistic regression by 0.028 (95% CI 0.017–0.039) but reduced discrimination for the 3 tree ensembles, by 0.013 (95% CI 0.001–0.026) to 0.022 (95% CI 0.011–0.033). Across encoders, embedded logistic regression reached 0.645 (95% CI 0.629–0.660) to 0.657. Permuting psychiatric history produced the largest loss for the primary encoder, 0.024 (95% CI 0.010–0.036) to 0.028 (95% CI 0.017–0.039) across classifiers; medication burden and prior treatment exposure also contributed. Permuting race/ethnicity or recorded social determinants changed ROC AUC by no more than 0.003, and every such interval included zero. Nearest-neighbor retrieval stayed below both leading classifiers at every neighborhood size. Logistic-regression-weighted retrieval reached 0.625 (95% CI 0.610–0.641) at 295 neighbors, a size chosen on the test patients. Randomly chosen neighbors reached 0.500 (2.5th–97.5th percentile across draws 0.484–0.515).</w:t>
+        <w:t xml:space="preserve">The outcome occurred in 7,455 patients (17.5%, 95% CI 17.2–17.9). In 8,516 test patients, embedded logistic regression achieved a receiver operating characteristic area under the curve (ROC AUC) of 0.657 (95% CI 0.643–0.672), compared with 0.649 (95% CI 0.634–0.664) for feature-vector XGBoost. The post hoc difference between these leading models was 0.008 (95% CI −0.003 to 0.019). Embeddings improved logistic regression by 0.028 (95% CI 0.017–0.039) but reduced discrimination for the 3 tree ensembles, by 0.013 (95% CI 0.001–0.026) to 0.022 (95% CI 0.011–0.033). Across encoders, embedded logistic regression reached 0.645 (95% CI 0.629–0.660) to 0.657 (95% CI 0.643–0.672). Permuting psychiatric history produced the largest loss for the primary encoder, 0.024 (95% CI 0.010–0.036) to 0.028 (95% CI 0.017–0.039) across classifiers; medication burden and prior treatment exposure also contributed. Permuting race/ethnicity or recorded social determinants changed ROC AUC by no more than 0.003, and every such interval included zero. Nearest-neighbor retrieval, scored at every neighborhood size from 1 to 34,063, stayed below both leading classifiers at every size. Its maximum at similarity exponent 1, 0.625 (95% CI 0.610–0.641) for logistic-regression-weighted retrieval, was read at a size chosen on the test patients and is optimistic. Randomly chosen neighbors stayed at chance, at most 0.500 (2.5th–97.5th percentile across draws 0.484–0.515).</w:t>
       </w:r>
     </w:p>
     <w:p>
@@ -239,8 +239,8 @@
       </w:pPr>
       <w:r>
         <w:rPr>
+          <w:b/>
           <w:bCs/>
-          <w:b/>
         </w:rPr>
         <w:t xml:space="preserve">Conclusions:</w:t>
       </w:r>
@@ -259,8 +259,8 @@
         <w:t xml:space="preserve">Keywords: treatment-resistant depression; depression; electronic health records; machine learning; clinical prediction; text embeddings; antidepressants</w:t>
       </w:r>
     </w:p>
-    <w:bookmarkEnd w:id="23"/>
-    <w:bookmarkStart w:id="24" w:name="introduction"/>
+    <w:bookmarkEnd w:id="12"/>
+    <w:bookmarkStart w:id="13" w:name="_introduction"/>
     <w:p>
       <w:pPr>
         <w:pStyle w:val="Heading1"/>
@@ -309,8 +309,8 @@
         <w:t xml:space="preserve">We asked whether pretrained embeddings of rule-based patient narratives improve prediction of a treatment-switching proxy for TRD beyond structured feature vectors at the index antidepressant prescription. We compared the pipelines in the same patients, using a common temporal design and test set. Secondary analyses examined whether performance depended on the classifier or encoder, which clinical domains contributed, and whether embedding similarity supported prediction.</w:t>
       </w:r>
     </w:p>
-    <w:bookmarkEnd w:id="24"/>
-    <w:bookmarkStart w:id="33" w:name="methods"/>
+    <w:bookmarkEnd w:id="13"/>
+    <w:bookmarkStart w:id="24" w:name="_methods"/>
     <w:p>
       <w:pPr>
         <w:pStyle w:val="Heading1"/>
@@ -319,7 +319,7 @@
         <w:t xml:space="preserve">Methods</w:t>
       </w:r>
     </w:p>
-    <w:bookmarkStart w:id="25" w:name="study-design-and-data-source"/>
+    <w:bookmarkStart w:id="14" w:name="_49e275e0513b8e1e92cbc33a2b96fdd1a4287bf"/>
     <w:p>
       <w:pPr>
         <w:pStyle w:val="Heading2"/>
@@ -333,7 +333,7 @@
         <w:pStyle w:val="FirstParagraph"/>
       </w:pPr>
       <w:r>
-        <w:t xml:space="preserve">We conducted a retrospective cohort study using a frozen, deidentified Epic EHR extract from Saint Francis Health System in Tulsa, Oklahoma. The extract contained 501,718 patients and included diagnoses, encounters, medications, procedures, and laboratory data. The extract combined 2 groups: every patient with a depression flag on the problem list (100,420, 20.0%) and a random sample of patients without that flag (401,298, 80.0%). Eligibility was then decided from diagnoses recorded at encounters, not from the flag. Some patients in the random sample therefore qualified: 12,530 of the 42,579 eligible patients (29.4%, 95% CI 29.0–29.9) had no depression flag. Because every flagged patient was kept, the sample over-represents depression, and its outcome frequency is not the health system’s.</w:t>
+        <w:t xml:space="preserve">We conducted a retrospective cohort study using a frozen, deidentified Epic EHR extract from Saint Francis Health System in Tulsa, Oklahoma. The extract contained 501,718 patients and included diagnoses, encounters, medications, procedures, and laboratory data. The extract combined 2 groups: every patient with a depression flag on the problem list (100,420, 20.0%, 95% CI 19.9–20.1) and a random sample of patients without that flag (401,298, 80.0%, 95% CI 79.9–80.1). Eligibility was then decided from diagnoses recorded at encounters, not from the flag. Some patients in the random sample therefore qualified: 12,530 of the 42,579 eligible patients (29.4%, 95% CI 29.0–29.9) had no depression flag. Because every flagged patient was kept, the sample over-represents depression, and its outcome frequency is not the health system’s.</w:t>
       </w:r>
     </w:p>
     <w:p>
@@ -344,8 +344,8 @@
         <w:t xml:space="preserve">We used data version DV260629v1 and patient version PV260710v1, extracted on June 29, 2026, and processed on July 10, 2026. Index dates spanned 2013–2025. Evaluation used a random internal split from the same source and period. Source definitions and sampling details are provided in Multimedia Appendix 1, sections M1–M2. We used TRIPOD+AI to guide reporting [19].</w:t>
       </w:r>
     </w:p>
-    <w:bookmarkEnd w:id="25"/>
-    <w:bookmarkStart w:id="27" w:name="participants-and-prediction-time"/>
+    <w:bookmarkEnd w:id="14"/>
+    <w:bookmarkStart w:id="18" w:name="_f2dd39f973457dd42f3db9d2cfa3214359c7119"/>
     <w:p>
       <w:pPr>
         <w:pStyle w:val="Heading2"/>
@@ -379,18 +379,18 @@
           <wp:inline>
             <wp:extent cx="5486400" cy="2560320"/>
             <wp:effectExtent b="0" l="0" r="0" t="0"/>
-            <wp:docPr descr="" title="" id="1" name="Picture"/>
+            <wp:docPr descr="" title="" id="16" name="Picture"/>
             <a:graphic>
               <a:graphicData uri="http://schemas.openxmlformats.org/drawingml/2006/picture">
                 <pic:pic>
                   <pic:nvPicPr>
-                    <pic:cNvPr descr="../results/Qwen-Qwen3-Embedding-8B/google_medgemma-27b-text-it/time_zero_timeline.png" id="0" name="Picture"/>
+                    <pic:cNvPr descr="../exports/results/Qwen-Qwen3-Embedding-8B/google_medgemma-27b-text-it/time_zero_timeline.png" id="17" name="Picture"/>
                     <pic:cNvPicPr>
                       <a:picLocks noChangeArrowheads="1" noChangeAspect="1"/>
                     </pic:cNvPicPr>
                   </pic:nvPicPr>
                   <pic:blipFill>
-                    <a:blip r:embed="rId26"/>
+                    <a:blip r:embed="rId15"/>
                     <a:stretch>
                       <a:fillRect/>
                     </a:stretch>
@@ -423,30 +423,30 @@
       </w:pPr>
       <w:r>
         <w:rPr>
+          <w:b/>
           <w:bCs/>
-          <w:b/>
+          <w:i/>
           <w:iCs/>
-          <w:i/>
         </w:rPr>
         <w:t xml:space="preserve">Figure 1.</w:t>
       </w:r>
       <w:r>
         <w:rPr>
+          <w:i/>
           <w:iCs/>
-          <w:i/>
         </w:rPr>
         <w:t xml:space="preserve"> </w:t>
       </w:r>
       <w:r>
         <w:rPr>
+          <w:i/>
           <w:iCs/>
-          <w:i/>
         </w:rPr>
         <w:t xml:space="preserve">Prediction time and observation windows. The index is the earliest antidepressant prescription on or after the first recorded depression diagnosis. Clinical content comes from the preceding 730 days through the index date. Total recorded pre-index history length is a separate duration predictor and can exceed this window. The subsequent 365 days establish follow-up eligibility and the treatment-switching outcome. For 25,645 of the 42,579 patients (60.2%, 95% CI 59.8–60.7), the index prescription was written on the same day as the first depression diagnosis. EHR: electronic health record; MDD: major depressive disorder; TRD: treatment-resistant depression proxy.</w:t>
       </w:r>
     </w:p>
-    <w:bookmarkEnd w:id="27"/>
-    <w:bookmarkStart w:id="28" w:name="outcome"/>
+    <w:bookmarkEnd w:id="18"/>
+    <w:bookmarkStart w:id="19" w:name="_outcome"/>
     <w:p>
       <w:pPr>
         <w:pStyle w:val="Heading2"/>
@@ -474,13 +474,7 @@
         <w:t xml:space="preserve"> </w:t>
       </w:r>
       <w:r>
-        <w:t xml:space="preserve">“</w:t>
-      </w:r>
-      <w:r>
-        <w:t xml:space="preserve">TRD proxy</w:t>
-      </w:r>
-      <w:r>
-        <w:t xml:space="preserve">”</w:t>
+        <w:t xml:space="preserve">“TRD proxy”</w:t>
       </w:r>
       <w:r>
         <w:t xml:space="preserve"> </w:t>
@@ -489,8 +483,8 @@
         <w:t xml:space="preserve">rather than TRD.</w:t>
       </w:r>
     </w:p>
-    <w:bookmarkEnd w:id="28"/>
-    <w:bookmarkStart w:id="29" w:name="patient-representations-and-missing-data"/>
+    <w:bookmarkEnd w:id="19"/>
+    <w:bookmarkStart w:id="20" w:name="_bc2ecf9ae28c51bfb04f261c78498a3323eb498"/>
     <w:p>
       <w:pPr>
         <w:pStyle w:val="Heading2"/>
@@ -523,8 +517,8 @@
         <w:t xml:space="preserve">The pipelines differed in information content. Narratives retained vital signs, individual medication names, index dates, sexual orientation, and finer sociodemographic categories; FEATURE included total recorded history length, which the narratives omitted. Missing vital signs were excluded from FEATURE, and no statistical imputation was used in the primary analysis. Missing categorical information was represented explicitly, although some narrative fields retained raw missing-value tokens. Encoding rules, the predictor inventory, example narratives, and the field crosswalk are provided in Multimedia Appendix 1, sections M4–M6, S5, and S10.</w:t>
       </w:r>
     </w:p>
-    <w:bookmarkEnd w:id="29"/>
-    <w:bookmarkStart w:id="30" w:name="model-development-and-evaluation"/>
+    <w:bookmarkEnd w:id="20"/>
+    <w:bookmarkStart w:id="21" w:name="_5f61c62670e39b803565c99f58f9215be61faf5"/>
     <w:p>
       <w:pPr>
         <w:pStyle w:val="Heading2"/>
@@ -557,8 +551,8 @@
         <w:t xml:space="preserve">95% CIs came from resampling the test patients with replacement (the bootstrap). A difference between 2 models used the same resampled patients for both, which is called a paired bootstrap. We compared the representations in 2 ways. First, each classifier on embeddings was compared with the same classifier on feature vectors. Second, the best embedded model was compared with the best feature-vector model. Those 2 models were picked after seeing their test results, so the second comparison was not planned in advance. We set no margin for calling 2 models equivalent, so an interval that includes zero means no difference was found, not that the models are the same. Sensitivity and specificity at the threshold that maximized their sum in the test patients are given in Multimedia Appendix 1, section S12, as descriptions only.</w:t>
       </w:r>
     </w:p>
-    <w:bookmarkEnd w:id="30"/>
-    <w:bookmarkStart w:id="31" w:name="supporting-analyses"/>
+    <w:bookmarkEnd w:id="21"/>
+    <w:bookmarkStart w:id="22" w:name="_cc823ed83dc5ec31f8d38080373b9a0a736c5b0"/>
     <w:p>
       <w:pPr>
         <w:pStyle w:val="Heading2"/>
@@ -592,112 +586,32 @@
           <m:jc m:val="center"/>
         </m:oMathParaPr>
         <m:oMath>
-          <m:sSub>
+          <m:eqArr>
             <m:e>
-              <m:r>
-                <m:rPr>
-                  <m:sty m:val="p"/>
-                </m:rPr>
-                <m:t>s</m:t>
-              </m:r>
-              <m:r>
-                <m:rPr>
-                  <m:sty m:val="p"/>
-                </m:rPr>
-                <m:t>i</m:t>
-              </m:r>
-              <m:r>
-                <m:rPr>
-                  <m:sty m:val="p"/>
-                </m:rPr>
-                <m:t>m</m:t>
-              </m:r>
-            </m:e>
-            <m:sub>
-              <m:r>
-                <m:t>w</m:t>
-              </m:r>
-            </m:sub>
-          </m:sSub>
-          <m:r>
-            <m:rPr>
-              <m:sty m:val="p"/>
-            </m:rPr>
-            <m:t>(</m:t>
-          </m:r>
-          <m:r>
-            <m:t>x</m:t>
-          </m:r>
-          <m:r>
-            <m:rPr>
-              <m:sty m:val="p"/>
-            </m:rPr>
-            <m:t>,</m:t>
-          </m:r>
-          <m:r>
-            <m:t>y</m:t>
-          </m:r>
-          <m:r>
-            <m:rPr>
-              <m:sty m:val="p"/>
-            </m:rPr>
-            <m:t>)</m:t>
-          </m:r>
-          <m:r>
-            <m:rPr>
-              <m:sty m:val="p"/>
-            </m:rPr>
-            <m:t>=</m:t>
-          </m:r>
-          <m:f>
-            <m:fPr>
-              <m:type m:val="bar"/>
-            </m:fPr>
-            <m:num>
-              <m:nary>
-                <m:naryPr>
-                  <m:chr m:val="∑"/>
-                  <m:limLoc m:val="undOvr"/>
-                  <m:subHide m:val="0"/>
-                  <m:supHide m:val="1"/>
-                </m:naryPr>
-                <m:sub>
-                  <m:r>
-                    <m:t>d</m:t>
-                  </m:r>
-                </m:sub>
-                <m:sup>
-                  <m:r>
-                    <m:t>​</m:t>
-                  </m:r>
-                </m:sup>
-                <m:e>
-                  <m:sSub>
-                    <m:e>
-                      <m:r>
-                        <m:t>w</m:t>
-                      </m:r>
-                    </m:e>
-                    <m:sub>
-                      <m:r>
-                        <m:t>d</m:t>
-                      </m:r>
-                    </m:sub>
-                  </m:sSub>
-                </m:e>
-              </m:nary>
-              <m:r>
-                <m:t> </m:t>
-              </m:r>
               <m:sSub>
                 <m:e>
                   <m:r>
-                    <m:t>z</m:t>
+                    <m:rPr>
+                      <m:sty m:val="p"/>
+                    </m:rPr>
+                    <m:t>s</m:t>
+                  </m:r>
+                  <m:r>
+                    <m:rPr>
+                      <m:sty m:val="p"/>
+                    </m:rPr>
+                    <m:t>i</m:t>
+                  </m:r>
+                  <m:r>
+                    <m:rPr>
+                      <m:sty m:val="p"/>
+                    </m:rPr>
+                    <m:t>m</m:t>
                   </m:r>
                 </m:e>
                 <m:sub>
                   <m:r>
-                    <m:t>d</m:t>
+                    <m:t>w</m:t>
                   </m:r>
                 </m:sub>
               </m:sSub>
@@ -714,28 +628,7 @@
                 <m:rPr>
                   <m:sty m:val="p"/>
                 </m:rPr>
-                <m:t>)</m:t>
-              </m:r>
-              <m:r>
-                <m:t> </m:t>
-              </m:r>
-              <m:sSub>
-                <m:e>
-                  <m:r>
-                    <m:t>z</m:t>
-                  </m:r>
-                </m:e>
-                <m:sub>
-                  <m:r>
-                    <m:t>d</m:t>
-                  </m:r>
-                </m:sub>
-              </m:sSub>
-              <m:r>
-                <m:rPr>
-                  <m:sty m:val="p"/>
-                </m:rPr>
-                <m:t>(</m:t>
+                <m:t>,</m:t>
               </m:r>
               <m:r>
                 <m:t>y</m:t>
@@ -746,20 +639,26 @@
                 </m:rPr>
                 <m:t>)</m:t>
               </m:r>
-            </m:num>
-            <m:den>
-              <m:rad>
-                <m:radPr>
-                  <m:degHide m:val="1"/>
-                </m:radPr>
-                <m:deg/>
-                <m:e>
+              <m:r>
+                <m:t>&amp;</m:t>
+              </m:r>
+              <m:r>
+                <m:rPr>
+                  <m:sty m:val="p"/>
+                </m:rPr>
+                <m:t>=</m:t>
+              </m:r>
+              <m:f>
+                <m:fPr>
+                  <m:type m:val="bar"/>
+                </m:fPr>
+                <m:num>
                   <m:nary>
                     <m:naryPr>
                       <m:chr m:val="∑"/>
                       <m:limLoc m:val="undOvr"/>
-                      <m:subHide m:val="0"/>
-                      <m:supHide m:val="1"/>
+                      <m:subHide m:val="off"/>
+                      <m:supHide m:val="on"/>
                     </m:naryPr>
                     <m:sub>
                       <m:r>
@@ -810,64 +709,12 @@
                   <m:r>
                     <m:t>x</m:t>
                   </m:r>
-                  <m:sSup>
-                    <m:e>
-                      <m:r>
-                        <m:rPr>
-                          <m:sty m:val="p"/>
-                        </m:rPr>
-                        <m:t>)</m:t>
-                      </m:r>
-                    </m:e>
-                    <m:sup>
-                      <m:r>
-                        <m:t>2</m:t>
-                      </m:r>
-                    </m:sup>
-                  </m:sSup>
-                </m:e>
-              </m:rad>
-              <m:r>
-                <m:t> </m:t>
-              </m:r>
-              <m:rad>
-                <m:radPr>
-                  <m:degHide m:val="1"/>
-                </m:radPr>
-                <m:deg/>
-                <m:e>
-                  <m:nary>
-                    <m:naryPr>
-                      <m:chr m:val="∑"/>
-                      <m:limLoc m:val="undOvr"/>
-                      <m:subHide m:val="0"/>
-                      <m:supHide m:val="1"/>
-                    </m:naryPr>
-                    <m:sub>
-                      <m:r>
-                        <m:t>d</m:t>
-                      </m:r>
-                    </m:sub>
-                    <m:sup>
-                      <m:r>
-                        <m:t>​</m:t>
-                      </m:r>
-                    </m:sup>
-                    <m:e>
-                      <m:sSub>
-                        <m:e>
-                          <m:r>
-                            <m:t>w</m:t>
-                          </m:r>
-                        </m:e>
-                        <m:sub>
-                          <m:r>
-                            <m:t>d</m:t>
-                          </m:r>
-                        </m:sub>
-                      </m:sSub>
-                    </m:e>
-                  </m:nary>
+                  <m:r>
+                    <m:rPr>
+                      <m:sty m:val="p"/>
+                    </m:rPr>
+                    <m:t>)</m:t>
+                  </m:r>
                   <m:r>
                     <m:t> </m:t>
                   </m:r>
@@ -892,67 +739,189 @@
                   <m:r>
                     <m:t>y</m:t>
                   </m:r>
-                  <m:sSup>
+                  <m:r>
+                    <m:rPr>
+                      <m:sty m:val="p"/>
+                    </m:rPr>
+                    <m:t>)</m:t>
+                  </m:r>
+                </m:num>
+                <m:den>
+                  <m:rad>
+                    <m:radPr>
+                      <m:degHide m:val="on"/>
+                    </m:radPr>
+                    <m:deg/>
                     <m:e>
+                      <m:nary>
+                        <m:naryPr>
+                          <m:chr m:val="∑"/>
+                          <m:limLoc m:val="undOvr"/>
+                          <m:subHide m:val="off"/>
+                          <m:supHide m:val="on"/>
+                        </m:naryPr>
+                        <m:sub>
+                          <m:r>
+                            <m:t>d</m:t>
+                          </m:r>
+                        </m:sub>
+                        <m:sup>
+                          <m:r>
+                            <m:t>​</m:t>
+                          </m:r>
+                        </m:sup>
+                        <m:e>
+                          <m:sSub>
+                            <m:e>
+                              <m:r>
+                                <m:t>w</m:t>
+                              </m:r>
+                            </m:e>
+                            <m:sub>
+                              <m:r>
+                                <m:t>d</m:t>
+                              </m:r>
+                            </m:sub>
+                          </m:sSub>
+                        </m:e>
+                      </m:nary>
+                      <m:r>
+                        <m:t> </m:t>
+                      </m:r>
+                      <m:sSub>
+                        <m:e>
+                          <m:r>
+                            <m:t>z</m:t>
+                          </m:r>
+                        </m:e>
+                        <m:sub>
+                          <m:r>
+                            <m:t>d</m:t>
+                          </m:r>
+                        </m:sub>
+                      </m:sSub>
                       <m:r>
                         <m:rPr>
                           <m:sty m:val="p"/>
                         </m:rPr>
-                        <m:t>)</m:t>
+                        <m:t>(</m:t>
                       </m:r>
+                      <m:r>
+                        <m:t>x</m:t>
+                      </m:r>
+                      <m:sSup>
+                        <m:e>
+                          <m:r>
+                            <m:rPr>
+                              <m:sty m:val="p"/>
+                            </m:rPr>
+                            <m:t>)</m:t>
+                          </m:r>
+                        </m:e>
+                        <m:sup>
+                          <m:r>
+                            <m:t>2</m:t>
+                          </m:r>
+                        </m:sup>
+                      </m:sSup>
                     </m:e>
-                    <m:sup>
+                  </m:rad>
+                  <m:r>
+                    <m:t> </m:t>
+                  </m:r>
+                  <m:rad>
+                    <m:radPr>
+                      <m:degHide m:val="on"/>
+                    </m:radPr>
+                    <m:deg/>
+                    <m:e>
+                      <m:nary>
+                        <m:naryPr>
+                          <m:chr m:val="∑"/>
+                          <m:limLoc m:val="undOvr"/>
+                          <m:subHide m:val="off"/>
+                          <m:supHide m:val="on"/>
+                        </m:naryPr>
+                        <m:sub>
+                          <m:r>
+                            <m:t>d</m:t>
+                          </m:r>
+                        </m:sub>
+                        <m:sup>
+                          <m:r>
+                            <m:t>​</m:t>
+                          </m:r>
+                        </m:sup>
+                        <m:e>
+                          <m:sSub>
+                            <m:e>
+                              <m:r>
+                                <m:t>w</m:t>
+                              </m:r>
+                            </m:e>
+                            <m:sub>
+                              <m:r>
+                                <m:t>d</m:t>
+                              </m:r>
+                            </m:sub>
+                          </m:sSub>
+                        </m:e>
+                      </m:nary>
                       <m:r>
-                        <m:t>2</m:t>
+                        <m:t> </m:t>
                       </m:r>
-                    </m:sup>
-                  </m:sSup>
-                </m:e>
-              </m:rad>
-            </m:den>
-          </m:f>
-          <m:r>
-            <m:rPr>
-              <m:sty m:val="p"/>
-            </m:rPr>
-            <m:t>,</m:t>
-          </m:r>
-          <m:r>
-            <m:t>  </m:t>
-          </m:r>
-          <m:sSub>
-            <m:e>
-              <m:r>
-                <m:t>w</m:t>
-              </m:r>
-            </m:e>
-            <m:sub>
-              <m:r>
-                <m:t>d</m:t>
-              </m:r>
-            </m:sub>
-          </m:sSub>
-          <m:r>
-            <m:rPr>
-              <m:sty m:val="p"/>
-            </m:rPr>
-            <m:t>=</m:t>
-          </m:r>
-          <m:f>
-            <m:fPr>
-              <m:type m:val="bar"/>
-            </m:fPr>
-            <m:num>
+                      <m:sSub>
+                        <m:e>
+                          <m:r>
+                            <m:t>z</m:t>
+                          </m:r>
+                        </m:e>
+                        <m:sub>
+                          <m:r>
+                            <m:t>d</m:t>
+                          </m:r>
+                        </m:sub>
+                      </m:sSub>
+                      <m:r>
+                        <m:rPr>
+                          <m:sty m:val="p"/>
+                        </m:rPr>
+                        <m:t>(</m:t>
+                      </m:r>
+                      <m:r>
+                        <m:t>y</m:t>
+                      </m:r>
+                      <m:sSup>
+                        <m:e>
+                          <m:r>
+                            <m:rPr>
+                              <m:sty m:val="p"/>
+                            </m:rPr>
+                            <m:t>)</m:t>
+                          </m:r>
+                        </m:e>
+                        <m:sup>
+                          <m:r>
+                            <m:t>2</m:t>
+                          </m:r>
+                        </m:sup>
+                      </m:sSup>
+                    </m:e>
+                  </m:rad>
+                </m:den>
+              </m:f>
               <m:r>
                 <m:rPr>
                   <m:sty m:val="p"/>
                 </m:rPr>
-                <m:t>|</m:t>
+                <m:t>,</m:t>
               </m:r>
+            </m:e>
+            <m:e>
               <m:sSub>
                 <m:e>
                   <m:r>
-                    <m:t>β</m:t>
+                    <m:t>w</m:t>
                   </m:r>
                 </m:e>
                 <m:sub>
@@ -962,59 +931,93 @@
                 </m:sub>
               </m:sSub>
               <m:r>
+                <m:t>&amp;</m:t>
+              </m:r>
+              <m:r>
                 <m:rPr>
                   <m:sty m:val="p"/>
                 </m:rPr>
-                <m:t>|</m:t>
+                <m:t>=</m:t>
               </m:r>
-            </m:num>
-            <m:den>
-              <m:nary>
-                <m:naryPr>
-                  <m:chr m:val="∑"/>
-                  <m:limLoc m:val="undOvr"/>
-                  <m:subHide m:val="0"/>
-                  <m:supHide m:val="1"/>
-                </m:naryPr>
-                <m:sub>
-                  <m:r>
-                    <m:t>e</m:t>
-                  </m:r>
-                </m:sub>
-                <m:sup>
-                  <m:r>
-                    <m:t>​</m:t>
-                  </m:r>
-                </m:sup>
-                <m:e>
+              <m:f>
+                <m:fPr>
+                  <m:type m:val="bar"/>
+                </m:fPr>
+                <m:num>
                   <m:r>
                     <m:rPr>
                       <m:sty m:val="p"/>
                     </m:rPr>
                     <m:t>|</m:t>
                   </m:r>
-                </m:e>
-              </m:nary>
-              <m:sSub>
-                <m:e>
+                  <m:sSub>
+                    <m:e>
+                      <m:r>
+                        <m:t>β</m:t>
+                      </m:r>
+                    </m:e>
+                    <m:sub>
+                      <m:r>
+                        <m:t>d</m:t>
+                      </m:r>
+                    </m:sub>
+                  </m:sSub>
                   <m:r>
-                    <m:t>β</m:t>
+                    <m:rPr>
+                      <m:sty m:val="p"/>
+                    </m:rPr>
+                    <m:t>|</m:t>
                   </m:r>
-                </m:e>
-                <m:sub>
+                </m:num>
+                <m:den>
+                  <m:nary>
+                    <m:naryPr>
+                      <m:chr m:val="∑"/>
+                      <m:limLoc m:val="undOvr"/>
+                      <m:subHide m:val="off"/>
+                      <m:supHide m:val="on"/>
+                    </m:naryPr>
+                    <m:sub>
+                      <m:r>
+                        <m:t>e</m:t>
+                      </m:r>
+                    </m:sub>
+                    <m:sup>
+                      <m:r>
+                        <m:t>​</m:t>
+                      </m:r>
+                    </m:sup>
+                    <m:e>
+                      <m:r>
+                        <m:rPr>
+                          <m:sty m:val="p"/>
+                        </m:rPr>
+                        <m:t>|</m:t>
+                      </m:r>
+                    </m:e>
+                  </m:nary>
+                  <m:sSub>
+                    <m:e>
+                      <m:r>
+                        <m:t>β</m:t>
+                      </m:r>
+                    </m:e>
+                    <m:sub>
+                      <m:r>
+                        <m:t>e</m:t>
+                      </m:r>
+                    </m:sub>
+                  </m:sSub>
                   <m:r>
-                    <m:t>e</m:t>
+                    <m:rPr>
+                      <m:sty m:val="p"/>
+                    </m:rPr>
+                    <m:t>|</m:t>
                   </m:r>
-                </m:sub>
-              </m:sSub>
-              <m:r>
-                <m:rPr>
-                  <m:sty m:val="p"/>
-                </m:rPr>
-                <m:t>|</m:t>
-              </m:r>
-            </m:den>
-          </m:f>
+                </m:den>
+              </m:f>
+            </m:e>
+          </m:eqArr>
           <m:r>
             <m:t>  </m:t>
           </m:r>
@@ -1085,8 +1088,8 @@
                 <m:naryPr>
                   <m:chr m:val="∑"/>
                   <m:limLoc m:val="undOvr"/>
-                  <m:subHide m:val="0"/>
-                  <m:supHide m:val="1"/>
+                  <m:subHide m:val="off"/>
+                  <m:supHide m:val="on"/>
                 </m:naryPr>
                 <m:sub>
                   <m:r>
@@ -1172,8 +1175,8 @@
                 <m:naryPr>
                   <m:chr m:val="∑"/>
                   <m:limLoc m:val="undOvr"/>
-                  <m:subHide m:val="0"/>
-                  <m:supHide m:val="1"/>
+                  <m:subHide m:val="off"/>
+                  <m:supHide m:val="on"/>
                 </m:naryPr>
                 <m:sub>
                   <m:r>
@@ -1269,7 +1272,6 @@
           </m:r>
           <m:r>
             <m:rPr>
-              <m:nor/>
               <m:sty m:val="p"/>
             </m:rPr>
             <m:t>max</m:t>
@@ -1512,7 +1514,7 @@
         <w:t xml:space="preserve"> </w:t>
       </w:r>
       <w:r>
-        <w:t xml:space="preserve">is a sharpening exponent. Plain cosine similarity is Equation 1 with raw embeddings and equal weights. We scored every k from 1 to all 34,063 training patients, under α = 1, 2, and 5. Each similarity metric was reported at its best k, the k with the highest ROC AUC in the test patients. Because k was chosen on the test patients, these values are optimistic. As a floor, random retrieval averaged the outcomes of k training patients drawn at random, with equal weights. It was scored at the same k in 1,000 seeded draws, and its interval is the 2.5th to 97.5th percentile across draws. Farthest retrieval, which averaged the 50 least similar patients, was a second negative control. Details appear in Multimedia Appendix 1, sections M10–M12 and S6.</w:t>
+        <w:t xml:space="preserve">is a sharpening exponent. Plain cosine similarity is Equation 1 with raw embeddings and equal weights. Neighbors were chosen in 2 ways, nearest and random. Random retrieval averaged the outcomes of k training patients drawn at random, with equal weights, in 1,000 seeded draws; its interval is the 2.5th to 97.5th percentile across draws. Both were scored at every k from 1 to all 34,063 training patients, nearest retrieval under α = 1, 2, and 5. Each retrieval arm, the 2 nearest-neighbor metrics and random retrieval, therefore yields a curve over k, not a value at one k. Apart from those curves, every performance value reported for a retrieval arm is at that arm’s best k, the k with the highest ROC AUC in the test patients, except where a fixed k is named. That includes ROC curves, confusion matrices, maxima, and the AUPRC, Brier and calibration summaries. Because that k was chosen on the test patients, these values are optimistic. Details appear in Multimedia Appendix 1, sections M10–M12 and S6.</w:t>
       </w:r>
     </w:p>
     <w:p>
@@ -1523,8 +1525,8 @@
         <w:t xml:space="preserve">Additional analyses examined encoder robustness, model dimensionality, record length, and subgroup performance. Subgroup comparisons used held-out predictions without refitting and Benjamini–Hochberg adjustment across 240 contrasts. Full methods and results appear in Multimedia Appendix 1. All random processes were seeded; analyses used Python, scikit-learn, XGBoost, and sentence-transformers [22,26,27].</w:t>
       </w:r>
     </w:p>
-    <w:bookmarkEnd w:id="31"/>
-    <w:bookmarkStart w:id="32" w:name="ethical-considerations"/>
+    <w:bookmarkEnd w:id="22"/>
+    <w:bookmarkStart w:id="23" w:name="_2167f12c33b4c5bf55da6a4c284c297820adfc8"/>
     <w:p>
       <w:pPr>
         <w:pStyle w:val="Heading2"/>
@@ -1541,9 +1543,9 @@
         <w:t xml:space="preserve">We analyzed deidentified secondary records without direct identifiers. No institutional review board review or consent waiver was obtained because the study was considered not to involve human participants. All analytic computation, including embedding, ran on local institutional hardware; patient-level analytic data were not transmitted to external services. No patients or members of the public participated in the design, conduct, or reporting of the study.</w:t>
       </w:r>
     </w:p>
-    <w:bookmarkEnd w:id="32"/>
-    <w:bookmarkEnd w:id="33"/>
-    <w:bookmarkStart w:id="43" w:name="results"/>
+    <w:bookmarkEnd w:id="23"/>
+    <w:bookmarkEnd w:id="24"/>
+    <w:bookmarkStart w:id="45" w:name="_results"/>
     <w:p>
       <w:pPr>
         <w:pStyle w:val="Heading1"/>
@@ -1552,7 +1554,7 @@
         <w:t xml:space="preserve">Results</w:t>
       </w:r>
     </w:p>
-    <w:bookmarkStart w:id="34" w:name="cohort-characteristics"/>
+    <w:bookmarkStart w:id="25" w:name="_05544cad0514f6a68575f9a3bde29a58fbe80a2"/>
     <w:p>
       <w:pPr>
         <w:pStyle w:val="Heading2"/>
@@ -1566,7 +1568,7 @@
         <w:pStyle w:val="FirstParagraph"/>
       </w:pPr>
       <w:r>
-        <w:t xml:space="preserve">Of 501,718 patients in the extract, 42,579 met eligibility criteria and 7,455 (17.5%, 95% CI 17.2–17.9) met the TRD proxy definition. Median age was 55 years (IQR 38–70); 72.5% were female, 80.0% were recorded as White/Caucasian, and 98.9% preferred English. Outcome-positive patients more often had coded suicidality, severe depression, anxiety, insomnia, and substance use disorders (Table 1). Expanded characteristics and subgroup outcome frequencies are in Multimedia Appendix 1, section S11.</w:t>
+        <w:t xml:space="preserve">Of 501,718 patients in the extract, 42,579 met eligibility criteria and 7,455 (17.5%, 95% CI 17.2–17.9) met the TRD proxy definition. Median age was 55 years (IQR 38–70); 72.5% (95% CI 72.0–72.9) were female, 80.0% (95% CI 79.7–80.4) were recorded as White/Caucasian, and 98.9% (95% CI 98.8–99.0) preferred English. Outcome-positive patients more often had coded suicidality, severe depression, anxiety, insomnia, and substance use disorders (Table 1). Expanded characteristics and subgroup outcome frequencies are in Multimedia Appendix 1, section S11.</w:t>
       </w:r>
     </w:p>
     <w:p>
@@ -1575,24 +1577,24 @@
       </w:pPr>
       <w:r>
         <w:rPr>
+          <w:b/>
           <w:bCs/>
-          <w:b/>
+          <w:i/>
           <w:iCs/>
-          <w:i/>
         </w:rPr>
         <w:t xml:space="preserve">Table 1.</w:t>
       </w:r>
       <w:r>
         <w:rPr>
+          <w:i/>
           <w:iCs/>
-          <w:i/>
         </w:rPr>
         <w:t xml:space="preserve"> </w:t>
       </w:r>
       <w:r>
         <w:rPr>
+          <w:i/>
           <w:iCs/>
-          <w:i/>
         </w:rPr>
         <w:t xml:space="preserve">Selected cohort characteristics by TRD proxy status. Values are median (IQR) or n (%). SMD is the standardized mean difference between positive and negative groups. MDD: major depressive disorder; PTSD: posttraumatic stress disorder. Expanded characteristics appear in Multimedia Appendix 1, Table S14.</w:t>
       </w:r>
@@ -1600,7 +1602,8 @@
     <w:tbl>
       <w:tblPr>
         <w:tblStyle w:val="Table"/>
-        <w:tblW w:type="pct" w:w="4915.966386554622"/>
+        <w:tblW w:type="pct" w:w="4916"/>
+        <w:tblLayout w:type="fixed"/>
         <w:tblLook w:firstRow="1" w:lastRow="0" w:firstColumn="0" w:lastColumn="0" w:noHBand="0" w:noVBand="0" w:val="0020"/>
       </w:tblPr>
       <w:tblGrid>
@@ -1611,7 +1614,11 @@
         <w:gridCol w:w="598"/>
       </w:tblGrid>
       <w:tr>
-        <w:tc>
+        <w:trPr>
+          <w:tblHeader w:val="on"/>
+        </w:trPr>
+        <w:tc>
+          <w:tcPr/>
           <w:p>
             <w:pPr>
               <w:pStyle w:val="Compact"/>
@@ -1623,6 +1630,7 @@
           </w:p>
         </w:tc>
         <w:tc>
+          <w:tcPr/>
           <w:p>
             <w:pPr>
               <w:pStyle w:val="Compact"/>
@@ -1640,6 +1648,7 @@
           </w:p>
         </w:tc>
         <w:tc>
+          <w:tcPr/>
           <w:p>
             <w:pPr>
               <w:pStyle w:val="Compact"/>
@@ -1657,6 +1666,7 @@
           </w:p>
         </w:tc>
         <w:tc>
+          <w:tcPr/>
           <w:p>
             <w:pPr>
               <w:pStyle w:val="Compact"/>
@@ -1674,6 +1684,7 @@
           </w:p>
         </w:tc>
         <w:tc>
+          <w:tcPr/>
           <w:p>
             <w:pPr>
               <w:pStyle w:val="Compact"/>
@@ -1687,6 +1698,7 @@
       </w:tr>
       <w:tr>
         <w:tc>
+          <w:tcPr/>
           <w:p>
             <w:pPr>
               <w:pStyle w:val="Compact"/>
@@ -1698,6 +1710,7 @@
           </w:p>
         </w:tc>
         <w:tc>
+          <w:tcPr/>
           <w:p>
             <w:pPr>
               <w:pStyle w:val="Compact"/>
@@ -1709,6 +1722,7 @@
           </w:p>
         </w:tc>
         <w:tc>
+          <w:tcPr/>
           <w:p>
             <w:pPr>
               <w:pStyle w:val="Compact"/>
@@ -1720,6 +1734,7 @@
           </w:p>
         </w:tc>
         <w:tc>
+          <w:tcPr/>
           <w:p>
             <w:pPr>
               <w:pStyle w:val="Compact"/>
@@ -1731,6 +1746,7 @@
           </w:p>
         </w:tc>
         <w:tc>
+          <w:tcPr/>
           <w:p>
             <w:pPr>
               <w:pStyle w:val="Compact"/>
@@ -1744,6 +1760,7 @@
       </w:tr>
       <w:tr>
         <w:tc>
+          <w:tcPr/>
           <w:p>
             <w:pPr>
               <w:pStyle w:val="Compact"/>
@@ -1755,6 +1772,7 @@
           </w:p>
         </w:tc>
         <w:tc>
+          <w:tcPr/>
           <w:p>
             <w:pPr>
               <w:pStyle w:val="Compact"/>
@@ -1766,6 +1784,7 @@
           </w:p>
         </w:tc>
         <w:tc>
+          <w:tcPr/>
           <w:p>
             <w:pPr>
               <w:pStyle w:val="Compact"/>
@@ -1777,6 +1796,7 @@
           </w:p>
         </w:tc>
         <w:tc>
+          <w:tcPr/>
           <w:p>
             <w:pPr>
               <w:pStyle w:val="Compact"/>
@@ -1788,6 +1808,7 @@
           </w:p>
         </w:tc>
         <w:tc>
+          <w:tcPr/>
           <w:p>
             <w:pPr>
               <w:pStyle w:val="Compact"/>
@@ -1801,6 +1822,7 @@
       </w:tr>
       <w:tr>
         <w:tc>
+          <w:tcPr/>
           <w:p>
             <w:pPr>
               <w:pStyle w:val="Compact"/>
@@ -1812,6 +1834,7 @@
           </w:p>
         </w:tc>
         <w:tc>
+          <w:tcPr/>
           <w:p>
             <w:pPr>
               <w:pStyle w:val="Compact"/>
@@ -1823,6 +1846,7 @@
           </w:p>
         </w:tc>
         <w:tc>
+          <w:tcPr/>
           <w:p>
             <w:pPr>
               <w:pStyle w:val="Compact"/>
@@ -1834,6 +1858,7 @@
           </w:p>
         </w:tc>
         <w:tc>
+          <w:tcPr/>
           <w:p>
             <w:pPr>
               <w:pStyle w:val="Compact"/>
@@ -1845,6 +1870,7 @@
           </w:p>
         </w:tc>
         <w:tc>
+          <w:tcPr/>
           <w:p>
             <w:pPr>
               <w:pStyle w:val="Compact"/>
@@ -1858,6 +1884,7 @@
       </w:tr>
       <w:tr>
         <w:tc>
+          <w:tcPr/>
           <w:p>
             <w:pPr>
               <w:pStyle w:val="Compact"/>
@@ -1869,6 +1896,7 @@
           </w:p>
         </w:tc>
         <w:tc>
+          <w:tcPr/>
           <w:p>
             <w:pPr>
               <w:pStyle w:val="Compact"/>
@@ -1880,6 +1908,7 @@
           </w:p>
         </w:tc>
         <w:tc>
+          <w:tcPr/>
           <w:p>
             <w:pPr>
               <w:pStyle w:val="Compact"/>
@@ -1891,6 +1920,7 @@
           </w:p>
         </w:tc>
         <w:tc>
+          <w:tcPr/>
           <w:p>
             <w:pPr>
               <w:pStyle w:val="Compact"/>
@@ -1902,6 +1932,7 @@
           </w:p>
         </w:tc>
         <w:tc>
+          <w:tcPr/>
           <w:p>
             <w:pPr>
               <w:pStyle w:val="Compact"/>
@@ -1915,6 +1946,7 @@
       </w:tr>
       <w:tr>
         <w:tc>
+          <w:tcPr/>
           <w:p>
             <w:pPr>
               <w:pStyle w:val="Compact"/>
@@ -1926,6 +1958,7 @@
           </w:p>
         </w:tc>
         <w:tc>
+          <w:tcPr/>
           <w:p>
             <w:pPr>
               <w:pStyle w:val="Compact"/>
@@ -1937,6 +1970,7 @@
           </w:p>
         </w:tc>
         <w:tc>
+          <w:tcPr/>
           <w:p>
             <w:pPr>
               <w:pStyle w:val="Compact"/>
@@ -1948,6 +1982,7 @@
           </w:p>
         </w:tc>
         <w:tc>
+          <w:tcPr/>
           <w:p>
             <w:pPr>
               <w:pStyle w:val="Compact"/>
@@ -1959,6 +1994,7 @@
           </w:p>
         </w:tc>
         <w:tc>
+          <w:tcPr/>
           <w:p>
             <w:pPr>
               <w:pStyle w:val="Compact"/>
@@ -1972,6 +2008,7 @@
       </w:tr>
       <w:tr>
         <w:tc>
+          <w:tcPr/>
           <w:p>
             <w:pPr>
               <w:pStyle w:val="Compact"/>
@@ -1983,6 +2020,7 @@
           </w:p>
         </w:tc>
         <w:tc>
+          <w:tcPr/>
           <w:p>
             <w:pPr>
               <w:pStyle w:val="Compact"/>
@@ -1994,6 +2032,7 @@
           </w:p>
         </w:tc>
         <w:tc>
+          <w:tcPr/>
           <w:p>
             <w:pPr>
               <w:pStyle w:val="Compact"/>
@@ -2005,6 +2044,7 @@
           </w:p>
         </w:tc>
         <w:tc>
+          <w:tcPr/>
           <w:p>
             <w:pPr>
               <w:pStyle w:val="Compact"/>
@@ -2016,6 +2056,7 @@
           </w:p>
         </w:tc>
         <w:tc>
+          <w:tcPr/>
           <w:p>
             <w:pPr>
               <w:pStyle w:val="Compact"/>
@@ -2029,6 +2070,7 @@
       </w:tr>
       <w:tr>
         <w:tc>
+          <w:tcPr/>
           <w:p>
             <w:pPr>
               <w:pStyle w:val="Compact"/>
@@ -2040,6 +2082,7 @@
           </w:p>
         </w:tc>
         <w:tc>
+          <w:tcPr/>
           <w:p>
             <w:pPr>
               <w:pStyle w:val="Compact"/>
@@ -2051,6 +2094,7 @@
           </w:p>
         </w:tc>
         <w:tc>
+          <w:tcPr/>
           <w:p>
             <w:pPr>
               <w:pStyle w:val="Compact"/>
@@ -2062,6 +2106,7 @@
           </w:p>
         </w:tc>
         <w:tc>
+          <w:tcPr/>
           <w:p>
             <w:pPr>
               <w:pStyle w:val="Compact"/>
@@ -2073,6 +2118,7 @@
           </w:p>
         </w:tc>
         <w:tc>
+          <w:tcPr/>
           <w:p>
             <w:pPr>
               <w:pStyle w:val="Compact"/>
@@ -2086,6 +2132,7 @@
       </w:tr>
       <w:tr>
         <w:tc>
+          <w:tcPr/>
           <w:p>
             <w:pPr>
               <w:pStyle w:val="Compact"/>
@@ -2097,6 +2144,7 @@
           </w:p>
         </w:tc>
         <w:tc>
+          <w:tcPr/>
           <w:p>
             <w:pPr>
               <w:pStyle w:val="Compact"/>
@@ -2108,6 +2156,7 @@
           </w:p>
         </w:tc>
         <w:tc>
+          <w:tcPr/>
           <w:p>
             <w:pPr>
               <w:pStyle w:val="Compact"/>
@@ -2119,6 +2168,7 @@
           </w:p>
         </w:tc>
         <w:tc>
+          <w:tcPr/>
           <w:p>
             <w:pPr>
               <w:pStyle w:val="Compact"/>
@@ -2130,6 +2180,7 @@
           </w:p>
         </w:tc>
         <w:tc>
+          <w:tcPr/>
           <w:p>
             <w:pPr>
               <w:pStyle w:val="Compact"/>
@@ -2143,6 +2194,7 @@
       </w:tr>
       <w:tr>
         <w:tc>
+          <w:tcPr/>
           <w:p>
             <w:pPr>
               <w:pStyle w:val="Compact"/>
@@ -2154,6 +2206,7 @@
           </w:p>
         </w:tc>
         <w:tc>
+          <w:tcPr/>
           <w:p>
             <w:pPr>
               <w:pStyle w:val="Compact"/>
@@ -2165,6 +2218,7 @@
           </w:p>
         </w:tc>
         <w:tc>
+          <w:tcPr/>
           <w:p>
             <w:pPr>
               <w:pStyle w:val="Compact"/>
@@ -2176,6 +2230,7 @@
           </w:p>
         </w:tc>
         <w:tc>
+          <w:tcPr/>
           <w:p>
             <w:pPr>
               <w:pStyle w:val="Compact"/>
@@ -2187,6 +2242,7 @@
           </w:p>
         </w:tc>
         <w:tc>
+          <w:tcPr/>
           <w:p>
             <w:pPr>
               <w:pStyle w:val="Compact"/>
@@ -2200,6 +2256,7 @@
       </w:tr>
       <w:tr>
         <w:tc>
+          <w:tcPr/>
           <w:p>
             <w:pPr>
               <w:pStyle w:val="Compact"/>
@@ -2211,6 +2268,7 @@
           </w:p>
         </w:tc>
         <w:tc>
+          <w:tcPr/>
           <w:p>
             <w:pPr>
               <w:pStyle w:val="Compact"/>
@@ -2222,6 +2280,7 @@
           </w:p>
         </w:tc>
         <w:tc>
+          <w:tcPr/>
           <w:p>
             <w:pPr>
               <w:pStyle w:val="Compact"/>
@@ -2233,6 +2292,7 @@
           </w:p>
         </w:tc>
         <w:tc>
+          <w:tcPr/>
           <w:p>
             <w:pPr>
               <w:pStyle w:val="Compact"/>
@@ -2244,6 +2304,7 @@
           </w:p>
         </w:tc>
         <w:tc>
+          <w:tcPr/>
           <w:p>
             <w:pPr>
               <w:pStyle w:val="Compact"/>
@@ -2257,6 +2318,7 @@
       </w:tr>
       <w:tr>
         <w:tc>
+          <w:tcPr/>
           <w:p>
             <w:pPr>
               <w:pStyle w:val="Compact"/>
@@ -2268,6 +2330,7 @@
           </w:p>
         </w:tc>
         <w:tc>
+          <w:tcPr/>
           <w:p>
             <w:pPr>
               <w:pStyle w:val="Compact"/>
@@ -2279,6 +2342,7 @@
           </w:p>
         </w:tc>
         <w:tc>
+          <w:tcPr/>
           <w:p>
             <w:pPr>
               <w:pStyle w:val="Compact"/>
@@ -2290,6 +2354,7 @@
           </w:p>
         </w:tc>
         <w:tc>
+          <w:tcPr/>
           <w:p>
             <w:pPr>
               <w:pStyle w:val="Compact"/>
@@ -2301,6 +2366,7 @@
           </w:p>
         </w:tc>
         <w:tc>
+          <w:tcPr/>
           <w:p>
             <w:pPr>
               <w:pStyle w:val="Compact"/>
@@ -2314,6 +2380,7 @@
       </w:tr>
       <w:tr>
         <w:tc>
+          <w:tcPr/>
           <w:p>
             <w:pPr>
               <w:pStyle w:val="Compact"/>
@@ -2325,6 +2392,7 @@
           </w:p>
         </w:tc>
         <w:tc>
+          <w:tcPr/>
           <w:p>
             <w:pPr>
               <w:pStyle w:val="Compact"/>
@@ -2336,6 +2404,7 @@
           </w:p>
         </w:tc>
         <w:tc>
+          <w:tcPr/>
           <w:p>
             <w:pPr>
               <w:pStyle w:val="Compact"/>
@@ -2347,6 +2416,7 @@
           </w:p>
         </w:tc>
         <w:tc>
+          <w:tcPr/>
           <w:p>
             <w:pPr>
               <w:pStyle w:val="Compact"/>
@@ -2358,6 +2428,7 @@
           </w:p>
         </w:tc>
         <w:tc>
+          <w:tcPr/>
           <w:p>
             <w:pPr>
               <w:pStyle w:val="Compact"/>
@@ -2371,6 +2442,7 @@
       </w:tr>
       <w:tr>
         <w:tc>
+          <w:tcPr/>
           <w:p>
             <w:pPr>
               <w:pStyle w:val="Compact"/>
@@ -2382,6 +2454,7 @@
           </w:p>
         </w:tc>
         <w:tc>
+          <w:tcPr/>
           <w:p>
             <w:pPr>
               <w:pStyle w:val="Compact"/>
@@ -2393,6 +2466,7 @@
           </w:p>
         </w:tc>
         <w:tc>
+          <w:tcPr/>
           <w:p>
             <w:pPr>
               <w:pStyle w:val="Compact"/>
@@ -2404,6 +2478,7 @@
           </w:p>
         </w:tc>
         <w:tc>
+          <w:tcPr/>
           <w:p>
             <w:pPr>
               <w:pStyle w:val="Compact"/>
@@ -2415,6 +2490,7 @@
           </w:p>
         </w:tc>
         <w:tc>
+          <w:tcPr/>
           <w:p>
             <w:pPr>
               <w:pStyle w:val="Compact"/>
@@ -2428,6 +2504,7 @@
       </w:tr>
       <w:tr>
         <w:tc>
+          <w:tcPr/>
           <w:p>
             <w:pPr>
               <w:pStyle w:val="Compact"/>
@@ -2439,6 +2516,7 @@
           </w:p>
         </w:tc>
         <w:tc>
+          <w:tcPr/>
           <w:p>
             <w:pPr>
               <w:pStyle w:val="Compact"/>
@@ -2450,6 +2528,7 @@
           </w:p>
         </w:tc>
         <w:tc>
+          <w:tcPr/>
           <w:p>
             <w:pPr>
               <w:pStyle w:val="Compact"/>
@@ -2461,6 +2540,7 @@
           </w:p>
         </w:tc>
         <w:tc>
+          <w:tcPr/>
           <w:p>
             <w:pPr>
               <w:pStyle w:val="Compact"/>
@@ -2472,6 +2552,7 @@
           </w:p>
         </w:tc>
         <w:tc>
+          <w:tcPr/>
           <w:p>
             <w:pPr>
               <w:pStyle w:val="Compact"/>
@@ -2485,6 +2566,7 @@
       </w:tr>
       <w:tr>
         <w:tc>
+          <w:tcPr/>
           <w:p>
             <w:pPr>
               <w:pStyle w:val="Compact"/>
@@ -2496,6 +2578,7 @@
           </w:p>
         </w:tc>
         <w:tc>
+          <w:tcPr/>
           <w:p>
             <w:pPr>
               <w:pStyle w:val="Compact"/>
@@ -2507,6 +2590,7 @@
           </w:p>
         </w:tc>
         <w:tc>
+          <w:tcPr/>
           <w:p>
             <w:pPr>
               <w:pStyle w:val="Compact"/>
@@ -2518,6 +2602,7 @@
           </w:p>
         </w:tc>
         <w:tc>
+          <w:tcPr/>
           <w:p>
             <w:pPr>
               <w:pStyle w:val="Compact"/>
@@ -2529,6 +2614,7 @@
           </w:p>
         </w:tc>
         <w:tc>
+          <w:tcPr/>
           <w:p>
             <w:pPr>
               <w:pStyle w:val="Compact"/>
@@ -2542,6 +2628,7 @@
       </w:tr>
       <w:tr>
         <w:tc>
+          <w:tcPr/>
           <w:p>
             <w:pPr>
               <w:pStyle w:val="Compact"/>
@@ -2553,6 +2640,7 @@
           </w:p>
         </w:tc>
         <w:tc>
+          <w:tcPr/>
           <w:p>
             <w:pPr>
               <w:pStyle w:val="Compact"/>
@@ -2564,6 +2652,7 @@
           </w:p>
         </w:tc>
         <w:tc>
+          <w:tcPr/>
           <w:p>
             <w:pPr>
               <w:pStyle w:val="Compact"/>
@@ -2575,6 +2664,7 @@
           </w:p>
         </w:tc>
         <w:tc>
+          <w:tcPr/>
           <w:p>
             <w:pPr>
               <w:pStyle w:val="Compact"/>
@@ -2586,6 +2676,7 @@
           </w:p>
         </w:tc>
         <w:tc>
+          <w:tcPr/>
           <w:p>
             <w:pPr>
               <w:pStyle w:val="Compact"/>
@@ -2600,14 +2691,14 @@
     </w:tbl>
     <w:p>
       <w:pPr>
-        <w:pStyle w:val="BodyText"/>
+        <w:pStyle w:val="FirstParagraph"/>
       </w:pPr>
       <w:r>
         <w:t xml:space="preserve">Training and test characteristics were closely balanced (maximum absolute standardized mean difference 0.036). Weak negative correlations linked the outcome to history length, encounter count, and time from depression diagnosis to the index prescription. These descriptive checks do not exclude effects of observation or care access (Multimedia Appendix 1, sections S7–S8).</w:t>
       </w:r>
     </w:p>
-    <w:bookmarkEnd w:id="34"/>
-    <w:bookmarkStart w:id="36" w:name="discrimination-and-calibration"/>
+    <w:bookmarkEnd w:id="25"/>
+    <w:bookmarkStart w:id="29" w:name="_4af3dff24012ff8b532b70fa2af7ea2376fc878"/>
     <w:p>
       <w:pPr>
         <w:pStyle w:val="Heading2"/>
@@ -2630,24 +2721,24 @@
       </w:pPr>
       <w:r>
         <w:rPr>
+          <w:b/>
           <w:bCs/>
-          <w:b/>
+          <w:i/>
           <w:iCs/>
-          <w:i/>
         </w:rPr>
         <w:t xml:space="preserve">Table 2.</w:t>
       </w:r>
       <w:r>
         <w:rPr>
+          <w:i/>
           <w:iCs/>
-          <w:i/>
         </w:rPr>
         <w:t xml:space="preserve"> </w:t>
       </w:r>
       <w:r>
         <w:rPr>
+          <w:i/>
           <w:iCs/>
-          <w:i/>
         </w:rPr>
         <w:t xml:space="preserve">Discrimination and Brier score in 8,516 test patients for all primary model combinations, with bootstrap 95% CIs. AUPRC: area under the precision–recall curve; ROC AUC: area under the receiver operating characteristic curve. The positive-rate reference for AUPRC is 0.175 (95% CI 0.167–0.183), the test patients’ outcome rate. EMBEDDED uses Qwen3-Embedding-8B; FEATURE uses 92 structured columns.</w:t>
       </w:r>
@@ -2655,7 +2746,8 @@
     <w:tbl>
       <w:tblPr>
         <w:tblStyle w:val="Table"/>
-        <w:tblW w:type="pct" w:w="5000.0"/>
+        <w:tblW w:type="pct" w:w="5000"/>
+        <w:tblLayout w:type="fixed"/>
         <w:tblLook w:firstRow="1" w:lastRow="0" w:firstColumn="0" w:lastColumn="0" w:noHBand="0" w:noVBand="0" w:val="0020"/>
       </w:tblPr>
       <w:tblGrid>
@@ -2666,76 +2758,79 @@
         <w:gridCol w:w="1834"/>
       </w:tblGrid>
       <w:tr>
-        <w:tc>
-          <w:p>
-            <w:pPr>
-              <w:pStyle w:val="Compact"/>
-              <w:jc w:val="left"/>
+        <w:trPr>
+          <w:tblHeader w:val="on"/>
+        </w:trPr>
+        <w:tc>
+          <w:tcPr/>
+          <w:p>
+            <w:pPr>
+              <w:pStyle w:val="Compact"/>
             </w:pPr>
             <w:r>
               <w:rPr>
+                <w:b/>
                 <w:bCs/>
-                <w:b/>
               </w:rPr>
               <w:t xml:space="preserve">Representation</w:t>
             </w:r>
           </w:p>
         </w:tc>
         <w:tc>
-          <w:p>
-            <w:pPr>
-              <w:pStyle w:val="Compact"/>
-              <w:jc w:val="left"/>
+          <w:tcPr/>
+          <w:p>
+            <w:pPr>
+              <w:pStyle w:val="Compact"/>
             </w:pPr>
             <w:r>
               <w:rPr>
+                <w:b/>
                 <w:bCs/>
-                <w:b/>
               </w:rPr>
               <w:t xml:space="preserve">Classifier</w:t>
             </w:r>
           </w:p>
         </w:tc>
         <w:tc>
-          <w:p>
-            <w:pPr>
-              <w:pStyle w:val="Compact"/>
-              <w:jc w:val="left"/>
+          <w:tcPr/>
+          <w:p>
+            <w:pPr>
+              <w:pStyle w:val="Compact"/>
             </w:pPr>
             <w:r>
               <w:rPr>
+                <w:b/>
                 <w:bCs/>
-                <w:b/>
               </w:rPr>
               <w:t xml:space="preserve">ROC AUC (95% CI)</w:t>
             </w:r>
           </w:p>
         </w:tc>
         <w:tc>
-          <w:p>
-            <w:pPr>
-              <w:pStyle w:val="Compact"/>
-              <w:jc w:val="left"/>
+          <w:tcPr/>
+          <w:p>
+            <w:pPr>
+              <w:pStyle w:val="Compact"/>
             </w:pPr>
             <w:r>
               <w:rPr>
+                <w:b/>
                 <w:bCs/>
-                <w:b/>
               </w:rPr>
               <w:t xml:space="preserve">AUPRC (95% CI)</w:t>
             </w:r>
           </w:p>
         </w:tc>
         <w:tc>
-          <w:p>
-            <w:pPr>
-              <w:pStyle w:val="Compact"/>
-              <w:jc w:val="left"/>
+          <w:tcPr/>
+          <w:p>
+            <w:pPr>
+              <w:pStyle w:val="Compact"/>
             </w:pPr>
             <w:r>
               <w:rPr>
+                <w:b/>
                 <w:bCs/>
-                <w:b/>
               </w:rPr>
               <w:t xml:space="preserve">Brier score (95% CI)</w:t>
             </w:r>
@@ -2744,10 +2839,10 @@
       </w:tr>
       <w:tr>
         <w:tc>
-          <w:p>
-            <w:pPr>
-              <w:pStyle w:val="Compact"/>
-              <w:jc w:val="left"/>
+          <w:tcPr/>
+          <w:p>
+            <w:pPr>
+              <w:pStyle w:val="Compact"/>
             </w:pPr>
             <w:r>
               <w:t xml:space="preserve">EMBEDDED</w:t>
@@ -2755,10 +2850,10 @@
           </w:p>
         </w:tc>
         <w:tc>
-          <w:p>
-            <w:pPr>
-              <w:pStyle w:val="Compact"/>
-              <w:jc w:val="left"/>
+          <w:tcPr/>
+          <w:p>
+            <w:pPr>
+              <w:pStyle w:val="Compact"/>
             </w:pPr>
             <w:r>
               <w:t xml:space="preserve">Logistic regression</w:t>
@@ -2766,10 +2861,10 @@
           </w:p>
         </w:tc>
         <w:tc>
-          <w:p>
-            <w:pPr>
-              <w:pStyle w:val="Compact"/>
-              <w:jc w:val="left"/>
+          <w:tcPr/>
+          <w:p>
+            <w:pPr>
+              <w:pStyle w:val="Compact"/>
             </w:pPr>
             <w:r>
               <w:t xml:space="preserve">0.657 (0.643–0.672)</w:t>
@@ -2777,10 +2872,10 @@
           </w:p>
         </w:tc>
         <w:tc>
-          <w:p>
-            <w:pPr>
-              <w:pStyle w:val="Compact"/>
-              <w:jc w:val="left"/>
+          <w:tcPr/>
+          <w:p>
+            <w:pPr>
+              <w:pStyle w:val="Compact"/>
             </w:pPr>
             <w:r>
               <w:t xml:space="preserve">0.302 (0.281–0.325)</w:t>
@@ -2788,10 +2883,10 @@
           </w:p>
         </w:tc>
         <w:tc>
-          <w:p>
-            <w:pPr>
-              <w:pStyle w:val="Compact"/>
-              <w:jc w:val="left"/>
+          <w:tcPr/>
+          <w:p>
+            <w:pPr>
+              <w:pStyle w:val="Compact"/>
             </w:pPr>
             <w:r>
               <w:t xml:space="preserve">0.137 (0.132–0.142)</w:t>
@@ -2801,10 +2896,10 @@
       </w:tr>
       <w:tr>
         <w:tc>
-          <w:p>
-            <w:pPr>
-              <w:pStyle w:val="Compact"/>
-              <w:jc w:val="left"/>
+          <w:tcPr/>
+          <w:p>
+            <w:pPr>
+              <w:pStyle w:val="Compact"/>
             </w:pPr>
             <w:r>
               <w:t xml:space="preserve">EMBEDDED</w:t>
@@ -2812,10 +2907,10 @@
           </w:p>
         </w:tc>
         <w:tc>
-          <w:p>
-            <w:pPr>
-              <w:pStyle w:val="Compact"/>
-              <w:jc w:val="left"/>
+          <w:tcPr/>
+          <w:p>
+            <w:pPr>
+              <w:pStyle w:val="Compact"/>
             </w:pPr>
             <w:r>
               <w:t xml:space="preserve">Random forest</w:t>
@@ -2823,10 +2918,10 @@
           </w:p>
         </w:tc>
         <w:tc>
-          <w:p>
-            <w:pPr>
-              <w:pStyle w:val="Compact"/>
-              <w:jc w:val="left"/>
+          <w:tcPr/>
+          <w:p>
+            <w:pPr>
+              <w:pStyle w:val="Compact"/>
             </w:pPr>
             <w:r>
               <w:t xml:space="preserve">0.623 (0.608–0.639)</w:t>
@@ -2834,10 +2929,10 @@
           </w:p>
         </w:tc>
         <w:tc>
-          <w:p>
-            <w:pPr>
-              <w:pStyle w:val="Compact"/>
-              <w:jc w:val="left"/>
+          <w:tcPr/>
+          <w:p>
+            <w:pPr>
+              <w:pStyle w:val="Compact"/>
             </w:pPr>
             <w:r>
               <w:t xml:space="preserve">0.270 (0.250–0.291)</w:t>
@@ -2845,10 +2940,10 @@
           </w:p>
         </w:tc>
         <w:tc>
-          <w:p>
-            <w:pPr>
-              <w:pStyle w:val="Compact"/>
-              <w:jc w:val="left"/>
+          <w:tcPr/>
+          <w:p>
+            <w:pPr>
+              <w:pStyle w:val="Compact"/>
             </w:pPr>
             <w:r>
               <w:t xml:space="preserve">0.140 (0.134–0.145)</w:t>
@@ -2858,10 +2953,10 @@
       </w:tr>
       <w:tr>
         <w:tc>
-          <w:p>
-            <w:pPr>
-              <w:pStyle w:val="Compact"/>
-              <w:jc w:val="left"/>
+          <w:tcPr/>
+          <w:p>
+            <w:pPr>
+              <w:pStyle w:val="Compact"/>
             </w:pPr>
             <w:r>
               <w:t xml:space="preserve">EMBEDDED</w:t>
@@ -2869,10 +2964,10 @@
           </w:p>
         </w:tc>
         <w:tc>
-          <w:p>
-            <w:pPr>
-              <w:pStyle w:val="Compact"/>
-              <w:jc w:val="left"/>
+          <w:tcPr/>
+          <w:p>
+            <w:pPr>
+              <w:pStyle w:val="Compact"/>
             </w:pPr>
             <w:r>
               <w:t xml:space="preserve">Gradient boosting</w:t>
@@ -2880,10 +2975,10 @@
           </w:p>
         </w:tc>
         <w:tc>
-          <w:p>
-            <w:pPr>
-              <w:pStyle w:val="Compact"/>
-              <w:jc w:val="left"/>
+          <w:tcPr/>
+          <w:p>
+            <w:pPr>
+              <w:pStyle w:val="Compact"/>
             </w:pPr>
             <w:r>
               <w:t xml:space="preserve">0.632 (0.618–0.647)</w:t>
@@ -2891,10 +2986,10 @@
           </w:p>
         </w:tc>
         <w:tc>
-          <w:p>
-            <w:pPr>
-              <w:pStyle w:val="Compact"/>
-              <w:jc w:val="left"/>
+          <w:tcPr/>
+          <w:p>
+            <w:pPr>
+              <w:pStyle w:val="Compact"/>
             </w:pPr>
             <w:r>
               <w:t xml:space="preserve">0.276 (0.256–0.298)</w:t>
@@ -2902,10 +2997,10 @@
           </w:p>
         </w:tc>
         <w:tc>
-          <w:p>
-            <w:pPr>
-              <w:pStyle w:val="Compact"/>
-              <w:jc w:val="left"/>
+          <w:tcPr/>
+          <w:p>
+            <w:pPr>
+              <w:pStyle w:val="Compact"/>
             </w:pPr>
             <w:r>
               <w:t xml:space="preserve">0.139 (0.134–0.144)</w:t>
@@ -2915,10 +3010,10 @@
       </w:tr>
       <w:tr>
         <w:tc>
-          <w:p>
-            <w:pPr>
-              <w:pStyle w:val="Compact"/>
-              <w:jc w:val="left"/>
+          <w:tcPr/>
+          <w:p>
+            <w:pPr>
+              <w:pStyle w:val="Compact"/>
             </w:pPr>
             <w:r>
               <w:t xml:space="preserve">EMBEDDED</w:t>
@@ -2926,10 +3021,10 @@
           </w:p>
         </w:tc>
         <w:tc>
-          <w:p>
-            <w:pPr>
-              <w:pStyle w:val="Compact"/>
-              <w:jc w:val="left"/>
+          <w:tcPr/>
+          <w:p>
+            <w:pPr>
+              <w:pStyle w:val="Compact"/>
             </w:pPr>
             <w:r>
               <w:t xml:space="preserve">XGBoost</w:t>
@@ -2937,10 +3032,10 @@
           </w:p>
         </w:tc>
         <w:tc>
-          <w:p>
-            <w:pPr>
-              <w:pStyle w:val="Compact"/>
-              <w:jc w:val="left"/>
+          <w:tcPr/>
+          <w:p>
+            <w:pPr>
+              <w:pStyle w:val="Compact"/>
             </w:pPr>
             <w:r>
               <w:t xml:space="preserve">0.636 (0.621–0.651)</w:t>
@@ -2948,10 +3043,10 @@
           </w:p>
         </w:tc>
         <w:tc>
-          <w:p>
-            <w:pPr>
-              <w:pStyle w:val="Compact"/>
-              <w:jc w:val="left"/>
+          <w:tcPr/>
+          <w:p>
+            <w:pPr>
+              <w:pStyle w:val="Compact"/>
             </w:pPr>
             <w:r>
               <w:t xml:space="preserve">0.278 (0.257–0.300)</w:t>
@@ -2959,10 +3054,10 @@
           </w:p>
         </w:tc>
         <w:tc>
-          <w:p>
-            <w:pPr>
-              <w:pStyle w:val="Compact"/>
-              <w:jc w:val="left"/>
+          <w:tcPr/>
+          <w:p>
+            <w:pPr>
+              <w:pStyle w:val="Compact"/>
             </w:pPr>
             <w:r>
               <w:t xml:space="preserve">0.139 (0.134–0.144)</w:t>
@@ -2972,10 +3067,10 @@
       </w:tr>
       <w:tr>
         <w:tc>
-          <w:p>
-            <w:pPr>
-              <w:pStyle w:val="Compact"/>
-              <w:jc w:val="left"/>
+          <w:tcPr/>
+          <w:p>
+            <w:pPr>
+              <w:pStyle w:val="Compact"/>
             </w:pPr>
             <w:r>
               <w:t xml:space="preserve">FEATURE</w:t>
@@ -2983,10 +3078,10 @@
           </w:p>
         </w:tc>
         <w:tc>
-          <w:p>
-            <w:pPr>
-              <w:pStyle w:val="Compact"/>
-              <w:jc w:val="left"/>
+          <w:tcPr/>
+          <w:p>
+            <w:pPr>
+              <w:pStyle w:val="Compact"/>
             </w:pPr>
             <w:r>
               <w:t xml:space="preserve">Logistic regression</w:t>
@@ -2994,10 +3089,10 @@
           </w:p>
         </w:tc>
         <w:tc>
-          <w:p>
-            <w:pPr>
-              <w:pStyle w:val="Compact"/>
-              <w:jc w:val="left"/>
+          <w:tcPr/>
+          <w:p>
+            <w:pPr>
+              <w:pStyle w:val="Compact"/>
             </w:pPr>
             <w:r>
               <w:t xml:space="preserve">0.629 (0.613–0.644)</w:t>
@@ -3005,10 +3100,10 @@
           </w:p>
         </w:tc>
         <w:tc>
-          <w:p>
-            <w:pPr>
-              <w:pStyle w:val="Compact"/>
-              <w:jc w:val="left"/>
+          <w:tcPr/>
+          <w:p>
+            <w:pPr>
+              <w:pStyle w:val="Compact"/>
             </w:pPr>
             <w:r>
               <w:t xml:space="preserve">0.278 (0.256–0.300)</w:t>
@@ -3016,10 +3111,10 @@
           </w:p>
         </w:tc>
         <w:tc>
-          <w:p>
-            <w:pPr>
-              <w:pStyle w:val="Compact"/>
-              <w:jc w:val="left"/>
+          <w:tcPr/>
+          <w:p>
+            <w:pPr>
+              <w:pStyle w:val="Compact"/>
             </w:pPr>
             <w:r>
               <w:t xml:space="preserve">0.139 (0.134–0.144)</w:t>
@@ -3029,10 +3124,10 @@
       </w:tr>
       <w:tr>
         <w:tc>
-          <w:p>
-            <w:pPr>
-              <w:pStyle w:val="Compact"/>
-              <w:jc w:val="left"/>
+          <w:tcPr/>
+          <w:p>
+            <w:pPr>
+              <w:pStyle w:val="Compact"/>
             </w:pPr>
             <w:r>
               <w:t xml:space="preserve">FEATURE</w:t>
@@ -3040,10 +3135,10 @@
           </w:p>
         </w:tc>
         <w:tc>
-          <w:p>
-            <w:pPr>
-              <w:pStyle w:val="Compact"/>
-              <w:jc w:val="left"/>
+          <w:tcPr/>
+          <w:p>
+            <w:pPr>
+              <w:pStyle w:val="Compact"/>
             </w:pPr>
             <w:r>
               <w:t xml:space="preserve">Random forest</w:t>
@@ -3051,10 +3146,10 @@
           </w:p>
         </w:tc>
         <w:tc>
-          <w:p>
-            <w:pPr>
-              <w:pStyle w:val="Compact"/>
-              <w:jc w:val="left"/>
+          <w:tcPr/>
+          <w:p>
+            <w:pPr>
+              <w:pStyle w:val="Compact"/>
             </w:pPr>
             <w:r>
               <w:t xml:space="preserve">0.644 (0.630–0.659)</w:t>
@@ -3062,10 +3157,10 @@
           </w:p>
         </w:tc>
         <w:tc>
-          <w:p>
-            <w:pPr>
-              <w:pStyle w:val="Compact"/>
-              <w:jc w:val="left"/>
+          <w:tcPr/>
+          <w:p>
+            <w:pPr>
+              <w:pStyle w:val="Compact"/>
             </w:pPr>
             <w:r>
               <w:t xml:space="preserve">0.293 (0.271–0.315)</w:t>
@@ -3073,10 +3168,10 @@
           </w:p>
         </w:tc>
         <w:tc>
-          <w:p>
-            <w:pPr>
-              <w:pStyle w:val="Compact"/>
-              <w:jc w:val="left"/>
+          <w:tcPr/>
+          <w:p>
+            <w:pPr>
+              <w:pStyle w:val="Compact"/>
             </w:pPr>
             <w:r>
               <w:t xml:space="preserve">0.139 (0.134–0.144)</w:t>
@@ -3086,10 +3181,10 @@
       </w:tr>
       <w:tr>
         <w:tc>
-          <w:p>
-            <w:pPr>
-              <w:pStyle w:val="Compact"/>
-              <w:jc w:val="left"/>
+          <w:tcPr/>
+          <w:p>
+            <w:pPr>
+              <w:pStyle w:val="Compact"/>
             </w:pPr>
             <w:r>
               <w:t xml:space="preserve">FEATURE</w:t>
@@ -3097,10 +3192,10 @@
           </w:p>
         </w:tc>
         <w:tc>
-          <w:p>
-            <w:pPr>
-              <w:pStyle w:val="Compact"/>
-              <w:jc w:val="left"/>
+          <w:tcPr/>
+          <w:p>
+            <w:pPr>
+              <w:pStyle w:val="Compact"/>
             </w:pPr>
             <w:r>
               <w:t xml:space="preserve">Gradient boosting</w:t>
@@ -3108,10 +3203,10 @@
           </w:p>
         </w:tc>
         <w:tc>
-          <w:p>
-            <w:pPr>
-              <w:pStyle w:val="Compact"/>
-              <w:jc w:val="left"/>
+          <w:tcPr/>
+          <w:p>
+            <w:pPr>
+              <w:pStyle w:val="Compact"/>
             </w:pPr>
             <w:r>
               <w:t xml:space="preserve">0.645 (0.629–0.660)</w:t>
@@ -3119,10 +3214,10 @@
           </w:p>
         </w:tc>
         <w:tc>
-          <w:p>
-            <w:pPr>
-              <w:pStyle w:val="Compact"/>
-              <w:jc w:val="left"/>
+          <w:tcPr/>
+          <w:p>
+            <w:pPr>
+              <w:pStyle w:val="Compact"/>
             </w:pPr>
             <w:r>
               <w:t xml:space="preserve">0.288 (0.267–0.309)</w:t>
@@ -3130,10 +3225,10 @@
           </w:p>
         </w:tc>
         <w:tc>
-          <w:p>
-            <w:pPr>
-              <w:pStyle w:val="Compact"/>
-              <w:jc w:val="left"/>
+          <w:tcPr/>
+          <w:p>
+            <w:pPr>
+              <w:pStyle w:val="Compact"/>
             </w:pPr>
             <w:r>
               <w:t xml:space="preserve">0.138 (0.133–0.143)</w:t>
@@ -3143,10 +3238,10 @@
       </w:tr>
       <w:tr>
         <w:tc>
-          <w:p>
-            <w:pPr>
-              <w:pStyle w:val="Compact"/>
-              <w:jc w:val="left"/>
+          <w:tcPr/>
+          <w:p>
+            <w:pPr>
+              <w:pStyle w:val="Compact"/>
             </w:pPr>
             <w:r>
               <w:t xml:space="preserve">FEATURE</w:t>
@@ -3154,10 +3249,10 @@
           </w:p>
         </w:tc>
         <w:tc>
-          <w:p>
-            <w:pPr>
-              <w:pStyle w:val="Compact"/>
-              <w:jc w:val="left"/>
+          <w:tcPr/>
+          <w:p>
+            <w:pPr>
+              <w:pStyle w:val="Compact"/>
             </w:pPr>
             <w:r>
               <w:t xml:space="preserve">XGBoost</w:t>
@@ -3165,10 +3260,10 @@
           </w:p>
         </w:tc>
         <w:tc>
-          <w:p>
-            <w:pPr>
-              <w:pStyle w:val="Compact"/>
-              <w:jc w:val="left"/>
+          <w:tcPr/>
+          <w:p>
+            <w:pPr>
+              <w:pStyle w:val="Compact"/>
             </w:pPr>
             <w:r>
               <w:t xml:space="preserve">0.649 (0.634–0.664)</w:t>
@@ -3176,10 +3271,10 @@
           </w:p>
         </w:tc>
         <w:tc>
-          <w:p>
-            <w:pPr>
-              <w:pStyle w:val="Compact"/>
-              <w:jc w:val="left"/>
+          <w:tcPr/>
+          <w:p>
+            <w:pPr>
+              <w:pStyle w:val="Compact"/>
             </w:pPr>
             <w:r>
               <w:t xml:space="preserve">0.298 (0.276–0.322)</w:t>
@@ -3187,10 +3282,10 @@
           </w:p>
         </w:tc>
         <w:tc>
-          <w:p>
-            <w:pPr>
-              <w:pStyle w:val="Compact"/>
-              <w:jc w:val="left"/>
+          <w:tcPr/>
+          <w:p>
+            <w:pPr>
+              <w:pStyle w:val="Compact"/>
             </w:pPr>
             <w:r>
               <w:t xml:space="preserve">0.138 (0.132–0.143)</w:t>
@@ -3201,7 +3296,7 @@
     </w:tbl>
     <w:p>
       <w:pPr>
-        <w:pStyle w:val="BodyText"/>
+        <w:pStyle w:val="FirstParagraph"/>
       </w:pPr>
       <w:r>
         <w:t xml:space="preserve">The direction of the representation difference depended on the classifier. Embeddings improved logistic regression by 0.028 ROC AUC (95% CI 0.017–0.039), but reduced performance for random forest by 0.022 (95% CI 0.011–0.033), gradient boosting by 0.013 (95% CI 0.001–0.026), and XGBoost by 0.013 (95% CI 0.002–0.025).</w:t>
@@ -3216,18 +3311,18 @@
           <wp:inline>
             <wp:extent cx="5486400" cy="3429000"/>
             <wp:effectExtent b="0" l="0" r="0" t="0"/>
-            <wp:docPr descr="" title="" id="1" name="Picture"/>
+            <wp:docPr descr="" title="" id="27" name="Picture"/>
             <a:graphic>
               <a:graphicData uri="http://schemas.openxmlformats.org/drawingml/2006/picture">
                 <pic:pic>
                   <pic:nvPicPr>
-                    <pic:cNvPr descr="../results/Qwen-Qwen3-Embedding-8B/google_medgemma-27b-text-it/discrimination_forest_EMBEDDED_vs_FEATURE.png" id="0" name="Picture"/>
+                    <pic:cNvPr descr="../exports/results/Qwen-Qwen3-Embedding-8B/google_medgemma-27b-text-it/discrimination_forest_EMBEDDED_vs_FEATURE.png" id="28" name="Picture"/>
                     <pic:cNvPicPr>
                       <a:picLocks noChangeArrowheads="1" noChangeAspect="1"/>
                     </pic:cNvPicPr>
                   </pic:nvPicPr>
                   <pic:blipFill>
-                    <a:blip r:embed="rId35"/>
+                    <a:blip r:embed="rId26"/>
                     <a:stretch>
                       <a:fillRect/>
                     </a:stretch>
@@ -3260,24 +3355,24 @@
       </w:pPr>
       <w:r>
         <w:rPr>
+          <w:b/>
           <w:bCs/>
-          <w:b/>
+          <w:i/>
           <w:iCs/>
-          <w:i/>
         </w:rPr>
         <w:t xml:space="preserve">Figure 2.</w:t>
       </w:r>
       <w:r>
         <w:rPr>
+          <w:i/>
           <w:iCs/>
-          <w:i/>
         </w:rPr>
         <w:t xml:space="preserve"> </w:t>
       </w:r>
       <w:r>
         <w:rPr>
+          <w:i/>
           <w:iCs/>
-          <w:i/>
         </w:rPr>
         <w:t xml:space="preserve">Discrimination by representation and classifier. A: ROC AUC with bootstrap 95% CIs for all primary models. B: paired differences, EMBEDDED minus FEATURE, with 95% CIs. Diamonds hold the classifier fixed; the star compares embedded logistic regression with feature-vector XGBoost, selected post hoc. An interval crossing zero does not demonstrate superiority or establish equivalence.</w:t>
       </w:r>
@@ -3287,11 +3382,11 @@
         <w:pStyle w:val="BodyText"/>
       </w:pPr>
       <w:r>
-        <w:t xml:space="preserve">AUPRC was 0.302 (95% CI 0.281–0.325) for embedded logistic regression and 0.298 (95% CI 0.276–0.322) for feature-vector XGBoost, compared with the cohort’s positive-rate reference of 0.175. Brier scores were 0.137 (95% CI 0.132–0.142) and 0.138 (95% CI 0.132–0.143), respectively. Calibration varied by model and method of assessment; the individual-level logistic calibration slope for embedded logistic regression was 0.97 (95% CI 0.88–1.06). Full calibration summaries, precision–recall curves, and descriptive operating points appear in Multimedia Appendix 1, sections S2–S3, S9, and S12.</w:t>
-      </w:r>
-    </w:p>
-    <w:bookmarkEnd w:id="36"/>
-    <w:bookmarkStart w:id="38" w:name="X63f7a4acd42581b8799fc792085d5dd77d614be"/>
+        <w:t xml:space="preserve">AUPRC was 0.302 (95% CI 0.281–0.325) for embedded logistic regression and 0.298 (95% CI 0.276–0.322) for feature-vector XGBoost, compared with the test patients’ positive-rate reference of 0.175 (95% CI 0.167–0.183). Brier scores were 0.137 (95% CI 0.132–0.142) and 0.138 (95% CI 0.132–0.143), respectively. Calibration varied by model and method of assessment; the individual-level logistic calibration slope for embedded logistic regression was 0.97 (95% CI 0.88–1.06). Full calibration summaries, precision–recall curves, and descriptive operating points appear in Multimedia Appendix 1, sections S2–S3, S9, and S12.</w:t>
+      </w:r>
+    </w:p>
+    <w:bookmarkEnd w:id="29"/>
+    <w:bookmarkStart w:id="33" w:name="_63f7a4acd42581b8799fc792085d5dd77d614be"/>
     <w:p>
       <w:pPr>
         <w:pStyle w:val="Heading2"/>
@@ -3314,24 +3409,24 @@
       </w:pPr>
       <w:r>
         <w:rPr>
+          <w:b/>
           <w:bCs/>
-          <w:b/>
+          <w:i/>
           <w:iCs/>
-          <w:i/>
         </w:rPr>
         <w:t xml:space="preserve">Table 3.</w:t>
       </w:r>
       <w:r>
         <w:rPr>
+          <w:i/>
           <w:iCs/>
-          <w:i/>
         </w:rPr>
         <w:t xml:space="preserve"> </w:t>
       </w:r>
       <w:r>
         <w:rPr>
+          <w:i/>
           <w:iCs/>
-          <w:i/>
         </w:rPr>
         <w:t xml:space="preserve">Change in ROC AUC after permuting each narrative concept and applying the frozen primary models, with paired bootstrap 95% CIs. Negative values indicate reduced discrimination. LR: logistic regression; RF: random forest; GB: gradient boosting; XGB: XGBoost; SDOH: social determinants of health.</w:t>
       </w:r>
@@ -3339,7 +3434,8 @@
     <w:tbl>
       <w:tblPr>
         <w:tblStyle w:val="Table"/>
-        <w:tblW w:type="pct" w:w="5000.0"/>
+        <w:tblW w:type="pct" w:w="5000"/>
+        <w:tblLayout w:type="fixed"/>
         <w:tblLook w:firstRow="1" w:lastRow="0" w:firstColumn="0" w:lastColumn="0" w:noHBand="0" w:noVBand="0" w:val="0020"/>
       </w:tblPr>
       <w:tblGrid>
@@ -3350,76 +3446,79 @@
         <w:gridCol w:w="1584"/>
       </w:tblGrid>
       <w:tr>
-        <w:tc>
-          <w:p>
-            <w:pPr>
-              <w:pStyle w:val="Compact"/>
-              <w:jc w:val="left"/>
+        <w:trPr>
+          <w:tblHeader w:val="on"/>
+        </w:trPr>
+        <w:tc>
+          <w:tcPr/>
+          <w:p>
+            <w:pPr>
+              <w:pStyle w:val="Compact"/>
             </w:pPr>
             <w:r>
               <w:rPr>
+                <w:b/>
                 <w:bCs/>
-                <w:b/>
               </w:rPr>
               <w:t xml:space="preserve">Permuted concept</w:t>
             </w:r>
           </w:p>
         </w:tc>
         <w:tc>
-          <w:p>
-            <w:pPr>
-              <w:pStyle w:val="Compact"/>
-              <w:jc w:val="left"/>
+          <w:tcPr/>
+          <w:p>
+            <w:pPr>
+              <w:pStyle w:val="Compact"/>
             </w:pPr>
             <w:r>
               <w:rPr>
+                <w:b/>
                 <w:bCs/>
-                <w:b/>
               </w:rPr>
               <w:t xml:space="preserve">LR</w:t>
             </w:r>
           </w:p>
         </w:tc>
         <w:tc>
-          <w:p>
-            <w:pPr>
-              <w:pStyle w:val="Compact"/>
-              <w:jc w:val="left"/>
+          <w:tcPr/>
+          <w:p>
+            <w:pPr>
+              <w:pStyle w:val="Compact"/>
             </w:pPr>
             <w:r>
               <w:rPr>
+                <w:b/>
                 <w:bCs/>
-                <w:b/>
               </w:rPr>
               <w:t xml:space="preserve">RF</w:t>
             </w:r>
           </w:p>
         </w:tc>
         <w:tc>
-          <w:p>
-            <w:pPr>
-              <w:pStyle w:val="Compact"/>
-              <w:jc w:val="left"/>
+          <w:tcPr/>
+          <w:p>
+            <w:pPr>
+              <w:pStyle w:val="Compact"/>
             </w:pPr>
             <w:r>
               <w:rPr>
+                <w:b/>
                 <w:bCs/>
-                <w:b/>
               </w:rPr>
               <w:t xml:space="preserve">GB</w:t>
             </w:r>
           </w:p>
         </w:tc>
         <w:tc>
-          <w:p>
-            <w:pPr>
-              <w:pStyle w:val="Compact"/>
-              <w:jc w:val="left"/>
+          <w:tcPr/>
+          <w:p>
+            <w:pPr>
+              <w:pStyle w:val="Compact"/>
             </w:pPr>
             <w:r>
               <w:rPr>
+                <w:b/>
                 <w:bCs/>
-                <w:b/>
               </w:rPr>
               <w:t xml:space="preserve">XGB</w:t>
             </w:r>
@@ -3428,10 +3527,10 @@
       </w:tr>
       <w:tr>
         <w:tc>
-          <w:p>
-            <w:pPr>
-              <w:pStyle w:val="Compact"/>
-              <w:jc w:val="left"/>
+          <w:tcPr/>
+          <w:p>
+            <w:pPr>
+              <w:pStyle w:val="Compact"/>
             </w:pPr>
             <w:r>
               <w:t xml:space="preserve">Psychiatric history</w:t>
@@ -3439,10 +3538,10 @@
           </w:p>
         </w:tc>
         <w:tc>
-          <w:p>
-            <w:pPr>
-              <w:pStyle w:val="Compact"/>
-              <w:jc w:val="left"/>
+          <w:tcPr/>
+          <w:p>
+            <w:pPr>
+              <w:pStyle w:val="Compact"/>
             </w:pPr>
             <w:r>
               <w:t xml:space="preserve">−0.028 (−0.039 to −0.017)</w:t>
@@ -3450,10 +3549,10 @@
           </w:p>
         </w:tc>
         <w:tc>
-          <w:p>
-            <w:pPr>
-              <w:pStyle w:val="Compact"/>
-              <w:jc w:val="left"/>
+          <w:tcPr/>
+          <w:p>
+            <w:pPr>
+              <w:pStyle w:val="Compact"/>
             </w:pPr>
             <w:r>
               <w:t xml:space="preserve">−0.027 (−0.039 to −0.013)</w:t>
@@ -3461,10 +3560,10 @@
           </w:p>
         </w:tc>
         <w:tc>
-          <w:p>
-            <w:pPr>
-              <w:pStyle w:val="Compact"/>
-              <w:jc w:val="left"/>
+          <w:tcPr/>
+          <w:p>
+            <w:pPr>
+              <w:pStyle w:val="Compact"/>
             </w:pPr>
             <w:r>
               <w:t xml:space="preserve">−0.024 (−0.036 to −0.010)</w:t>
@@ -3472,10 +3571,10 @@
           </w:p>
         </w:tc>
         <w:tc>
-          <w:p>
-            <w:pPr>
-              <w:pStyle w:val="Compact"/>
-              <w:jc w:val="left"/>
+          <w:tcPr/>
+          <w:p>
+            <w:pPr>
+              <w:pStyle w:val="Compact"/>
             </w:pPr>
             <w:r>
               <w:t xml:space="preserve">−0.027 (−0.039 to −0.014)</w:t>
@@ -3485,10 +3584,10 @@
       </w:tr>
       <w:tr>
         <w:tc>
-          <w:p>
-            <w:pPr>
-              <w:pStyle w:val="Compact"/>
-              <w:jc w:val="left"/>
+          <w:tcPr/>
+          <w:p>
+            <w:pPr>
+              <w:pStyle w:val="Compact"/>
             </w:pPr>
             <w:r>
               <w:t xml:space="preserve">Medication burden</w:t>
@@ -3496,10 +3595,10 @@
           </w:p>
         </w:tc>
         <w:tc>
-          <w:p>
-            <w:pPr>
-              <w:pStyle w:val="Compact"/>
-              <w:jc w:val="left"/>
+          <w:tcPr/>
+          <w:p>
+            <w:pPr>
+              <w:pStyle w:val="Compact"/>
             </w:pPr>
             <w:r>
               <w:t xml:space="preserve">−0.027 (−0.037 to −0.018)</w:t>
@@ -3507,10 +3606,10 @@
           </w:p>
         </w:tc>
         <w:tc>
-          <w:p>
-            <w:pPr>
-              <w:pStyle w:val="Compact"/>
-              <w:jc w:val="left"/>
+          <w:tcPr/>
+          <w:p>
+            <w:pPr>
+              <w:pStyle w:val="Compact"/>
             </w:pPr>
             <w:r>
               <w:t xml:space="preserve">−0.003 (−0.011 to +0.004)</w:t>
@@ -3518,10 +3617,10 @@
           </w:p>
         </w:tc>
         <w:tc>
-          <w:p>
-            <w:pPr>
-              <w:pStyle w:val="Compact"/>
-              <w:jc w:val="left"/>
+          <w:tcPr/>
+          <w:p>
+            <w:pPr>
+              <w:pStyle w:val="Compact"/>
             </w:pPr>
             <w:r>
               <w:t xml:space="preserve">−0.014 (−0.023 to −0.006)</w:t>
@@ -3529,10 +3628,10 @@
           </w:p>
         </w:tc>
         <w:tc>
-          <w:p>
-            <w:pPr>
-              <w:pStyle w:val="Compact"/>
-              <w:jc w:val="left"/>
+          <w:tcPr/>
+          <w:p>
+            <w:pPr>
+              <w:pStyle w:val="Compact"/>
             </w:pPr>
             <w:r>
               <w:t xml:space="preserve">−0.017 (−0.026 to −0.008)</w:t>
@@ -3542,10 +3641,10 @@
       </w:tr>
       <w:tr>
         <w:tc>
-          <w:p>
-            <w:pPr>
-              <w:pStyle w:val="Compact"/>
-              <w:jc w:val="left"/>
+          <w:tcPr/>
+          <w:p>
+            <w:pPr>
+              <w:pStyle w:val="Compact"/>
             </w:pPr>
             <w:r>
               <w:t xml:space="preserve">Treatment exposure</w:t>
@@ -3553,10 +3652,10 @@
           </w:p>
         </w:tc>
         <w:tc>
-          <w:p>
-            <w:pPr>
-              <w:pStyle w:val="Compact"/>
-              <w:jc w:val="left"/>
+          <w:tcPr/>
+          <w:p>
+            <w:pPr>
+              <w:pStyle w:val="Compact"/>
             </w:pPr>
             <w:r>
               <w:t xml:space="preserve">−0.019 (−0.027 to −0.011)</w:t>
@@ -3564,10 +3663,10 @@
           </w:p>
         </w:tc>
         <w:tc>
-          <w:p>
-            <w:pPr>
-              <w:pStyle w:val="Compact"/>
-              <w:jc w:val="left"/>
+          <w:tcPr/>
+          <w:p>
+            <w:pPr>
+              <w:pStyle w:val="Compact"/>
             </w:pPr>
             <w:r>
               <w:t xml:space="preserve">+0.000 (−0.008 to +0.009)</w:t>
@@ -3575,10 +3674,10 @@
           </w:p>
         </w:tc>
         <w:tc>
-          <w:p>
-            <w:pPr>
-              <w:pStyle w:val="Compact"/>
-              <w:jc w:val="left"/>
+          <w:tcPr/>
+          <w:p>
+            <w:pPr>
+              <w:pStyle w:val="Compact"/>
             </w:pPr>
             <w:r>
               <w:t xml:space="preserve">−0.006 (−0.014 to +0.003)</w:t>
@@ -3586,10 +3685,10 @@
           </w:p>
         </w:tc>
         <w:tc>
-          <w:p>
-            <w:pPr>
-              <w:pStyle w:val="Compact"/>
-              <w:jc w:val="left"/>
+          <w:tcPr/>
+          <w:p>
+            <w:pPr>
+              <w:pStyle w:val="Compact"/>
             </w:pPr>
             <w:r>
               <w:t xml:space="preserve">−0.011 (−0.020 to −0.003)</w:t>
@@ -3599,10 +3698,10 @@
       </w:tr>
       <w:tr>
         <w:tc>
-          <w:p>
-            <w:pPr>
-              <w:pStyle w:val="Compact"/>
-              <w:jc w:val="left"/>
+          <w:tcPr/>
+          <w:p>
+            <w:pPr>
+              <w:pStyle w:val="Compact"/>
             </w:pPr>
             <w:r>
               <w:t xml:space="preserve">Treatment contraindications</w:t>
@@ -3610,10 +3709,10 @@
           </w:p>
         </w:tc>
         <w:tc>
-          <w:p>
-            <w:pPr>
-              <w:pStyle w:val="Compact"/>
-              <w:jc w:val="left"/>
+          <w:tcPr/>
+          <w:p>
+            <w:pPr>
+              <w:pStyle w:val="Compact"/>
             </w:pPr>
             <w:r>
               <w:t xml:space="preserve">−0.002 (−0.004 to +0.001)</w:t>
@@ -3621,10 +3720,10 @@
           </w:p>
         </w:tc>
         <w:tc>
-          <w:p>
-            <w:pPr>
-              <w:pStyle w:val="Compact"/>
-              <w:jc w:val="left"/>
+          <w:tcPr/>
+          <w:p>
+            <w:pPr>
+              <w:pStyle w:val="Compact"/>
             </w:pPr>
             <w:r>
               <w:t xml:space="preserve">+0.001 (−0.002 to +0.004)</w:t>
@@ -3632,10 +3731,10 @@
           </w:p>
         </w:tc>
         <w:tc>
-          <w:p>
-            <w:pPr>
-              <w:pStyle w:val="Compact"/>
-              <w:jc w:val="left"/>
+          <w:tcPr/>
+          <w:p>
+            <w:pPr>
+              <w:pStyle w:val="Compact"/>
             </w:pPr>
             <w:r>
               <w:t xml:space="preserve">−0.001 (−0.005 to +0.003)</w:t>
@@ -3643,10 +3742,10 @@
           </w:p>
         </w:tc>
         <w:tc>
-          <w:p>
-            <w:pPr>
-              <w:pStyle w:val="Compact"/>
-              <w:jc w:val="left"/>
+          <w:tcPr/>
+          <w:p>
+            <w:pPr>
+              <w:pStyle w:val="Compact"/>
             </w:pPr>
             <w:r>
               <w:t xml:space="preserve">−0.005 (−0.008 to −0.001)</w:t>
@@ -3656,10 +3755,10 @@
       </w:tr>
       <w:tr>
         <w:tc>
-          <w:p>
-            <w:pPr>
-              <w:pStyle w:val="Compact"/>
-              <w:jc w:val="left"/>
+          <w:tcPr/>
+          <w:p>
+            <w:pPr>
+              <w:pStyle w:val="Compact"/>
             </w:pPr>
             <w:r>
               <w:t xml:space="preserve">Social determinants (SDOH)</w:t>
@@ -3667,10 +3766,10 @@
           </w:p>
         </w:tc>
         <w:tc>
-          <w:p>
-            <w:pPr>
-              <w:pStyle w:val="Compact"/>
-              <w:jc w:val="left"/>
+          <w:tcPr/>
+          <w:p>
+            <w:pPr>
+              <w:pStyle w:val="Compact"/>
             </w:pPr>
             <w:r>
               <w:t xml:space="preserve">−0.000 (−0.001 to +0.000)</w:t>
@@ -3678,10 +3777,10 @@
           </w:p>
         </w:tc>
         <w:tc>
-          <w:p>
-            <w:pPr>
-              <w:pStyle w:val="Compact"/>
-              <w:jc w:val="left"/>
+          <w:tcPr/>
+          <w:p>
+            <w:pPr>
+              <w:pStyle w:val="Compact"/>
             </w:pPr>
             <w:r>
               <w:t xml:space="preserve">+0.000 (−0.001 to +0.001)</w:t>
@@ -3689,10 +3788,10 @@
           </w:p>
         </w:tc>
         <w:tc>
-          <w:p>
-            <w:pPr>
-              <w:pStyle w:val="Compact"/>
-              <w:jc w:val="left"/>
+          <w:tcPr/>
+          <w:p>
+            <w:pPr>
+              <w:pStyle w:val="Compact"/>
             </w:pPr>
             <w:r>
               <w:t xml:space="preserve">+0.000 (−0.001 to +0.001)</w:t>
@@ -3700,10 +3799,10 @@
           </w:p>
         </w:tc>
         <w:tc>
-          <w:p>
-            <w:pPr>
-              <w:pStyle w:val="Compact"/>
-              <w:jc w:val="left"/>
+          <w:tcPr/>
+          <w:p>
+            <w:pPr>
+              <w:pStyle w:val="Compact"/>
             </w:pPr>
             <w:r>
               <w:t xml:space="preserve">+0.001 (−0.001 to +0.002)</w:t>
@@ -3713,10 +3812,10 @@
       </w:tr>
       <w:tr>
         <w:tc>
-          <w:p>
-            <w:pPr>
-              <w:pStyle w:val="Compact"/>
-              <w:jc w:val="left"/>
+          <w:tcPr/>
+          <w:p>
+            <w:pPr>
+              <w:pStyle w:val="Compact"/>
             </w:pPr>
             <w:r>
               <w:t xml:space="preserve">Race/ethnicity</w:t>
@@ -3724,10 +3823,10 @@
           </w:p>
         </w:tc>
         <w:tc>
-          <w:p>
-            <w:pPr>
-              <w:pStyle w:val="Compact"/>
-              <w:jc w:val="left"/>
+          <w:tcPr/>
+          <w:p>
+            <w:pPr>
+              <w:pStyle w:val="Compact"/>
             </w:pPr>
             <w:r>
               <w:t xml:space="preserve">−0.000 (−0.002 to +0.002)</w:t>
@@ -3735,10 +3834,10 @@
           </w:p>
         </w:tc>
         <w:tc>
-          <w:p>
-            <w:pPr>
-              <w:pStyle w:val="Compact"/>
-              <w:jc w:val="left"/>
+          <w:tcPr/>
+          <w:p>
+            <w:pPr>
+              <w:pStyle w:val="Compact"/>
             </w:pPr>
             <w:r>
               <w:t xml:space="preserve">+0.000 (−0.003 to +0.003)</w:t>
@@ -3746,10 +3845,10 @@
           </w:p>
         </w:tc>
         <w:tc>
-          <w:p>
-            <w:pPr>
-              <w:pStyle w:val="Compact"/>
-              <w:jc w:val="left"/>
+          <w:tcPr/>
+          <w:p>
+            <w:pPr>
+              <w:pStyle w:val="Compact"/>
             </w:pPr>
             <w:r>
               <w:t xml:space="preserve">−0.003 (−0.006 to +0.001)</w:t>
@@ -3757,10 +3856,10 @@
           </w:p>
         </w:tc>
         <w:tc>
-          <w:p>
-            <w:pPr>
-              <w:pStyle w:val="Compact"/>
-              <w:jc w:val="left"/>
+          <w:tcPr/>
+          <w:p>
+            <w:pPr>
+              <w:pStyle w:val="Compact"/>
             </w:pPr>
             <w:r>
               <w:t xml:space="preserve">−0.000 (−0.003 to +0.003)</w:t>
@@ -3771,7 +3870,7 @@
     </w:tbl>
     <w:p>
       <w:pPr>
-        <w:pStyle w:val="BodyText"/>
+        <w:pStyle w:val="FirstParagraph"/>
       </w:pPr>
       <w:r>
         <w:t xml:space="preserve">Logistic regression was the strongest embedded classifier for all 4 encoders, with ROC AUCs from 0.645 (95% CI 0.629–0.660) to 0.657 (95% CI 0.643–0.672). Psychiatric history and medication burden remained the largest contributors across encoders. Permuting psychiatric history reduced logistic-regression ROC AUC by 0.027 (95% CI 0.017–0.036) to 0.030 (95% CI 0.019–0.041), and permuting medication burden by 0.022 (95% CI 0.013–0.032) to 0.034 (95% CI 0.023–0.044) (Figure 3). Feature-vector coefficient rankings also emphasized psychiatric burden, including suicidality, severe depression coding, insomnia, and anxiety. Detailed importance, dimensionality, and encoder analyses are in Multimedia Appendix 1, sections S1, S4, and S12.</w:t>
@@ -3784,20 +3883,20 @@
       <w:r>
         <w:drawing>
           <wp:inline>
-            <wp:extent cx="5486400" cy="2992581"/>
+            <wp:extent cx="5486400" cy="2663334"/>
             <wp:effectExtent b="0" l="0" r="0" t="0"/>
-            <wp:docPr descr="" title="" id="1" name="Picture"/>
+            <wp:docPr descr="" title="" id="31" name="Picture"/>
             <a:graphic>
               <a:graphicData uri="http://schemas.openxmlformats.org/drawingml/2006/picture">
                 <pic:pic>
                   <pic:nvPicPr>
-                    <pic:cNvPr descr="../results/cross_embedder_robustness_EMBEDDED.png" id="0" name="Picture"/>
+                    <pic:cNvPr descr="../exports/results/cross_embedder_robustness_EMBEDDED.png" id="32" name="Picture"/>
                     <pic:cNvPicPr>
                       <a:picLocks noChangeArrowheads="1" noChangeAspect="1"/>
                     </pic:cNvPicPr>
                   </pic:nvPicPr>
                   <pic:blipFill>
-                    <a:blip r:embed="rId37"/>
+                    <a:blip r:embed="rId30"/>
                     <a:stretch>
                       <a:fillRect/>
                     </a:stretch>
@@ -3805,7 +3904,7 @@
                   <pic:spPr bwMode="auto">
                     <a:xfrm>
                       <a:off x="0" y="0"/>
-                      <a:ext cx="5486400" cy="2992581"/>
+                      <a:ext cx="5486400" cy="2663334"/>
                     </a:xfrm>
                     <a:prstGeom prst="rect">
                       <a:avLst/>
@@ -3830,30 +3929,30 @@
       </w:pPr>
       <w:r>
         <w:rPr>
+          <w:b/>
           <w:bCs/>
-          <w:b/>
+          <w:i/>
           <w:iCs/>
-          <w:i/>
         </w:rPr>
         <w:t xml:space="preserve">Figure 3.</w:t>
       </w:r>
       <w:r>
         <w:rPr>
+          <w:i/>
           <w:iCs/>
-          <w:i/>
         </w:rPr>
         <w:t xml:space="preserve"> </w:t>
       </w:r>
       <w:r>
         <w:rPr>
+          <w:i/>
           <w:iCs/>
-          <w:i/>
         </w:rPr>
         <w:t xml:space="preserve">Encoder robustness for embedded logistic regression. A: ROC AUC with bootstrap 95% CIs. B: change in ROC AUC after permutation of psychiatric history or medication burden, with paired bootstrap 95% CIs. Encoders are bge-small-en-v1.5, bge-en-icl, Qwen3-Embedding-4B, and Qwen3-Embedding-8B. Complete encoder estimates appear in Multimedia Appendix 1, Table S15.</w:t>
       </w:r>
     </w:p>
-    <w:bookmarkEnd w:id="38"/>
-    <w:bookmarkStart w:id="40" w:name="retrieval-and-subgroup-performance"/>
+    <w:bookmarkEnd w:id="33"/>
+    <w:bookmarkStart w:id="37" w:name="_8ca3efeaa8d9d9d1376f80bd09636098b9bcacd"/>
     <w:p>
       <w:pPr>
         <w:pStyle w:val="Heading2"/>
@@ -3867,7 +3966,7 @@
         <w:pStyle w:val="FirstParagraph"/>
       </w:pPr>
       <w:r>
-        <w:t xml:space="preserve">Random retrieval stayed at chance at every k: at its best k, 32,720, it reached 0.500 (2.5th–97.5th percentile across draws 0.484–0.515). Farthest retrieval yielded 0.432 (95% CI 0.416–0.449). Neighborhood size mattered more than the similarity metric (Figure 4). Discrimination rose with k up to a few hundred neighbors. From k = 261 onward, logistic-regression-weighted retrieval stayed inside the interval at its best k. Plain cosine retrieval peaked at k = 757 and then drifted down, to 0.605 (95% CI 0.589–0.620) at k = 16,988. At its best k, logistic-regression-weighted retrieval reached 0.625 (95% CI 0.610–0.641) at k = 295, and plain cosine 0.618 (95% CI 0.602–0.634) at k = 757. They exceeded random retrieval by 0.125 (95% CI 0.103–0.147) and 0.118 (95% CI 0.096–0.140), respectively. The paired difference between the 2 metrics was 0.007 (95% CI −0.001 to 0.014). The best retrieval result over every k and exponent was logistic-regression-weighted retrieval with α = 2 at k = 1,090, 0.625 (95% CI 0.610–0.640). It was still lower than feature-vector XGBoost by 0.024 (95% CI 0.012–0.036) and lower than embedded logistic regression by 0.032 (95% CI 0.022–0.043). Because the best k was chosen on test patients, these maxima are optimistic. Using all 34,063 training patients as neighbors, with no k chosen, gave 0.624 (95% CI 0.607–0.639) for logistic-regression-weighted retrieval and 0.608 (95% CI 0.592–0.624) for plain cosine (Multimedia Appendix 1, section S6).</w:t>
+        <w:t xml:space="preserve">Retrieval is reported as a curve over neighborhood size (Figure 4). At every k from 1 to 34,063, both nearest-neighbor metrics stayed below both leading classifiers, and random retrieval stayed at chance. Neighborhood size mattered more than the similarity metric. Discrimination rose with k up to a few hundred neighbors. From k = 261 onward, logistic-regression-weighted retrieval stayed inside the interval at its best k. Plain cosine retrieval peaked and then drifted down, to 0.605 (95% CI 0.589–0.620) at k = 16,988. Each arm’s maximum was read at its best k, chosen on the test patients, so these maxima are optimistic. Logistic-regression-weighted retrieval reached 0.625 (95% CI 0.610–0.641) at k = 295, plain cosine 0.618 (95% CI 0.602–0.634) at k = 757, and random retrieval 0.500 (2.5th–97.5th percentile across draws 0.484–0.515) at k = 32,720, a best k that is noise. The 2 nearest-neighbor metrics exceeded random retrieval by 0.125 (95% CI 0.103–0.147) and 0.118 (95% CI 0.096–0.140), respectively, and differed from each other by 0.007 (95% CI −0.001 to 0.014). The best retrieval result over every k and exponent was logistic-regression-weighted retrieval with α = 2 at k = 1,090, 0.625 (95% CI 0.610–0.640). It was still lower than feature-vector XGBoost by 0.024 (95% CI 0.012–0.036) and lower than embedded logistic regression by 0.032 (95% CI 0.022–0.043). Using all 34,063 training patients as neighbors, with no k chosen, gave 0.624 (95% CI 0.607–0.639) for logistic-regression-weighted retrieval and 0.608 (95% CI 0.592–0.624) for plain cosine. ROC curves and confusion matrices at each arm’s best k are in Multimedia Appendix 1, section S6.</w:t>
       </w:r>
     </w:p>
     <w:p>
@@ -3877,20 +3976,20 @@
       <w:r>
         <w:drawing>
           <wp:inline>
-            <wp:extent cx="5486400" cy="2893276"/>
+            <wp:extent cx="5486400" cy="4879361"/>
             <wp:effectExtent b="0" l="0" r="0" t="0"/>
-            <wp:docPr descr="" title="" id="1" name="Picture"/>
+            <wp:docPr descr="" title="" id="35" name="Picture"/>
             <a:graphic>
               <a:graphicData uri="http://schemas.openxmlformats.org/drawingml/2006/picture">
                 <pic:pic>
                   <pic:nvPicPr>
-                    <pic:cNvPr descr="../results/Qwen-Qwen3-Embedding-8B/google_medgemma-27b-text-it/neighbor_count_sweep/neighbor_count_sweep_manuscript.png" id="0" name="Picture"/>
+                    <pic:cNvPr descr="../exports/results/Qwen-Qwen3-Embedding-8B/google_medgemma-27b-text-it/neighbor_count_sweep/neighbor_count_sweep_manuscript.png" id="36" name="Picture"/>
                     <pic:cNvPicPr>
                       <a:picLocks noChangeArrowheads="1" noChangeAspect="1"/>
                     </pic:cNvPicPr>
                   </pic:nvPicPr>
                   <pic:blipFill>
-                    <a:blip r:embed="rId39"/>
+                    <a:blip r:embed="rId34"/>
                     <a:stretch>
                       <a:fillRect/>
                     </a:stretch>
@@ -3898,7 +3997,7 @@
                   <pic:spPr bwMode="auto">
                     <a:xfrm>
                       <a:off x="0" y="0"/>
-                      <a:ext cx="5486400" cy="2893276"/>
+                      <a:ext cx="5486400" cy="4879361"/>
                     </a:xfrm>
                     <a:prstGeom prst="rect">
                       <a:avLst/>
@@ -3923,38 +4022,38 @@
       </w:pPr>
       <w:r>
         <w:rPr>
+          <w:b/>
           <w:bCs/>
-          <w:b/>
+          <w:i/>
           <w:iCs/>
-          <w:i/>
         </w:rPr>
         <w:t xml:space="preserve">Figure 4.</w:t>
       </w:r>
       <w:r>
         <w:rPr>
+          <w:i/>
           <w:iCs/>
-          <w:i/>
         </w:rPr>
         <w:t xml:space="preserve"> </w:t>
       </w:r>
       <w:r>
         <w:rPr>
+          <w:i/>
           <w:iCs/>
-          <w:i/>
         </w:rPr>
-        <w:t xml:space="preserve">Retrieval discrimination by neighborhood size. ROC AUC in 8,516 test patients at every k from 1 to 34,063 for logistic-regression-weighted and plain cosine retrieval, with bootstrap 95% bands, and for random retrieval with uniform weights, as the mean across 1,000 draws within the 2.5th–97.5th percentile of the draws. Points mark each arm’s best k, chosen on the test patients, so the values there are optimistic; the random arm’s best k is noise. Horizontal lines mark the 2 leading trained classifiers. Curves use α = 1; the maxima under α = 1, 2, and 5 agreed within 0.002.</w:t>
-      </w:r>
-    </w:p>
-    <w:p>
-      <w:pPr>
-        <w:pStyle w:val="BodyText"/>
-      </w:pPr>
-      <w:r>
-        <w:t xml:space="preserve">Subgroup analyses scored each retrieval arm at its best k. Of 240 subgroup contrasts, 23 survived multiplicity adjustment; 19 involved depression recurrence. Discrimination was higher with recurrent coding in all 10 models contrasted and lower with single-episode coding in 9. Performance was lower among never-married patients for 2 embedded classifiers and logistic-regression-weighted retrieval, and among patients aged 18–29 for feature-vector XGBoost. Sex contrasts did not show clear differences. White-minus-non-White ROC AUC differences were consistently positive (0.005–0.046), but none survived adjustment. For feature-vector logistic regression, individual-level calibration slopes were 0.98 (95% CI 0.85–1.11) in White patients and 0.79 (95% CI 0.56–1.02) in patients with other recorded racial categories. These findings do not establish equitable performance (Multimedia Appendix 1, section S9).</w:t>
-      </w:r>
-    </w:p>
-    <w:bookmarkEnd w:id="40"/>
-    <w:bookmarkStart w:id="42" w:name="X396e520dd6495a396736514718baa51d7644dd0"/>
+        <w:t xml:space="preserve">Retrieval discrimination by neighborhood size. ROC AUC in 8,516 test patients at every k from 1 to 34,063 for logistic-regression-weighted and plain cosine retrieval, with bootstrap 95% bands, and for random retrieval with uniform weights, as the mean across 1,000 draws within the 2.5th–97.5th percentile of the draws. Points mark each arm’s best k, chosen on the test patients, so the values there are optimistic; the random arm’s best k is noise. Horizontal lines mark the 2 leading trained classifiers. Curves use α = 1; the maxima under α = 1, 2, and 5 agreed within 0.002. Figure 5 draws the same plot for the other 3 encoders.</w:t>
+      </w:r>
+    </w:p>
+    <w:p>
+      <w:pPr>
+        <w:pStyle w:val="BodyText"/>
+      </w:pPr>
+      <w:r>
+        <w:t xml:space="preserve">Subgroup analyses scored each retrieval arm at its best k. Of 240 subgroup contrasts, 23 survived multiplicity adjustment; 19 involved depression recurrence. Discrimination was higher with recurrent coding in all 10 models contrasted and lower with single-episode coding in 9. Performance was lower among never-married patients for 2 embedded classifiers and logistic-regression-weighted retrieval, and among patients aged 18–29 for feature-vector XGBoost. Sex contrasts did not show clear differences. White-minus-non-White ROC AUC differences were consistently positive, from +0.005 (95% CI −0.031 to +0.042) to +0.046 (95% CI +0.006 to +0.087), but none survived adjustment. For feature-vector logistic regression, individual-level calibration slopes were 0.98 (95% CI 0.85–1.11) in White patients and 0.79 (95% CI 0.56–1.02) in patients with other recorded racial categories. These findings do not establish equitable performance (Multimedia Appendix 1, section S9).</w:t>
+      </w:r>
+    </w:p>
+    <w:bookmarkEnd w:id="37"/>
+    <w:bookmarkStart w:id="44" w:name="_396e520dd6495a396736514718baa51d7644dd0"/>
     <w:p>
       <w:pPr>
         <w:pStyle w:val="Heading2"/>
@@ -3968,7 +4067,7 @@
         <w:pStyle w:val="FirstParagraph"/>
       </w:pPr>
       <w:r>
-        <w:t xml:space="preserve">We repeated the neighborhood-size sweep for the other 3 encoders under the same rules. Each encoder’s logistic-regression-weighted similarity used the coefficients of that encoder’s own embedded logistic regression. Each metric was read at its own best k under α = 1, chosen on the test patients, so these maxima are optimistic. Retrieval stayed below embedded logistic regression for every encoder (Figure 5).</w:t>
+        <w:t xml:space="preserve">We repeated the neighborhood-size sweep for the other 3 encoders under the same rules, for both nearest-neighbor metrics and random retrieval. Each encoder’s logistic-regression-weighted similarity used the coefficients of that encoder’s own embedded logistic regression. For every encoder, both nearest-neighbor curves stayed below that encoder’s embedded logistic regression at every k (Figure 5). Each metric’s maximum was read at its own best k under α = 1, chosen on the test patients, so these maxima are optimistic.</w:t>
       </w:r>
     </w:p>
     <w:p>
@@ -3984,7 +4083,7 @@
         <w:pStyle w:val="BodyText"/>
       </w:pPr>
       <w:r>
-        <w:t xml:space="preserve">Plain cosine retrieval peaked at k = 1,243, 413, 493, and 757 for the same 4 encoders. It reached 0.602 (95% CI 0.586–0.618), 0.620 (95% CI 0.605–0.637), 0.621 (95% CI 0.605–0.637), and 0.618 (95% CI 0.602–0.634), lower than the weighted metric for every encoder. Only the primary encoder’s difference was tested, 0.007 (95% CI −0.001 to 0.014). Every best k for either metric lay between 295 and 1,519. Using all 34,063 training patients as neighbors, weighted retrieval gave 0.617 (95% CI 0.600–0.633) to 0.629 (95% CI 0.614–0.645) for the 3 larger encoders. For bge-small-en-v1.5 it fell to 0.580 (95% CI 0.565–0.595), the only encoder whose weighted curve declined at large k.</w:t>
+        <w:t xml:space="preserve">Plain cosine retrieval peaked at k = 1,243, 413, 493, and 757 for the same 4 encoders. It reached 0.602 (95% CI 0.586–0.618), 0.620 (95% CI 0.605–0.637), 0.621 (95% CI 0.605–0.637), and 0.618 (95% CI 0.602–0.634), lower than the weighted metric for every encoder. Only the primary encoder’s difference was tested, 0.007 (95% CI −0.001 to 0.014). Every best k for either metric lay between 295 and 1,519. Using all 34,063 training patients as neighbors, weighted retrieval gave 0.617 (95% CI 0.600–0.633) to 0.629 (95% CI 0.614–0.645) for the 3 larger encoders. For bge-small-en-v1.5 it fell to 0.580 (95% CI 0.565–0.595), the steepest decline of any encoder’s weighted curve at large k. Near the whole pool (k above about 30,500), every patient’s neighborhood is nearly the same set, so the risk estimates differ by about 0.0004 (risk SD 4.00 × 10⁻⁴ at the lowest point), and plain cosine ROC AUC becomes unstable, ranging from 0.511 to 0.582 for bge-small-en-v1.5 and from 0.579 to 0.606 for bge-en-icl, with no change to any conclusion. ROC curves and confusion matrices for each encoder’s nearest-neighbor metrics at their best k are in Multimedia Appendix 1, section S6.</w:t>
       </w:r>
     </w:p>
     <w:p>
@@ -3994,20 +4093,20 @@
       <w:r>
         <w:drawing>
           <wp:inline>
-            <wp:extent cx="5486400" cy="2294312"/>
+            <wp:extent cx="5486400" cy="5570854"/>
             <wp:effectExtent b="0" l="0" r="0" t="0"/>
-            <wp:docPr descr="" title="" id="1" name="Picture"/>
+            <wp:docPr descr="" title="" id="39" name="Picture"/>
             <a:graphic>
               <a:graphicData uri="http://schemas.openxmlformats.org/drawingml/2006/picture">
                 <pic:pic>
                   <pic:nvPicPr>
-                    <pic:cNvPr descr="../results/cross_embedder_retrieval/cross_embedder_sweep.png" id="0" name="Picture"/>
+                    <pic:cNvPr descr="../exports/results/cross_embedder_retrieval/neighbor_count_sweep_panels.png" id="40" name="Picture"/>
                     <pic:cNvPicPr>
                       <a:picLocks noChangeArrowheads="1" noChangeAspect="1"/>
                     </pic:cNvPicPr>
                   </pic:nvPicPr>
                   <pic:blipFill>
-                    <a:blip r:embed="rId41"/>
+                    <a:blip r:embed="rId38"/>
                     <a:stretch>
                       <a:fillRect/>
                     </a:stretch>
@@ -4015,7 +4114,7 @@
                   <pic:spPr bwMode="auto">
                     <a:xfrm>
                       <a:off x="0" y="0"/>
-                      <a:ext cx="5486400" cy="2294312"/>
+                      <a:ext cx="5486400" cy="5570854"/>
                     </a:xfrm>
                     <a:prstGeom prst="rect">
                       <a:avLst/>
@@ -4040,31 +4139,114 @@
       </w:pPr>
       <w:r>
         <w:rPr>
+          <w:b/>
           <w:bCs/>
-          <w:b/>
+          <w:i/>
           <w:iCs/>
-          <w:i/>
         </w:rPr>
         <w:t xml:space="preserve">Figure 5.</w:t>
       </w:r>
       <w:r>
         <w:rPr>
+          <w:i/>
           <w:iCs/>
-          <w:i/>
         </w:rPr>
         <w:t xml:space="preserve"> </w:t>
       </w:r>
       <w:r>
         <w:rPr>
+          <w:i/>
           <w:iCs/>
+        </w:rPr>
+        <w:t xml:space="preserve">Retrieval discrimination by neighborhood size for the other 3 encoders: (A) bge-small-en-v1.5, (B) bge-en-icl, and (C) Qwen3-Embedding-4B. Figure 4 is the same plot for Qwen3-Embedding-8B. Each panel draws ROC AUC in 8,516 test patients at every k from 1 to 34,063 for logistic-regression-weighted and plain cosine retrieval, with bootstrap 95% bands, and for random retrieval with uniform weights, as the mean across 1,000 draws within the 2.5th–97.5th percentile of the draws. Each encoder’s weights come from its own embedded logistic regression. Points mark each arm’s best k, chosen on the test patients, so the values there are optimistic. Horizontal lines mark that encoder’s embedded logistic regression and feature-vector XGBoost, which is the same in every panel. Curves use α = 1.</w:t>
+      </w:r>
+    </w:p>
+    <w:p>
+      <w:pPr>
+        <w:pStyle w:val="BodyText"/>
+      </w:pPr>
+      <w:r>
+        <w:t xml:space="preserve">The number of embedding dimensions each logistic regression relied on was similar for 3 of the 4 encoders. The fewest dimensions holding 90% of the absolute coefficient mass were 253 for bge-small-en-v1.5, 271 for bge-en-icl, 1,626 for Qwen3-Embedding-4B, and 236 for Qwen3-Embedding-8B. These counts describe each fitted model and carry no sampling interval. Best k did not follow them. Qwen3-Embedding-4B used the most dimensions, yet its best k, 684 and 493 for the 2 metrics, lay inside the range of the other encoders (Figure 6). With 4 encoders, this comparison describes a relation and does not test one.</w:t>
+      </w:r>
+    </w:p>
+    <w:p>
+      <w:pPr>
+        <w:pStyle w:val="BodyText"/>
+      </w:pPr>
+      <w:r>
+        <w:drawing>
+          <wp:inline>
+            <wp:extent cx="4572000" cy="3834580"/>
+            <wp:effectExtent b="0" l="0" r="0" t="0"/>
+            <wp:docPr descr="" title="" id="42" name="Picture"/>
+            <a:graphic>
+              <a:graphicData uri="http://schemas.openxmlformats.org/drawingml/2006/picture">
+                <pic:pic>
+                  <pic:nvPicPr>
+                    <pic:cNvPr descr="../exports/results/cross_embedder_retrieval/lr_dimensions_vs_best_k.png" id="43" name="Picture"/>
+                    <pic:cNvPicPr>
+                      <a:picLocks noChangeArrowheads="1" noChangeAspect="1"/>
+                    </pic:cNvPicPr>
+                  </pic:nvPicPr>
+                  <pic:blipFill>
+                    <a:blip r:embed="rId41"/>
+                    <a:stretch>
+                      <a:fillRect/>
+                    </a:stretch>
+                  </pic:blipFill>
+                  <pic:spPr bwMode="auto">
+                    <a:xfrm>
+                      <a:off x="0" y="0"/>
+                      <a:ext cx="4572000" cy="3834580"/>
+                    </a:xfrm>
+                    <a:prstGeom prst="rect">
+                      <a:avLst/>
+                    </a:prstGeom>
+                    <a:noFill/>
+                    <a:ln w="9525">
+                      <a:noFill/>
+                      <a:headEnd/>
+                      <a:tailEnd/>
+                    </a:ln>
+                  </pic:spPr>
+                </pic:pic>
+              </a:graphicData>
+            </a:graphic>
+          </wp:inline>
+        </w:drawing>
+      </w:r>
+    </w:p>
+    <w:p>
+      <w:pPr>
+        <w:pStyle w:val="BodyText"/>
+      </w:pPr>
+      <w:r>
+        <w:rPr>
+          <w:b/>
+          <w:bCs/>
           <w:i/>
+          <w:iCs/>
         </w:rPr>
-        <w:t xml:space="preserve">Retrieval discrimination by neighborhood size for the 4 encoders. ROC AUC in 8,516 test patients at every k from 1 to 34,063, under α = 1, for logistic-regression-weighted (left panel) and plain cosine retrieval (right panel). Each encoder’s weights come from its own embedded logistic regression. Points mark each encoder’s best k, chosen on the test patients, so the values there are optimistic. The dotted line marks chance. Bootstrap bands are omitted for legibility; Figure 4 draws them for the primary encoder.</w:t>
-      </w:r>
-    </w:p>
-    <w:bookmarkEnd w:id="42"/>
-    <w:bookmarkEnd w:id="43"/>
-    <w:bookmarkStart w:id="49" w:name="discussion"/>
+        <w:t xml:space="preserve">Figure 6.</w:t>
+      </w:r>
+      <w:r>
+        <w:rPr>
+          <w:i/>
+          <w:iCs/>
+        </w:rPr>
+        <w:t xml:space="preserve"> </w:t>
+      </w:r>
+      <w:r>
+        <w:rPr>
+          <w:i/>
+          <w:iCs/>
+        </w:rPr>
+        <w:t xml:space="preserve">Logistic-regression dimensions against best k for the 4 encoders. The horizontal axis is the fewest embedding dimensions holding 90% of the absolute coefficient mass of each encoder’s embedded logistic regression. The vertical axis is the best k of logistic-regression-weighted (filled markers) and plain cosine retrieval (open markers), chosen on the test patients and therefore optimistic. Both axes are logarithmic.</w:t>
+      </w:r>
+    </w:p>
+    <w:bookmarkEnd w:id="44"/>
+    <w:bookmarkEnd w:id="45"/>
+    <w:bookmarkStart w:id="51" w:name="_discussion"/>
     <w:p>
       <w:pPr>
         <w:pStyle w:val="Heading1"/>
@@ -4073,7 +4255,7 @@
         <w:t xml:space="preserve">Discussion</w:t>
       </w:r>
     </w:p>
-    <w:bookmarkStart w:id="44" w:name="principal-findings"/>
+    <w:bookmarkStart w:id="46" w:name="_4ff16389c13055d3b73fad181cc5927e5a98872"/>
     <w:p>
       <w:pPr>
         <w:pStyle w:val="Heading2"/>
@@ -4106,8 +4288,8 @@
         <w:t xml:space="preserve">The predictive signal was concentrated in familiar aspects of clinical history. Psychiatric comorbidity, medication burden, and prior treatment contributed most to embedded discrimination, while feature-vector models highlighted related markers of illness complexity. Nearest-neighbor analyses showed that embedding proximity was associated with the outcome: randomly chosen neighbors gave chance discrimination at every neighborhood size. Retrieval still fell short of the trained classifiers at every neighborhood size, and the number of neighbors mattered more than how similarity was weighted. Taken together, these findings suggest that embeddings reorganized useful information already recorded in the EHR; they do not demonstrate a new measure of treatment resistance.</w:t>
       </w:r>
     </w:p>
-    <w:bookmarkEnd w:id="44"/>
-    <w:bookmarkStart w:id="45" w:name="comparison-with-prior-work"/>
+    <w:bookmarkEnd w:id="46"/>
+    <w:bookmarkStart w:id="47" w:name="_3636ce9be5da45ab88a1fa0b95c3374871bf13a"/>
     <w:p>
       <w:pPr>
         <w:pStyle w:val="Heading2"/>
@@ -4132,8 +4314,8 @@
         <w:t xml:space="preserve">The present contribution is the direct comparison of practical representation pipelines under a shared cohort, prediction time, and test split. It does not set a performance ceiling for EHR prediction. Adding independently informative measurements may improve prediction, as may better outcome ascertainment. Re-encoding existing records should therefore be judged by incremental performance, reproducibility, and implementation burden rather than model size alone.</w:t>
       </w:r>
     </w:p>
-    <w:bookmarkEnd w:id="45"/>
-    <w:bookmarkStart w:id="46" w:name="clinical-interpretation-and-limitations"/>
+    <w:bookmarkEnd w:id="47"/>
+    <w:bookmarkStart w:id="48" w:name="_d5f796a8c7b3734ab52735d14bab7ca275f0d55"/>
     <w:p>
       <w:pPr>
         <w:pStyle w:val="Heading2"/>
@@ -4166,8 +4348,8 @@
         <w:t xml:space="preserve">The minimal change after race/ethnicity or social-determinant permutation is useful but does not establish fairness. These fields may be incompletely recorded, related information may remain in other predictors, and the outcome depends on access to treatment [28,29]. The subgroup analyses were limited by small event counts and broad racial aggregation, with unresolved differences in discrimination and calibration. Similarly, concept permutation measures sensitivity to altered inputs rather than a causal contribution; correlated fields and implausible combinations after permutation limit attribution.</w:t>
       </w:r>
     </w:p>
-    <w:bookmarkEnd w:id="46"/>
-    <w:bookmarkStart w:id="47" w:name="implications-and-next-steps"/>
+    <w:bookmarkEnd w:id="48"/>
+    <w:bookmarkStart w:id="49" w:name="_2176107ceb905df0767f129fe8aec029a2e4a17"/>
     <w:p>
       <w:pPr>
         <w:pStyle w:val="Heading2"/>
@@ -4184,8 +4366,8 @@
         <w:t xml:space="preserve">The current findings are useful, but the results do not support clinical deployment. The next steps are to validate the switching phenotype against treatment histories and symptom change, then evaluate frozen pipelines in temporal and external cohorts. Evaluation should compare embeddings with compact psychiatric-history, medication, and utilization baselines and report precision–recall performance, individual-level calibration, subgroup errors, and decision-analytic net benefit at prespecified thresholds. However, for an embedding pipeline to justify its added complexity, it should improve prediction, transportability, or clinical workflow beyond a simpler model. It is also possible that a more clinically informative prediction target may be as impactful for future investigations as a more elaborate representation of the case embedding.</w:t>
       </w:r>
     </w:p>
-    <w:bookmarkEnd w:id="47"/>
-    <w:bookmarkStart w:id="48" w:name="conclusions"/>
+    <w:bookmarkEnd w:id="49"/>
+    <w:bookmarkStart w:id="50" w:name="_conclusions"/>
     <w:p>
       <w:pPr>
         <w:pStyle w:val="Heading2"/>
@@ -4202,9 +4384,9 @@
         <w:t xml:space="preserve">At the index antidepressant prescription, structured feature vectors and narrative embeddings provided modest discrimination for a subsequent treatment-switching proxy for TRD, without demonstrated superiority of the strongest embedded model. Performance depended on the classifier. Progress toward clinical use requires better validation of the outcome and evidence that prediction improves decisions across patients and health systems.</w:t>
       </w:r>
     </w:p>
-    <w:bookmarkEnd w:id="48"/>
-    <w:bookmarkEnd w:id="49"/>
-    <w:bookmarkStart w:id="50" w:name="acknowledgments"/>
+    <w:bookmarkEnd w:id="50"/>
+    <w:bookmarkEnd w:id="51"/>
+    <w:bookmarkStart w:id="52" w:name="_acknowledgments"/>
     <w:p>
       <w:pPr>
         <w:pStyle w:val="Heading1"/>
@@ -4221,8 +4403,8 @@
         <w:t xml:space="preserve">ChatGPT (OpenAI) assisted with language editing and organization of the manuscript and supplement. The authors are responsible for the final content.</w:t>
       </w:r>
     </w:p>
-    <w:bookmarkEnd w:id="50"/>
-    <w:bookmarkStart w:id="51" w:name="funding"/>
+    <w:bookmarkEnd w:id="52"/>
+    <w:bookmarkStart w:id="53" w:name="_funding"/>
     <w:p>
       <w:pPr>
         <w:pStyle w:val="Heading1"/>
@@ -4239,8 +4421,8 @@
         <w:t xml:space="preserve">This work was funded by the William K. Warren Foundation. No other funding agency in the public, commercial, or not-for-profit sectors supported this research. M. Ferguson was supported by a graduate assistantship from the Laureate Institute for Brain Research while enrolled as a graduate student at The University of Tulsa. The funder had no role in the design of the study, the analysis or interpretation of the data, the writing of the manuscript, or the decision to submit it for publication.</w:t>
       </w:r>
     </w:p>
-    <w:bookmarkEnd w:id="51"/>
-    <w:bookmarkStart w:id="52" w:name="conflicts-of-interest"/>
+    <w:bookmarkEnd w:id="53"/>
+    <w:bookmarkStart w:id="54" w:name="_ce73433e89afc27902f14cba7583f04156a1bb2"/>
     <w:p>
       <w:pPr>
         <w:pStyle w:val="Heading1"/>
@@ -4257,8 +4439,8 @@
         <w:t xml:space="preserve">None declared.</w:t>
       </w:r>
     </w:p>
-    <w:bookmarkEnd w:id="52"/>
-    <w:bookmarkStart w:id="53" w:name="data-availability"/>
+    <w:bookmarkEnd w:id="54"/>
+    <w:bookmarkStart w:id="55" w:name="_ea5c66868f283220c19382d0fdd5a852ec570ca"/>
     <w:p>
       <w:pPr>
         <w:pStyle w:val="Heading1"/>
@@ -4275,8 +4457,8 @@
         <w:t xml:space="preserve">The EHR data cannot be shared publicly. Analysis code is available at https://github.com/Pirate-Hunter-Zoro/TRD-EHR. Fitted model objects are not distributed because they are derived from nonshareable patient data.</w:t>
       </w:r>
     </w:p>
-    <w:bookmarkEnd w:id="53"/>
-    <w:bookmarkStart w:id="54" w:name="authors-contributions"/>
+    <w:bookmarkEnd w:id="55"/>
+    <w:bookmarkStart w:id="56" w:name="_b8356044e1855f49faa1ecb5e0ecc373fd3b25d"/>
     <w:p>
       <w:pPr>
         <w:pStyle w:val="Heading1"/>
@@ -4293,8 +4475,8 @@
         <w:t xml:space="preserve">MF designed and implemented the analysis pipeline, performed all modeling and statistical analysis, produced all figures and tables, including those in Multimedia Appendix 1, and wrote the Methods and Results. MP directed the project, supervised its scientific design and interpretation, and wrote the rest of the manuscript. KLF prepared the upstream clinical data, including the treatment-resistant depression labels and the antidepressant index dates that define the cohort and the outcome. RK, SS, and DP provided methodological feedback and guidance on the analysis and its interpretation throughout. All authors reviewed and approved the final manuscript.</w:t>
       </w:r>
     </w:p>
-    <w:bookmarkEnd w:id="54"/>
-    <w:bookmarkStart w:id="55" w:name="protocol-and-registration"/>
+    <w:bookmarkEnd w:id="56"/>
+    <w:bookmarkStart w:id="57" w:name="_84a99ffdccc35137f46316f3ade1c2b3666e00f"/>
     <w:p>
       <w:pPr>
         <w:pStyle w:val="Heading1"/>
@@ -4311,8 +4493,8 @@
         <w:t xml:space="preserve">No study protocol was prepared, and the study was not registered. The completed TRIPOD+AI checklist is provided as a separate submission document [19].</w:t>
       </w:r>
     </w:p>
-    <w:bookmarkEnd w:id="55"/>
-    <w:bookmarkStart w:id="56" w:name="abbreviations"/>
+    <w:bookmarkEnd w:id="57"/>
+    <w:bookmarkStart w:id="58" w:name="_abbreviations"/>
     <w:p>
       <w:pPr>
         <w:pStyle w:val="Heading1"/>
@@ -4369,8 +4551,8 @@
         <w:t xml:space="preserve">TRIPOD+AI: Transparent Reporting of a Multivariable Prediction Model for Individual Prognosis or Diagnosis plus Artificial Intelligence</w:t>
       </w:r>
     </w:p>
-    <w:bookmarkEnd w:id="56"/>
-    <w:bookmarkStart w:id="57" w:name="multimedia-appendix-1"/>
+    <w:bookmarkEnd w:id="58"/>
+    <w:bookmarkStart w:id="59" w:name="_0e5fd1e419bdcc070144e07b692f54cc99ea860"/>
     <w:p>
       <w:pPr>
         <w:pStyle w:val="Heading1"/>
@@ -4387,8 +4569,8 @@
         <w:t xml:space="preserve">Supplementary methods, predictor inventory, supporting analyses, and extended results for the comparison of structured feature vectors and narrative embeddings.</w:t>
       </w:r>
     </w:p>
-    <w:bookmarkEnd w:id="57"/>
-    <w:bookmarkStart w:id="58" w:name="references"/>
+    <w:bookmarkEnd w:id="59"/>
+    <w:bookmarkStart w:id="60" w:name="_references"/>
     <w:p>
       <w:pPr>
         <w:pStyle w:val="Heading1"/>
@@ -4629,7 +4811,7 @@
         <w:t xml:space="preserve">29. Alegría M, Chatterji P, Wells K, Cao Z, Chen CN, Takeuchi D, et al. Disparity in depression treatment among racial and ethnic minority populations in the United States. Psychiatr Serv. 2008;59(11):1264-1272. doi:10.1176/ps.2008.59.11.1264.</w:t>
       </w:r>
     </w:p>
-    <w:bookmarkEnd w:id="58"/>
+    <w:bookmarkEnd w:id="60"/>
     <w:sectPr>
       <w:pgSz w:h="15840" w:w="12240"/>
       <w:pgMar w:bottom="1440" w:footer="708" w:gutter="0" w:header="708" w:left="1800" w:right="1800" w:top="1440"/>
@@ -4841,14 +5023,14 @@
     </w:lvl>
   </w:abstractNum>
   <w:abstractNum w:abstractNumId="990">
-    <w:nsid w:val="2c1ae401"/>
+    <w:nsid w:val="0000A990"/>
     <w:multiLevelType w:val="multilevel"/>
     <w:lvl w:ilvl="0">
       <w:numFmt w:val="bullet"/>
       <w:lvlText w:val=" "/>
       <w:lvlJc w:val="left"/>
       <w:pPr>
-        <w:ind w:left="720" w:hanging="480"/>
+        <w:ind w:left="720" w:hanging="360"/>
       </w:pPr>
     </w:lvl>
     <w:lvl w:ilvl="1">
@@ -4856,7 +5038,7 @@
       <w:lvlText w:val=" "/>
       <w:lvlJc w:val="left"/>
       <w:pPr>
-        <w:ind w:left="1440" w:hanging="480"/>
+        <w:ind w:left="1440" w:hanging="360"/>
       </w:pPr>
     </w:lvl>
     <w:lvl w:ilvl="2">
@@ -4864,7 +5046,7 @@
       <w:lvlText w:val=" "/>
       <w:lvlJc w:val="left"/>
       <w:pPr>
-        <w:ind w:left="2160" w:hanging="480"/>
+        <w:ind w:left="2160" w:hanging="360"/>
       </w:pPr>
     </w:lvl>
     <w:lvl w:ilvl="3">
@@ -4872,7 +5054,7 @@
       <w:lvlText w:val=" "/>
       <w:lvlJc w:val="left"/>
       <w:pPr>
-        <w:ind w:left="2880" w:hanging="480"/>
+        <w:ind w:left="2880" w:hanging="360"/>
       </w:pPr>
     </w:lvl>
     <w:lvl w:ilvl="4">
@@ -4880,7 +5062,7 @@
       <w:lvlText w:val=" "/>
       <w:lvlJc w:val="left"/>
       <w:pPr>
-        <w:ind w:left="3600" w:hanging="480"/>
+        <w:ind w:left="3600" w:hanging="360"/>
       </w:pPr>
     </w:lvl>
     <w:lvl w:ilvl="5">
@@ -4888,7 +5070,7 @@
       <w:lvlText w:val=" "/>
       <w:lvlJc w:val="left"/>
       <w:pPr>
-        <w:ind w:left="4320" w:hanging="480"/>
+        <w:ind w:left="4320" w:hanging="360"/>
       </w:pPr>
     </w:lvl>
     <w:lvl w:ilvl="6">
@@ -4896,7 +5078,7 @@
       <w:lvlText w:val=" "/>
       <w:lvlJc w:val="left"/>
       <w:pPr>
-        <w:ind w:left="5040" w:hanging="480"/>
+        <w:ind w:left="5040" w:hanging="360"/>
       </w:pPr>
     </w:lvl>
     <w:lvl w:ilvl="7">
@@ -4904,7 +5086,7 @@
       <w:lvlText w:val=" "/>
       <w:lvlJc w:val="left"/>
       <w:pPr>
-        <w:ind w:left="5760" w:hanging="480"/>
+        <w:ind w:left="5760" w:hanging="360"/>
       </w:pPr>
     </w:lvl>
     <w:lvl w:ilvl="8">
@@ -4912,7 +5094,7 @@
       <w:lvlText w:val=" "/>
       <w:lvlJc w:val="left"/>
       <w:pPr>
-        <w:ind w:left="6480" w:hanging="480"/>
+        <w:ind w:left="6480" w:hanging="360"/>
       </w:pPr>
     </w:lvl>
   </w:abstractNum>
@@ -5663,8 +5845,8 @@
     <w:name w:val="KeywordTok"/>
     <w:basedOn w:val="VerbatimChar"/>
     <w:rPr>
+      <w:b/>
       <w:color w:val="007020"/>
-      <w:b/>
     </w:rPr>
   </w:style>
   <w:style w:type="character" w:customStyle="1" w:styleId="DataTypeTok">
@@ -5740,40 +5922,43 @@
   <w:style w:type="character" w:customStyle="1" w:styleId="ImportTok">
     <w:name w:val="ImportTok"/>
     <w:basedOn w:val="VerbatimChar"/>
-    <w:rPr/>
+    <w:rPr>
+      <w:b/>
+      <w:color w:val="008000"/>
+    </w:rPr>
   </w:style>
   <w:style w:type="character" w:customStyle="1" w:styleId="CommentTok">
     <w:name w:val="CommentTok"/>
     <w:basedOn w:val="VerbatimChar"/>
     <w:rPr>
+      <w:i/>
       <w:color w:val="60a0b0"/>
-      <w:i/>
     </w:rPr>
   </w:style>
   <w:style w:type="character" w:customStyle="1" w:styleId="DocumentationTok">
     <w:name w:val="DocumentationTok"/>
     <w:basedOn w:val="VerbatimChar"/>
     <w:rPr>
+      <w:i/>
       <w:color w:val="ba2121"/>
-      <w:i/>
     </w:rPr>
   </w:style>
   <w:style w:type="character" w:customStyle="1" w:styleId="AnnotationTok">
     <w:name w:val="AnnotationTok"/>
     <w:basedOn w:val="VerbatimChar"/>
     <w:rPr>
-      <w:color w:val="60a0b0"/>
       <w:b/>
       <w:i/>
+      <w:color w:val="60a0b0"/>
     </w:rPr>
   </w:style>
   <w:style w:type="character" w:customStyle="1" w:styleId="CommentVarTok">
     <w:name w:val="CommentVarTok"/>
     <w:basedOn w:val="VerbatimChar"/>
     <w:rPr>
-      <w:color w:val="60a0b0"/>
       <w:b/>
       <w:i/>
+      <w:color w:val="60a0b0"/>
     </w:rPr>
   </w:style>
   <w:style w:type="character" w:customStyle="1" w:styleId="OtherTok">
@@ -5801,8 +5986,8 @@
     <w:name w:val="ControlFlowTok"/>
     <w:basedOn w:val="VerbatimChar"/>
     <w:rPr>
+      <w:b/>
       <w:color w:val="007020"/>
-      <w:b/>
     </w:rPr>
   </w:style>
   <w:style w:type="character" w:customStyle="1" w:styleId="OperatorTok">
@@ -5815,7 +6000,9 @@
   <w:style w:type="character" w:customStyle="1" w:styleId="BuiltInTok">
     <w:name w:val="BuiltInTok"/>
     <w:basedOn w:val="VerbatimChar"/>
-    <w:rPr/>
+    <w:rPr>
+      <w:color w:val="008000"/>
+    </w:rPr>
   </w:style>
   <w:style w:type="character" w:customStyle="1" w:styleId="ExtensionTok">
     <w:name w:val="ExtensionTok"/>
@@ -5845,34 +6032,34 @@
     <w:name w:val="InformationTok"/>
     <w:basedOn w:val="VerbatimChar"/>
     <w:rPr>
-      <w:color w:val="60a0b0"/>
       <w:b/>
       <w:i/>
+      <w:color w:val="60a0b0"/>
     </w:rPr>
   </w:style>
   <w:style w:type="character" w:customStyle="1" w:styleId="WarningTok">
     <w:name w:val="WarningTok"/>
     <w:basedOn w:val="VerbatimChar"/>
     <w:rPr>
-      <w:color w:val="60a0b0"/>
       <w:b/>
       <w:i/>
+      <w:color w:val="60a0b0"/>
     </w:rPr>
   </w:style>
   <w:style w:type="character" w:customStyle="1" w:styleId="AlertTok">
     <w:name w:val="AlertTok"/>
     <w:basedOn w:val="VerbatimChar"/>
     <w:rPr>
+      <w:b/>
       <w:color w:val="ff0000"/>
-      <w:b/>
     </w:rPr>
   </w:style>
   <w:style w:type="character" w:customStyle="1" w:styleId="ErrorTok">
     <w:name w:val="ErrorTok"/>
     <w:basedOn w:val="VerbatimChar"/>
     <w:rPr>
+      <w:b/>
       <w:color w:val="ff0000"/>
-      <w:b/>
     </w:rPr>
   </w:style>
   <w:style w:type="character" w:customStyle="1" w:styleId="NormalTok">

--- a/research/TRD-EHR/paper1-trd-prediction/manuscript.docx
+++ b/research/TRD-EHR/paper1-trd-prediction/manuscript.docx
@@ -4083,7 +4083,7 @@
         <w:pStyle w:val="BodyText"/>
       </w:pPr>
       <w:r>
-        <w:t xml:space="preserve">Plain cosine retrieval peaked at k = 1,243, 413, 493, and 757 for the same 4 encoders. It reached 0.602 (95% CI 0.586–0.618), 0.620 (95% CI 0.605–0.637), 0.621 (95% CI 0.605–0.637), and 0.618 (95% CI 0.602–0.634), lower than the weighted metric for every encoder. Only the primary encoder’s difference was tested, 0.007 (95% CI −0.001 to 0.014). Every best k for either metric lay between 295 and 1,519. Using all 34,063 training patients as neighbors, weighted retrieval gave 0.617 (95% CI 0.600–0.633) to 0.629 (95% CI 0.614–0.645) for the 3 larger encoders. For bge-small-en-v1.5 it fell to 0.580 (95% CI 0.565–0.595), the steepest decline of any encoder’s weighted curve at large k. Near the whole pool (k above about 30,500), every patient’s neighborhood is nearly the same set, so the risk estimates differ by about 0.0004 (risk SD 4.00 × 10⁻⁴ at the lowest point), and plain cosine ROC AUC becomes unstable, ranging from 0.511 to 0.582 for bge-small-en-v1.5 and from 0.579 to 0.606 for bge-en-icl, with no change to any conclusion. ROC curves and confusion matrices for each encoder’s nearest-neighbor metrics at their best k are in Multimedia Appendix 1, section S6.</w:t>
+        <w:t xml:space="preserve">Plain cosine retrieval peaked at k = 1,243, 413, 493, and 757 for the same 4 encoders. It reached 0.602 (95% CI 0.586–0.618), 0.620 (95% CI 0.605–0.637), 0.621 (95% CI 0.605–0.637), and 0.618 (95% CI 0.602–0.634), lower than the weighted metric for every encoder. Only the primary encoder’s difference was tested, 0.007 (95% CI −0.001 to 0.014). Every best k for either metric lay between 295 and 1,519. Using all 34,063 training patients as neighbors, weighted retrieval gave 0.617 (95% CI 0.600–0.633) to 0.629 (95% CI 0.614–0.645) for the 3 larger encoders. For bge-small-en-v1.5 it fell to 0.580 (95% CI 0.565–0.595), the steepest decline of any encoder’s weighted curve at large k. Near the whole pool (k above about 30,500), every patient’s neighborhood is nearly the same set, so the risk estimates differ by about 0.0004 (risk SD 4.00 × 10⁻⁴ at bge-small-en-v1.5’s lowest point, k = 31,447), and plain cosine ROC AUC becomes unstable, ranging from 0.511 to 0.582 for bge-small-en-v1.5 and from 0.579 to 0.606 for bge-en-icl, with no change to any conclusion. ROC curves and confusion matrices for each encoder’s nearest-neighbor metrics at their best k are in Multimedia Appendix 1, section S6.</w:t>
       </w:r>
     </w:p>
     <w:p>
@@ -4176,7 +4176,7 @@
       <w:r>
         <w:drawing>
           <wp:inline>
-            <wp:extent cx="4572000" cy="3834580"/>
+            <wp:extent cx="5486400" cy="4601496"/>
             <wp:effectExtent b="0" l="0" r="0" t="0"/>
             <wp:docPr descr="" title="" id="42" name="Picture"/>
             <a:graphic>
@@ -4197,7 +4197,7 @@
                   <pic:spPr bwMode="auto">
                     <a:xfrm>
                       <a:off x="0" y="0"/>
-                      <a:ext cx="4572000" cy="3834580"/>
+                      <a:ext cx="5486400" cy="4601496"/>
                     </a:xfrm>
                     <a:prstGeom prst="rect">
                       <a:avLst/>
@@ -4241,7 +4241,7 @@
           <w:i/>
           <w:iCs/>
         </w:rPr>
-        <w:t xml:space="preserve">Logistic-regression dimensions against best k for the 4 encoders. The horizontal axis is the fewest embedding dimensions holding 90% of the absolute coefficient mass of each encoder’s embedded logistic regression. The vertical axis is the best k of logistic-regression-weighted (filled markers) and plain cosine retrieval (open markers), chosen on the test patients and therefore optimistic. Both axes are logarithmic.</w:t>
+        <w:t xml:space="preserve">Logistic-regression dimensions against best k for the 4 encoders. The horizontal axis is the fewest embedding dimensions holding 90% of the absolute coefficient mass of each encoder’s embedded logistic regression. The vertical axis is the best k of logistic-regression-weighted (filled markers) and plain cosine retrieval (open markers), chosen on the test patients and therefore optimistic. Both axes are logarithmic. In-plot labels abbreviate bge-small-en-v1.5, Qwen3-Embedding-4B, and Qwen3-Embedding-8B.</w:t>
       </w:r>
     </w:p>
     <w:bookmarkEnd w:id="44"/>
